--- a/Documents/Project Yesh-Dibur Flutter Frontend - File Architecture.docx
+++ b/Documents/Project Yesh-Dibur Flutter Frontend - File Architecture.docx
@@ -735,6 +735,7 @@
     <w:p>
       <w:pPr>
         <w:rPr>
+          <w:rFonts w:hint="cs"/>
           <w:b/>
           <w:bCs/>
           <w:u w:val="single"/>
@@ -744,66 +745,6 @@
     </w:p>
     <w:p>
       <w:pPr>
-        <w:rPr>
-          <w:b/>
-          <w:bCs/>
-          <w:u w:val="single"/>
-          <w:rtl/>
-        </w:rPr>
-      </w:pPr>
-    </w:p>
-    <w:p>
-      <w:pPr>
-        <w:rPr>
-          <w:b/>
-          <w:bCs/>
-          <w:u w:val="single"/>
-          <w:rtl/>
-        </w:rPr>
-      </w:pPr>
-    </w:p>
-    <w:p>
-      <w:pPr>
-        <w:rPr>
-          <w:b/>
-          <w:bCs/>
-          <w:u w:val="single"/>
-          <w:rtl/>
-        </w:rPr>
-      </w:pPr>
-    </w:p>
-    <w:p>
-      <w:pPr>
-        <w:rPr>
-          <w:b/>
-          <w:bCs/>
-          <w:u w:val="single"/>
-          <w:rtl/>
-        </w:rPr>
-      </w:pPr>
-    </w:p>
-    <w:p>
-      <w:pPr>
-        <w:rPr>
-          <w:b/>
-          <w:bCs/>
-          <w:u w:val="single"/>
-          <w:rtl/>
-        </w:rPr>
-      </w:pPr>
-    </w:p>
-    <w:p>
-      <w:pPr>
-        <w:rPr>
-          <w:b/>
-          <w:bCs/>
-          <w:u w:val="single"/>
-          <w:rtl/>
-        </w:rPr>
-      </w:pPr>
-    </w:p>
-    <w:p>
-      <w:pPr>
         <w:pStyle w:val="Heading3"/>
         <w:bidi/>
       </w:pPr>
@@ -821,6 +762,10 @@
       <w:pPr>
         <w:pStyle w:val="NormalWeb"/>
         <w:bidi/>
+        <w:rPr>
+          <w:rFonts w:hint="cs"/>
+          <w:rtl/>
+        </w:rPr>
       </w:pPr>
       <w:r>
         <w:rPr>
@@ -866,587 +811,6527 @@
     </w:p>
     <w:p>
       <w:pPr>
-        <w:bidi w:val="0"/>
-      </w:pPr>
-      <w:r>
-        <w:t>lib/features/auth/</w:t>
-      </w:r>
-    </w:p>
-    <w:p>
-      <w:pPr>
-        <w:bidi w:val="0"/>
-      </w:pPr>
-      <w:r>
-        <w:rPr>
-          <w:rFonts w:ascii="Arial" w:hAnsi="Arial" w:cs="Arial"/>
-        </w:rPr>
-        <w:t>├</w:t>
-      </w:r>
-      <w:r>
-        <w:rPr>
-          <w:rFonts w:ascii="Calibri" w:hAnsi="Calibri" w:cs="Calibri"/>
-        </w:rPr>
-        <w:t>──</w:t>
-      </w:r>
-      <w:r>
-        <w:t xml:space="preserve"> data/</w:t>
-      </w:r>
-    </w:p>
-    <w:p>
-      <w:pPr>
-        <w:bidi w:val="0"/>
-      </w:pPr>
-      <w:r>
-        <w:t xml:space="preserve">│     </w:t>
-      </w:r>
-      <w:r>
-        <w:rPr>
-          <w:rFonts w:ascii="Arial" w:hAnsi="Arial" w:cs="Arial"/>
-        </w:rPr>
-        <w:t>├</w:t>
-      </w:r>
-      <w:r>
-        <w:rPr>
-          <w:rFonts w:ascii="Calibri" w:hAnsi="Calibri" w:cs="Calibri"/>
-        </w:rPr>
-        <w:t>──</w:t>
-      </w:r>
-      <w:r>
-        <w:t xml:space="preserve"> models/</w:t>
-      </w:r>
-    </w:p>
-    <w:p>
-      <w:pPr>
-        <w:bidi w:val="0"/>
-        <w:rPr>
-          <w:rtl/>
-        </w:rPr>
-      </w:pPr>
-      <w:r>
-        <w:t xml:space="preserve">│     │       └── </w:t>
-      </w:r>
-      <w:proofErr w:type="spellStart"/>
-      <w:r>
-        <w:t>user_</w:t>
-      </w:r>
-      <w:proofErr w:type="gramStart"/>
-      <w:r>
-        <w:t>model.dart</w:t>
-      </w:r>
-      <w:proofErr w:type="spellEnd"/>
-      <w:proofErr w:type="gramEnd"/>
-      <w:r>
-        <w:t xml:space="preserve">         # </w:t>
-      </w:r>
-      <w:r>
-        <w:rPr>
-          <w:rFonts w:cs="Arial"/>
-          <w:rtl/>
-        </w:rPr>
-        <w:t>ייצוג נתוני המשתמש</w:t>
-      </w:r>
-      <w:r>
-        <w:t xml:space="preserve"> (</w:t>
-      </w:r>
-      <w:r>
-        <w:rPr>
-          <w:rFonts w:cs="Arial"/>
-          <w:rtl/>
-        </w:rPr>
-        <w:t>תואם ל</w:t>
-      </w:r>
-      <w:r>
-        <w:t>-</w:t>
-      </w:r>
-      <w:proofErr w:type="spellStart"/>
-      <w:r>
-        <w:t>registerSchema</w:t>
-      </w:r>
-      <w:proofErr w:type="spellEnd"/>
-      <w:r>
-        <w:t>)</w:t>
-      </w:r>
-    </w:p>
-    <w:p>
-      <w:pPr>
-        <w:bidi w:val="0"/>
-        <w:rPr>
-          <w:rtl/>
-        </w:rPr>
-      </w:pPr>
-      <w:r>
-        <w:t xml:space="preserve">│     └── </w:t>
-      </w:r>
-      <w:proofErr w:type="spellStart"/>
-      <w:r>
-        <w:t>auth_</w:t>
-      </w:r>
-      <w:proofErr w:type="gramStart"/>
-      <w:r>
-        <w:t>repository.dart</w:t>
-      </w:r>
-      <w:proofErr w:type="spellEnd"/>
-      <w:proofErr w:type="gramEnd"/>
-      <w:r>
-        <w:t xml:space="preserve">        # </w:t>
-      </w:r>
-      <w:r>
-        <w:rPr>
-          <w:rFonts w:cs="Arial"/>
-          <w:rtl/>
-        </w:rPr>
-        <w:t>ביצוע קריאות ה</w:t>
-      </w:r>
-      <w:r>
-        <w:t xml:space="preserve">-API </w:t>
-      </w:r>
-      <w:r>
-        <w:rPr>
-          <w:rFonts w:cs="Arial"/>
-          <w:rtl/>
-        </w:rPr>
-        <w:t>מול השרת ו</w:t>
-      </w:r>
-      <w:r>
-        <w:t>-Firebase Auth</w:t>
-      </w:r>
-    </w:p>
-    <w:p>
-      <w:pPr>
-        <w:bidi w:val="0"/>
-      </w:pPr>
-      <w:r>
-        <w:rPr>
-          <w:rFonts w:ascii="Arial" w:hAnsi="Arial" w:cs="Arial"/>
-        </w:rPr>
-        <w:t>├</w:t>
-      </w:r>
-      <w:r>
-        <w:rPr>
-          <w:rFonts w:ascii="Calibri" w:hAnsi="Calibri" w:cs="Calibri"/>
-        </w:rPr>
-        <w:t>──</w:t>
-      </w:r>
-      <w:r>
-        <w:t xml:space="preserve"> providers/</w:t>
-      </w:r>
-    </w:p>
-    <w:p>
-      <w:pPr>
-        <w:bidi w:val="0"/>
-        <w:rPr>
-          <w:rtl/>
-        </w:rPr>
-      </w:pPr>
-      <w:r>
-        <w:t xml:space="preserve">│     </w:t>
-      </w:r>
-      <w:r>
-        <w:rPr>
-          <w:rFonts w:ascii="Arial" w:hAnsi="Arial" w:cs="Arial"/>
-        </w:rPr>
-        <w:t>├</w:t>
-      </w:r>
-      <w:r>
-        <w:rPr>
-          <w:rFonts w:ascii="Calibri" w:hAnsi="Calibri" w:cs="Calibri"/>
-        </w:rPr>
-        <w:t>──</w:t>
-      </w:r>
-      <w:r>
-        <w:t xml:space="preserve"> </w:t>
-      </w:r>
-      <w:proofErr w:type="spellStart"/>
-      <w:r>
-        <w:t>auth_</w:t>
-      </w:r>
-      <w:proofErr w:type="gramStart"/>
-      <w:r>
-        <w:t>provider.dart</w:t>
-      </w:r>
-      <w:proofErr w:type="spellEnd"/>
-      <w:proofErr w:type="gramEnd"/>
-      <w:r>
-        <w:t xml:space="preserve">          # </w:t>
-      </w:r>
-      <w:r>
-        <w:rPr>
-          <w:rFonts w:cs="Arial"/>
-          <w:rtl/>
-        </w:rPr>
-        <w:t xml:space="preserve">ניהול מצב </w:t>
-      </w:r>
-      <w:proofErr w:type="spellStart"/>
-      <w:r>
-        <w:rPr>
-          <w:rFonts w:cs="Arial"/>
-          <w:rtl/>
-        </w:rPr>
-        <w:t>האוטנטיקציה</w:t>
-      </w:r>
-      <w:proofErr w:type="spellEnd"/>
-      <w:r>
-        <w:rPr>
-          <w:rFonts w:cs="Arial"/>
-          <w:rtl/>
-        </w:rPr>
-        <w:t xml:space="preserve"> (מחובר/אורח/הרשמה)</w:t>
-      </w:r>
-    </w:p>
-    <w:p>
-      <w:pPr>
-        <w:bidi w:val="0"/>
-        <w:rPr>
-          <w:rtl/>
-        </w:rPr>
-      </w:pPr>
-      <w:r>
-        <w:t xml:space="preserve">│     └── </w:t>
-      </w:r>
-      <w:proofErr w:type="spellStart"/>
-      <w:r>
-        <w:t>onboarding_state_</w:t>
-      </w:r>
-      <w:proofErr w:type="gramStart"/>
-      <w:r>
-        <w:t>provider.dart</w:t>
-      </w:r>
-      <w:proofErr w:type="spellEnd"/>
-      <w:proofErr w:type="gramEnd"/>
-      <w:r>
-        <w:t xml:space="preserve"> # </w:t>
-      </w:r>
-      <w:r>
-        <w:rPr>
-          <w:rFonts w:cs="Arial"/>
-          <w:rtl/>
-        </w:rPr>
-        <w:t xml:space="preserve">ניהול </w:t>
-      </w:r>
-      <w:proofErr w:type="spellStart"/>
-      <w:r>
-        <w:rPr>
-          <w:rFonts w:cs="Arial"/>
-          <w:rtl/>
-        </w:rPr>
-        <w:t>הסטייט</w:t>
-      </w:r>
-      <w:proofErr w:type="spellEnd"/>
-      <w:r>
-        <w:rPr>
-          <w:rFonts w:cs="Arial"/>
-          <w:rtl/>
-        </w:rPr>
-        <w:t xml:space="preserve"> השלבי של טופס ההרשמה</w:t>
-      </w:r>
-    </w:p>
-    <w:p>
-      <w:pPr>
-        <w:bidi w:val="0"/>
-      </w:pPr>
-      <w:r>
-        <w:t>└── presentation/</w:t>
-      </w:r>
-    </w:p>
-    <w:p>
-      <w:pPr>
-        <w:bidi w:val="0"/>
-      </w:pPr>
-      <w:r>
-        <w:t xml:space="preserve">      </w:t>
-      </w:r>
-      <w:r>
-        <w:rPr>
-          <w:rFonts w:ascii="Arial" w:hAnsi="Arial" w:cs="Arial"/>
-        </w:rPr>
-        <w:t>├</w:t>
-      </w:r>
-      <w:r>
-        <w:rPr>
-          <w:rFonts w:ascii="Calibri" w:hAnsi="Calibri" w:cs="Calibri"/>
-        </w:rPr>
-        <w:t>──</w:t>
-      </w:r>
-      <w:r>
-        <w:t xml:space="preserve"> screens/</w:t>
-      </w:r>
-    </w:p>
-    <w:p>
-      <w:pPr>
-        <w:bidi w:val="0"/>
-        <w:rPr>
-          <w:rtl/>
-        </w:rPr>
-      </w:pPr>
-      <w:r>
-        <w:t xml:space="preserve">      │     </w:t>
-      </w:r>
-      <w:r>
-        <w:rPr>
-          <w:rFonts w:ascii="Arial" w:hAnsi="Arial" w:cs="Arial"/>
-        </w:rPr>
-        <w:t>├</w:t>
-      </w:r>
-      <w:r>
-        <w:rPr>
-          <w:rFonts w:ascii="Calibri" w:hAnsi="Calibri" w:cs="Calibri"/>
-        </w:rPr>
-        <w:t>──</w:t>
-      </w:r>
-      <w:r>
-        <w:t xml:space="preserve"> </w:t>
-      </w:r>
-      <w:proofErr w:type="spellStart"/>
-      <w:r>
-        <w:t>landing_</w:t>
-      </w:r>
-      <w:proofErr w:type="gramStart"/>
-      <w:r>
-        <w:t>screen.dart</w:t>
-      </w:r>
-      <w:proofErr w:type="spellEnd"/>
-      <w:proofErr w:type="gramEnd"/>
-      <w:r>
-        <w:t xml:space="preserve">     # </w:t>
-      </w:r>
-      <w:r>
-        <w:rPr>
-          <w:rFonts w:cs="Arial"/>
-          <w:rtl/>
-        </w:rPr>
-        <w:t xml:space="preserve">מסך </w:t>
-      </w:r>
-      <w:proofErr w:type="spellStart"/>
-      <w:r>
-        <w:rPr>
-          <w:rFonts w:cs="Arial"/>
-          <w:rtl/>
-        </w:rPr>
-        <w:t>הפיד</w:t>
-      </w:r>
-      <w:proofErr w:type="spellEnd"/>
-      <w:r>
-        <w:rPr>
-          <w:rFonts w:cs="Arial"/>
-          <w:rtl/>
-        </w:rPr>
-        <w:t xml:space="preserve"> הראשוני</w:t>
-      </w:r>
-      <w:r>
-        <w:t xml:space="preserve"> (Guest Mode)</w:t>
-      </w:r>
-    </w:p>
-    <w:p>
-      <w:pPr>
-        <w:bidi w:val="0"/>
-        <w:rPr>
-          <w:rtl/>
-        </w:rPr>
-      </w:pPr>
-      <w:r>
-        <w:t xml:space="preserve">      │     </w:t>
-      </w:r>
-      <w:r>
-        <w:rPr>
-          <w:rFonts w:ascii="Arial" w:hAnsi="Arial" w:cs="Arial"/>
-        </w:rPr>
-        <w:t>├</w:t>
-      </w:r>
-      <w:r>
-        <w:rPr>
-          <w:rFonts w:ascii="Calibri" w:hAnsi="Calibri" w:cs="Calibri"/>
-        </w:rPr>
-        <w:t>──</w:t>
-      </w:r>
-      <w:r>
-        <w:t xml:space="preserve"> </w:t>
-      </w:r>
-      <w:proofErr w:type="spellStart"/>
-      <w:r>
-        <w:t>email_step_</w:t>
-      </w:r>
-      <w:proofErr w:type="gramStart"/>
-      <w:r>
-        <w:t>screen.dart</w:t>
-      </w:r>
-      <w:proofErr w:type="spellEnd"/>
-      <w:proofErr w:type="gramEnd"/>
-      <w:r>
-        <w:t xml:space="preserve">  # </w:t>
-      </w:r>
-      <w:r>
-        <w:rPr>
-          <w:rFonts w:cs="Arial"/>
-          <w:rtl/>
-        </w:rPr>
-        <w:t>שלב 1: הזנת אימייל וסיסמה</w:t>
-      </w:r>
-    </w:p>
-    <w:p>
-      <w:pPr>
-        <w:bidi w:val="0"/>
-        <w:rPr>
-          <w:rtl/>
-        </w:rPr>
-      </w:pPr>
-      <w:r>
-        <w:t xml:space="preserve">      │     </w:t>
-      </w:r>
-      <w:r>
-        <w:rPr>
-          <w:rFonts w:ascii="Arial" w:hAnsi="Arial" w:cs="Arial"/>
-        </w:rPr>
-        <w:t>├</w:t>
-      </w:r>
-      <w:r>
-        <w:rPr>
-          <w:rFonts w:ascii="Calibri" w:hAnsi="Calibri" w:cs="Calibri"/>
-        </w:rPr>
-        <w:t>──</w:t>
-      </w:r>
-      <w:r>
-        <w:t xml:space="preserve"> </w:t>
-      </w:r>
-      <w:proofErr w:type="spellStart"/>
-      <w:r>
-        <w:t>phone_step_</w:t>
-      </w:r>
-      <w:proofErr w:type="gramStart"/>
-      <w:r>
-        <w:t>screen.dart</w:t>
-      </w:r>
-      <w:proofErr w:type="spellEnd"/>
-      <w:proofErr w:type="gramEnd"/>
-      <w:r>
-        <w:t xml:space="preserve">  # </w:t>
-      </w:r>
-      <w:r>
-        <w:rPr>
-          <w:rFonts w:cs="Arial"/>
-          <w:rtl/>
-        </w:rPr>
-        <w:t>שלב 3 ו-4: טלפון ואימות</w:t>
-      </w:r>
-      <w:r>
-        <w:t xml:space="preserve"> OTP</w:t>
-      </w:r>
-    </w:p>
-    <w:p>
-      <w:pPr>
-        <w:bidi w:val="0"/>
-        <w:rPr>
-          <w:rtl/>
-        </w:rPr>
-      </w:pPr>
-      <w:r>
-        <w:t xml:space="preserve">      │     └── </w:t>
-      </w:r>
-      <w:proofErr w:type="spellStart"/>
-      <w:r>
-        <w:t>profile_setup_</w:t>
-      </w:r>
-      <w:proofErr w:type="gramStart"/>
-      <w:r>
-        <w:t>screen.dart</w:t>
-      </w:r>
-      <w:proofErr w:type="spellEnd"/>
-      <w:proofErr w:type="gramEnd"/>
-      <w:r>
-        <w:t xml:space="preserve"> # </w:t>
-      </w:r>
-      <w:r>
-        <w:rPr>
-          <w:rFonts w:cs="Arial"/>
-          <w:rtl/>
-        </w:rPr>
-        <w:t>שלב 5 עד 8: תאריך לידה, מיקום, שם ותחומי עניין</w:t>
-      </w:r>
-    </w:p>
-    <w:p>
-      <w:pPr>
-        <w:bidi w:val="0"/>
-      </w:pPr>
-      <w:r>
-        <w:t xml:space="preserve">      └── widgets/</w:t>
-      </w:r>
-    </w:p>
-    <w:p>
-      <w:pPr>
-        <w:bidi w:val="0"/>
-        <w:rPr>
-          <w:rtl/>
-        </w:rPr>
-      </w:pPr>
-      <w:r>
-        <w:t xml:space="preserve">              </w:t>
-      </w:r>
-      <w:r>
-        <w:rPr>
-          <w:rFonts w:ascii="Arial" w:hAnsi="Arial" w:cs="Arial"/>
-        </w:rPr>
-        <w:t>├</w:t>
-      </w:r>
-      <w:r>
-        <w:rPr>
-          <w:rFonts w:ascii="Calibri" w:hAnsi="Calibri" w:cs="Calibri"/>
-        </w:rPr>
-        <w:t>──</w:t>
-      </w:r>
-      <w:r>
-        <w:t xml:space="preserve"> </w:t>
-      </w:r>
-      <w:proofErr w:type="spellStart"/>
-      <w:r>
-        <w:t>interests_</w:t>
-      </w:r>
-      <w:proofErr w:type="gramStart"/>
-      <w:r>
-        <w:t>selector.dart</w:t>
-      </w:r>
-      <w:proofErr w:type="spellEnd"/>
-      <w:proofErr w:type="gramEnd"/>
-      <w:r>
-        <w:t xml:space="preserve"> # </w:t>
-      </w:r>
-      <w:r>
-        <w:rPr>
-          <w:rFonts w:cs="Arial"/>
-          <w:rtl/>
-        </w:rPr>
-        <w:t>ענן תגיות לבחירת תחומי עניין</w:t>
-      </w:r>
-    </w:p>
-    <w:p>
-      <w:pPr>
-        <w:bidi w:val="0"/>
-      </w:pPr>
-      <w:r>
-        <w:t xml:space="preserve">              └── </w:t>
-      </w:r>
-      <w:proofErr w:type="spellStart"/>
-      <w:r>
-        <w:t>location_picker_</w:t>
-      </w:r>
-      <w:proofErr w:type="gramStart"/>
-      <w:r>
-        <w:t>btn.dart</w:t>
-      </w:r>
-      <w:proofErr w:type="spellEnd"/>
-      <w:proofErr w:type="gramEnd"/>
-      <w:r>
-        <w:t xml:space="preserve"> # </w:t>
-      </w:r>
-      <w:r>
-        <w:rPr>
-          <w:rFonts w:cs="Arial"/>
-          <w:rtl/>
-        </w:rPr>
-        <w:t>כפתור איתור מיקום גיאוגרפי</w:t>
-      </w:r>
-    </w:p>
-    <w:p>
-      <w:pPr>
-        <w:rPr>
+        <w:rPr>
+          <w:rtl/>
+        </w:rPr>
+      </w:pPr>
+      <w:r>
+        <w:rPr>
+          <w:noProof/>
+        </w:rPr>
+        <w:lastRenderedPageBreak/>
+        <mc:AlternateContent>
+          <mc:Choice Requires="wps">
+            <w:drawing>
+              <wp:anchor distT="45720" distB="45720" distL="114300" distR="114300" simplePos="0" relativeHeight="251659264" behindDoc="1" locked="0" layoutInCell="1" allowOverlap="1" wp14:anchorId="61A8385E" wp14:editId="48A37110">
+                <wp:simplePos x="0" y="0"/>
+                <wp:positionH relativeFrom="margin">
+                  <wp:align>center</wp:align>
+                </wp:positionH>
+                <wp:positionV relativeFrom="paragraph">
+                  <wp:posOffset>-806450</wp:posOffset>
+                </wp:positionV>
+                <wp:extent cx="7048500" cy="9420225"/>
+                <wp:effectExtent l="0" t="0" r="19050" b="28575"/>
+                <wp:wrapTight wrapText="bothSides">
+                  <wp:wrapPolygon edited="0">
+                    <wp:start x="0" y="0"/>
+                    <wp:lineTo x="0" y="21622"/>
+                    <wp:lineTo x="21600" y="21622"/>
+                    <wp:lineTo x="21600" y="0"/>
+                    <wp:lineTo x="0" y="0"/>
+                  </wp:wrapPolygon>
+                </wp:wrapTight>
+                <wp:docPr id="217" name="Text Box 2"/>
+                <wp:cNvGraphicFramePr>
+                  <a:graphicFrameLocks xmlns:a="http://schemas.openxmlformats.org/drawingml/2006/main"/>
+                </wp:cNvGraphicFramePr>
+                <a:graphic xmlns:a="http://schemas.openxmlformats.org/drawingml/2006/main">
+                  <a:graphicData uri="http://schemas.microsoft.com/office/word/2010/wordprocessingShape">
+                    <wps:wsp>
+                      <wps:cNvSpPr txBox="1">
+                        <a:spLocks noChangeArrowheads="1"/>
+                      </wps:cNvSpPr>
+                      <wps:spPr bwMode="auto">
+                        <a:xfrm>
+                          <a:off x="0" y="0"/>
+                          <a:ext cx="7048500" cy="9420225"/>
+                        </a:xfrm>
+                        <a:prstGeom prst="rect">
+                          <a:avLst/>
+                        </a:prstGeom>
+                        <a:solidFill>
+                          <a:srgbClr val="FFFFFF"/>
+                        </a:solidFill>
+                        <a:ln w="9525">
+                          <a:solidFill>
+                            <a:srgbClr val="000000"/>
+                          </a:solidFill>
+                          <a:miter lim="800000"/>
+                          <a:headEnd/>
+                          <a:tailEnd/>
+                        </a:ln>
+                      </wps:spPr>
+                      <wps:txbx>
+                        <w:txbxContent>
+                          <w:p>
+                            <w:pPr>
+                              <w:shd w:val="clear" w:color="auto" w:fill="1F1F1F"/>
+                              <w:bidi w:val="0"/>
+                              <w:spacing w:line="240" w:lineRule="auto"/>
+                              <w:rPr>
+                                <w:rFonts w:ascii="Consolas" w:eastAsia="Times New Roman" w:hAnsi="Consolas" w:cs="Times New Roman"/>
+                                <w:color w:val="CCCCCC"/>
+                                <w:sz w:val="18"/>
+                                <w:szCs w:val="18"/>
+                              </w:rPr>
+                            </w:pPr>
+                            <w:proofErr w:type="spellStart"/>
+                            <w:r>
+                              <w:rPr>
+                                <w:rFonts w:ascii="Consolas" w:eastAsia="Times New Roman" w:hAnsi="Consolas" w:cs="Times New Roman"/>
+                                <w:color w:val="CCCCCC"/>
+                                <w:sz w:val="18"/>
+                                <w:szCs w:val="18"/>
+                              </w:rPr>
+                              <w:t>yesh_dibur_app</w:t>
+                            </w:r>
+                            <w:proofErr w:type="spellEnd"/>
+                            <w:r>
+                              <w:rPr>
+                                <w:rFonts w:ascii="Consolas" w:eastAsia="Times New Roman" w:hAnsi="Consolas" w:cs="Times New Roman"/>
+                                <w:color w:val="CCCCCC"/>
+                                <w:sz w:val="18"/>
+                                <w:szCs w:val="18"/>
+                              </w:rPr>
+                              <w:t>/</w:t>
+                            </w:r>
+                          </w:p>
+                          <w:p>
+                            <w:pPr>
+                              <w:shd w:val="clear" w:color="auto" w:fill="1F1F1F"/>
+                              <w:bidi w:val="0"/>
+                              <w:spacing w:after="0" w:line="240" w:lineRule="auto"/>
+                              <w:rPr>
+                                <w:rFonts w:ascii="Consolas" w:eastAsia="Times New Roman" w:hAnsi="Consolas" w:cs="Times New Roman"/>
+                                <w:color w:val="CCCCCC"/>
+                                <w:sz w:val="18"/>
+                                <w:szCs w:val="18"/>
+                              </w:rPr>
+                            </w:pPr>
+                            <w:r>
+                              <w:rPr>
+                                <w:rFonts w:ascii="Consolas" w:eastAsia="Times New Roman" w:hAnsi="Consolas" w:cs="Times New Roman"/>
+                                <w:color w:val="CCCCCC"/>
+                                <w:sz w:val="18"/>
+                                <w:szCs w:val="18"/>
+                              </w:rPr>
+                              <w:t>├── lib/</w:t>
+                            </w:r>
+                          </w:p>
+                          <w:p>
+                            <w:pPr>
+                              <w:shd w:val="clear" w:color="auto" w:fill="1F1F1F"/>
+                              <w:bidi w:val="0"/>
+                              <w:spacing w:after="0" w:line="240" w:lineRule="auto"/>
+                              <w:rPr>
+                                <w:rFonts w:ascii="Consolas" w:eastAsia="Times New Roman" w:hAnsi="Consolas" w:cs="Times New Roman"/>
+                                <w:color w:val="CCCCCC"/>
+                                <w:sz w:val="18"/>
+                                <w:szCs w:val="18"/>
+                              </w:rPr>
+                            </w:pPr>
+                            <w:r>
+                              <w:rPr>
+                                <w:rFonts w:ascii="Consolas" w:eastAsia="Times New Roman" w:hAnsi="Consolas" w:cs="Times New Roman"/>
+                                <w:color w:val="CCCCCC"/>
+                                <w:sz w:val="18"/>
+                                <w:szCs w:val="18"/>
+                              </w:rPr>
+                              <w:t xml:space="preserve">│   ├── </w:t>
+                            </w:r>
+                            <w:proofErr w:type="spellStart"/>
+                            <w:proofErr w:type="gramStart"/>
+                            <w:r>
+                              <w:rPr>
+                                <w:rFonts w:ascii="Consolas" w:eastAsia="Times New Roman" w:hAnsi="Consolas" w:cs="Times New Roman"/>
+                                <w:color w:val="CCCCCC"/>
+                                <w:sz w:val="18"/>
+                                <w:szCs w:val="18"/>
+                              </w:rPr>
+                              <w:t>main.dart</w:t>
+                            </w:r>
+                            <w:proofErr w:type="spellEnd"/>
+                            <w:proofErr w:type="gramEnd"/>
+                            <w:r>
+                              <w:rPr>
+                                <w:rFonts w:ascii="Consolas" w:eastAsia="Times New Roman" w:hAnsi="Consolas" w:cs="Times New Roman"/>
+                                <w:color w:val="CCCCCC"/>
+                                <w:sz w:val="18"/>
+                                <w:szCs w:val="18"/>
+                              </w:rPr>
+                              <w:t xml:space="preserve">                          # </w:t>
+                            </w:r>
+                            <w:r>
+                              <w:rPr>
+                                <w:rFonts w:ascii="Consolas" w:eastAsia="Times New Roman" w:hAnsi="Consolas" w:cs="Times New Roman"/>
+                                <w:color w:val="CCCCCC"/>
+                                <w:sz w:val="18"/>
+                                <w:szCs w:val="18"/>
+                                <w:rtl/>
+                              </w:rPr>
+                              <w:t>קובץ ההפעלה הראשי ו</w:t>
+                            </w:r>
+                            <w:r>
+                              <w:rPr>
+                                <w:rFonts w:ascii="Consolas" w:eastAsia="Times New Roman" w:hAnsi="Consolas" w:cs="Times New Roman"/>
+                                <w:color w:val="CCCCCC"/>
+                                <w:sz w:val="18"/>
+                                <w:szCs w:val="18"/>
+                              </w:rPr>
+                              <w:t>-</w:t>
+                            </w:r>
+                            <w:proofErr w:type="spellStart"/>
+                            <w:r>
+                              <w:rPr>
+                                <w:rFonts w:ascii="Consolas" w:eastAsia="Times New Roman" w:hAnsi="Consolas" w:cs="Times New Roman"/>
+                                <w:color w:val="CCCCCC"/>
+                                <w:sz w:val="18"/>
+                                <w:szCs w:val="18"/>
+                              </w:rPr>
+                              <w:t>ProviderScope</w:t>
+                            </w:r>
+                            <w:proofErr w:type="spellEnd"/>
+                          </w:p>
+                          <w:p>
+                            <w:pPr>
+                              <w:shd w:val="clear" w:color="auto" w:fill="1F1F1F"/>
+                              <w:bidi w:val="0"/>
+                              <w:spacing w:after="0" w:line="240" w:lineRule="auto"/>
+                              <w:rPr>
+                                <w:rFonts w:ascii="Consolas" w:eastAsia="Times New Roman" w:hAnsi="Consolas" w:cs="Times New Roman"/>
+                                <w:color w:val="CCCCCC"/>
+                                <w:sz w:val="18"/>
+                                <w:szCs w:val="18"/>
+                              </w:rPr>
+                            </w:pPr>
+                            <w:r>
+                              <w:rPr>
+                                <w:rFonts w:ascii="Consolas" w:eastAsia="Times New Roman" w:hAnsi="Consolas" w:cs="Times New Roman"/>
+                                <w:color w:val="CCCCCC"/>
+                                <w:sz w:val="18"/>
+                                <w:szCs w:val="18"/>
+                              </w:rPr>
+                              <w:t xml:space="preserve">│   ├── core/                              # </w:t>
+                            </w:r>
+                            <w:r>
+                              <w:rPr>
+                                <w:rFonts w:ascii="Consolas" w:eastAsia="Times New Roman" w:hAnsi="Consolas" w:cs="Times New Roman"/>
+                                <w:color w:val="CCCCCC"/>
+                                <w:sz w:val="18"/>
+                                <w:szCs w:val="18"/>
+                                <w:rtl/>
+                              </w:rPr>
+                              <w:t>תשתיות ליבה רוחביות</w:t>
+                            </w:r>
+                          </w:p>
+                          <w:p>
+                            <w:pPr>
+                              <w:shd w:val="clear" w:color="auto" w:fill="1F1F1F"/>
+                              <w:bidi w:val="0"/>
+                              <w:spacing w:after="0" w:line="240" w:lineRule="auto"/>
+                              <w:rPr>
+                                <w:rFonts w:ascii="Consolas" w:eastAsia="Times New Roman" w:hAnsi="Consolas" w:cs="Times New Roman"/>
+                                <w:color w:val="CCCCCC"/>
+                                <w:sz w:val="18"/>
+                                <w:szCs w:val="18"/>
+                              </w:rPr>
+                            </w:pPr>
+                            <w:r>
+                              <w:rPr>
+                                <w:rFonts w:ascii="Consolas" w:eastAsia="Times New Roman" w:hAnsi="Consolas" w:cs="Times New Roman"/>
+                                <w:color w:val="CCCCCC"/>
+                                <w:sz w:val="18"/>
+                                <w:szCs w:val="18"/>
+                              </w:rPr>
+                              <w:t>│   │   ├── analytics/</w:t>
+                            </w:r>
+                          </w:p>
+                          <w:p>
+                            <w:pPr>
+                              <w:shd w:val="clear" w:color="auto" w:fill="1F1F1F"/>
+                              <w:bidi w:val="0"/>
+                              <w:spacing w:after="0" w:line="240" w:lineRule="auto"/>
+                              <w:rPr>
+                                <w:rFonts w:ascii="Consolas" w:eastAsia="Times New Roman" w:hAnsi="Consolas" w:cs="Times New Roman"/>
+                                <w:color w:val="CCCCCC"/>
+                                <w:sz w:val="18"/>
+                                <w:szCs w:val="18"/>
+                              </w:rPr>
+                            </w:pPr>
+                            <w:r>
+                              <w:rPr>
+                                <w:rFonts w:ascii="Consolas" w:eastAsia="Times New Roman" w:hAnsi="Consolas" w:cs="Times New Roman"/>
+                                <w:color w:val="CCCCCC"/>
+                                <w:sz w:val="18"/>
+                                <w:szCs w:val="18"/>
+                              </w:rPr>
+                              <w:t xml:space="preserve">│   │   │   ├── </w:t>
+                            </w:r>
+                            <w:proofErr w:type="spellStart"/>
+                            <w:r>
+                              <w:rPr>
+                                <w:rFonts w:ascii="Consolas" w:eastAsia="Times New Roman" w:hAnsi="Consolas" w:cs="Times New Roman"/>
+                                <w:color w:val="CCCCCC"/>
+                                <w:sz w:val="18"/>
+                                <w:szCs w:val="18"/>
+                              </w:rPr>
+                              <w:t>analytics_</w:t>
+                            </w:r>
+                            <w:proofErr w:type="gramStart"/>
+                            <w:r>
+                              <w:rPr>
+                                <w:rFonts w:ascii="Consolas" w:eastAsia="Times New Roman" w:hAnsi="Consolas" w:cs="Times New Roman"/>
+                                <w:color w:val="CCCCCC"/>
+                                <w:sz w:val="18"/>
+                                <w:szCs w:val="18"/>
+                              </w:rPr>
+                              <w:t>service.dart</w:t>
+                            </w:r>
+                            <w:proofErr w:type="spellEnd"/>
+                            <w:proofErr w:type="gramEnd"/>
+                            <w:r>
+                              <w:rPr>
+                                <w:rFonts w:ascii="Consolas" w:eastAsia="Times New Roman" w:hAnsi="Consolas" w:cs="Times New Roman"/>
+                                <w:color w:val="CCCCCC"/>
+                                <w:sz w:val="18"/>
+                                <w:szCs w:val="18"/>
+                              </w:rPr>
+                              <w:t xml:space="preserve">     # </w:t>
+                            </w:r>
+                            <w:r>
+                              <w:rPr>
+                                <w:rFonts w:ascii="Consolas" w:eastAsia="Times New Roman" w:hAnsi="Consolas" w:cs="Times New Roman"/>
+                                <w:color w:val="CCCCCC"/>
+                                <w:sz w:val="18"/>
+                                <w:szCs w:val="18"/>
+                                <w:rtl/>
+                              </w:rPr>
+                              <w:t>מעקב אירועים עסקיים</w:t>
+                            </w:r>
+                          </w:p>
+                          <w:p>
+                            <w:pPr>
+                              <w:shd w:val="clear" w:color="auto" w:fill="1F1F1F"/>
+                              <w:bidi w:val="0"/>
+                              <w:spacing w:after="0" w:line="240" w:lineRule="auto"/>
+                              <w:rPr>
+                                <w:rFonts w:ascii="Consolas" w:eastAsia="Times New Roman" w:hAnsi="Consolas" w:cs="Times New Roman"/>
+                                <w:color w:val="CCCCCC"/>
+                                <w:sz w:val="18"/>
+                                <w:szCs w:val="18"/>
+                              </w:rPr>
+                            </w:pPr>
+                            <w:r>
+                              <w:rPr>
+                                <w:rFonts w:ascii="Consolas" w:eastAsia="Times New Roman" w:hAnsi="Consolas" w:cs="Times New Roman"/>
+                                <w:color w:val="CCCCCC"/>
+                                <w:sz w:val="18"/>
+                                <w:szCs w:val="18"/>
+                              </w:rPr>
+                              <w:t xml:space="preserve">│   │   │   └── </w:t>
+                            </w:r>
+                            <w:proofErr w:type="spellStart"/>
+                            <w:r>
+                              <w:rPr>
+                                <w:rFonts w:ascii="Consolas" w:eastAsia="Times New Roman" w:hAnsi="Consolas" w:cs="Times New Roman"/>
+                                <w:color w:val="CCCCCC"/>
+                                <w:sz w:val="18"/>
+                                <w:szCs w:val="18"/>
+                              </w:rPr>
+                              <w:t>crashlytics_</w:t>
+                            </w:r>
+                            <w:proofErr w:type="gramStart"/>
+                            <w:r>
+                              <w:rPr>
+                                <w:rFonts w:ascii="Consolas" w:eastAsia="Times New Roman" w:hAnsi="Consolas" w:cs="Times New Roman"/>
+                                <w:color w:val="CCCCCC"/>
+                                <w:sz w:val="18"/>
+                                <w:szCs w:val="18"/>
+                              </w:rPr>
+                              <w:t>service.dart</w:t>
+                            </w:r>
+                            <w:proofErr w:type="spellEnd"/>
+                            <w:proofErr w:type="gramEnd"/>
+                            <w:r>
+                              <w:rPr>
+                                <w:rFonts w:ascii="Consolas" w:eastAsia="Times New Roman" w:hAnsi="Consolas" w:cs="Times New Roman"/>
+                                <w:color w:val="CCCCCC"/>
+                                <w:sz w:val="18"/>
+                                <w:szCs w:val="18"/>
+                              </w:rPr>
+                              <w:t xml:space="preserve">   # </w:t>
+                            </w:r>
+                            <w:r>
+                              <w:rPr>
+                                <w:rFonts w:ascii="Consolas" w:eastAsia="Times New Roman" w:hAnsi="Consolas" w:cs="Times New Roman"/>
+                                <w:color w:val="CCCCCC"/>
+                                <w:sz w:val="18"/>
+                                <w:szCs w:val="18"/>
+                                <w:rtl/>
+                              </w:rPr>
+                              <w:t>דיווח שגיאות וקריסות</w:t>
+                            </w:r>
+                          </w:p>
+                          <w:p>
+                            <w:pPr>
+                              <w:shd w:val="clear" w:color="auto" w:fill="1F1F1F"/>
+                              <w:bidi w:val="0"/>
+                              <w:spacing w:after="0" w:line="240" w:lineRule="auto"/>
+                              <w:rPr>
+                                <w:rFonts w:ascii="Consolas" w:eastAsia="Times New Roman" w:hAnsi="Consolas" w:cs="Times New Roman"/>
+                                <w:color w:val="CCCCCC"/>
+                                <w:sz w:val="18"/>
+                                <w:szCs w:val="18"/>
+                              </w:rPr>
+                            </w:pPr>
+                            <w:r>
+                              <w:rPr>
+                                <w:rFonts w:ascii="Consolas" w:eastAsia="Times New Roman" w:hAnsi="Consolas" w:cs="Times New Roman"/>
+                                <w:color w:val="CCCCCC"/>
+                                <w:sz w:val="18"/>
+                                <w:szCs w:val="18"/>
+                              </w:rPr>
+                              <w:t xml:space="preserve">│   │   ├── </w:t>
+                            </w:r>
+                            <w:proofErr w:type="spellStart"/>
+                            <w:r>
+                              <w:rPr>
+                                <w:rFonts w:ascii="Consolas" w:eastAsia="Times New Roman" w:hAnsi="Consolas" w:cs="Times New Roman"/>
+                                <w:color w:val="CCCCCC"/>
+                                <w:sz w:val="18"/>
+                                <w:szCs w:val="18"/>
+                              </w:rPr>
+                              <w:t>api</w:t>
+                            </w:r>
+                            <w:proofErr w:type="spellEnd"/>
+                            <w:r>
+                              <w:rPr>
+                                <w:rFonts w:ascii="Consolas" w:eastAsia="Times New Roman" w:hAnsi="Consolas" w:cs="Times New Roman"/>
+                                <w:color w:val="CCCCCC"/>
+                                <w:sz w:val="18"/>
+                                <w:szCs w:val="18"/>
+                              </w:rPr>
+                              <w:t>/</w:t>
+                            </w:r>
+                          </w:p>
+                          <w:p>
+                            <w:pPr>
+                              <w:shd w:val="clear" w:color="auto" w:fill="1F1F1F"/>
+                              <w:bidi w:val="0"/>
+                              <w:spacing w:after="0" w:line="240" w:lineRule="auto"/>
+                              <w:rPr>
+                                <w:rFonts w:ascii="Consolas" w:eastAsia="Times New Roman" w:hAnsi="Consolas" w:cs="Times New Roman"/>
+                                <w:color w:val="CCCCCC"/>
+                                <w:sz w:val="18"/>
+                                <w:szCs w:val="18"/>
+                              </w:rPr>
+                            </w:pPr>
+                            <w:r>
+                              <w:rPr>
+                                <w:rFonts w:ascii="Consolas" w:eastAsia="Times New Roman" w:hAnsi="Consolas" w:cs="Times New Roman"/>
+                                <w:color w:val="CCCCCC"/>
+                                <w:sz w:val="18"/>
+                                <w:szCs w:val="18"/>
+                              </w:rPr>
+                              <w:t xml:space="preserve">│   │   │   ├── </w:t>
+                            </w:r>
+                            <w:proofErr w:type="spellStart"/>
+                            <w:r>
+                              <w:rPr>
+                                <w:rFonts w:ascii="Consolas" w:eastAsia="Times New Roman" w:hAnsi="Consolas" w:cs="Times New Roman"/>
+                                <w:color w:val="CCCCCC"/>
+                                <w:sz w:val="18"/>
+                                <w:szCs w:val="18"/>
+                              </w:rPr>
+                              <w:t>api_</w:t>
+                            </w:r>
+                            <w:proofErr w:type="gramStart"/>
+                            <w:r>
+                              <w:rPr>
+                                <w:rFonts w:ascii="Consolas" w:eastAsia="Times New Roman" w:hAnsi="Consolas" w:cs="Times New Roman"/>
+                                <w:color w:val="CCCCCC"/>
+                                <w:sz w:val="18"/>
+                                <w:szCs w:val="18"/>
+                              </w:rPr>
+                              <w:t>client.dart</w:t>
+                            </w:r>
+                            <w:proofErr w:type="spellEnd"/>
+                            <w:proofErr w:type="gramEnd"/>
+                            <w:r>
+                              <w:rPr>
+                                <w:rFonts w:ascii="Consolas" w:eastAsia="Times New Roman" w:hAnsi="Consolas" w:cs="Times New Roman"/>
+                                <w:color w:val="CCCCCC"/>
+                                <w:sz w:val="18"/>
+                                <w:szCs w:val="18"/>
+                              </w:rPr>
+                              <w:t xml:space="preserve">            # </w:t>
+                            </w:r>
+                            <w:r>
+                              <w:rPr>
+                                <w:rFonts w:ascii="Consolas" w:eastAsia="Times New Roman" w:hAnsi="Consolas" w:cs="Times New Roman"/>
+                                <w:color w:val="CCCCCC"/>
+                                <w:sz w:val="18"/>
+                                <w:szCs w:val="18"/>
+                                <w:rtl/>
+                              </w:rPr>
+                              <w:t>לקוח</w:t>
+                            </w:r>
+                            <w:r>
+                              <w:rPr>
+                                <w:rFonts w:ascii="Consolas" w:eastAsia="Times New Roman" w:hAnsi="Consolas" w:cs="Times New Roman"/>
+                                <w:color w:val="CCCCCC"/>
+                                <w:sz w:val="18"/>
+                                <w:szCs w:val="18"/>
+                              </w:rPr>
+                              <w:t xml:space="preserve"> </w:t>
+                            </w:r>
+                            <w:proofErr w:type="spellStart"/>
+                            <w:r>
+                              <w:rPr>
+                                <w:rFonts w:ascii="Consolas" w:eastAsia="Times New Roman" w:hAnsi="Consolas" w:cs="Times New Roman"/>
+                                <w:color w:val="CCCCCC"/>
+                                <w:sz w:val="18"/>
+                                <w:szCs w:val="18"/>
+                              </w:rPr>
+                              <w:t>Dio</w:t>
+                            </w:r>
+                            <w:proofErr w:type="spellEnd"/>
+                            <w:r>
+                              <w:rPr>
+                                <w:rFonts w:ascii="Consolas" w:eastAsia="Times New Roman" w:hAnsi="Consolas" w:cs="Times New Roman"/>
+                                <w:color w:val="CCCCCC"/>
+                                <w:sz w:val="18"/>
+                                <w:szCs w:val="18"/>
+                              </w:rPr>
+                              <w:t xml:space="preserve"> </w:t>
+                            </w:r>
+                            <w:r>
+                              <w:rPr>
+                                <w:rFonts w:ascii="Consolas" w:eastAsia="Times New Roman" w:hAnsi="Consolas" w:cs="Times New Roman"/>
+                                <w:color w:val="CCCCCC"/>
+                                <w:sz w:val="18"/>
+                                <w:szCs w:val="18"/>
+                                <w:rtl/>
+                              </w:rPr>
+                              <w:t>עם מנגנון ניסיונות חוזרים</w:t>
+                            </w:r>
+                            <w:r>
+                              <w:rPr>
+                                <w:rFonts w:ascii="Consolas" w:eastAsia="Times New Roman" w:hAnsi="Consolas" w:cs="Times New Roman"/>
+                                <w:color w:val="CCCCCC"/>
+                                <w:sz w:val="18"/>
+                                <w:szCs w:val="18"/>
+                              </w:rPr>
+                              <w:t xml:space="preserve"> (Retry)</w:t>
+                            </w:r>
+                          </w:p>
+                          <w:p>
+                            <w:pPr>
+                              <w:shd w:val="clear" w:color="auto" w:fill="1F1F1F"/>
+                              <w:bidi w:val="0"/>
+                              <w:spacing w:after="0" w:line="240" w:lineRule="auto"/>
+                              <w:rPr>
+                                <w:rFonts w:ascii="Consolas" w:eastAsia="Times New Roman" w:hAnsi="Consolas" w:cs="Times New Roman"/>
+                                <w:color w:val="CCCCCC"/>
+                                <w:sz w:val="18"/>
+                                <w:szCs w:val="18"/>
+                              </w:rPr>
+                            </w:pPr>
+                            <w:r>
+                              <w:rPr>
+                                <w:rFonts w:ascii="Consolas" w:eastAsia="Times New Roman" w:hAnsi="Consolas" w:cs="Times New Roman"/>
+                                <w:color w:val="CCCCCC"/>
+                                <w:sz w:val="18"/>
+                                <w:szCs w:val="18"/>
+                              </w:rPr>
+                              <w:t xml:space="preserve">│   │   │   └── </w:t>
+                            </w:r>
+                            <w:proofErr w:type="spellStart"/>
+                            <w:r>
+                              <w:rPr>
+                                <w:rFonts w:ascii="Consolas" w:eastAsia="Times New Roman" w:hAnsi="Consolas" w:cs="Times New Roman"/>
+                                <w:color w:val="CCCCCC"/>
+                                <w:sz w:val="18"/>
+                                <w:szCs w:val="18"/>
+                              </w:rPr>
+                              <w:t>api_</w:t>
+                            </w:r>
+                            <w:proofErr w:type="gramStart"/>
+                            <w:r>
+                              <w:rPr>
+                                <w:rFonts w:ascii="Consolas" w:eastAsia="Times New Roman" w:hAnsi="Consolas" w:cs="Times New Roman"/>
+                                <w:color w:val="CCCCCC"/>
+                                <w:sz w:val="18"/>
+                                <w:szCs w:val="18"/>
+                              </w:rPr>
+                              <w:t>constants.dart</w:t>
+                            </w:r>
+                            <w:proofErr w:type="spellEnd"/>
+                            <w:proofErr w:type="gramEnd"/>
+                            <w:r>
+                              <w:rPr>
+                                <w:rFonts w:ascii="Consolas" w:eastAsia="Times New Roman" w:hAnsi="Consolas" w:cs="Times New Roman"/>
+                                <w:color w:val="CCCCCC"/>
+                                <w:sz w:val="18"/>
+                                <w:szCs w:val="18"/>
+                              </w:rPr>
+                              <w:t xml:space="preserve">         # </w:t>
+                            </w:r>
+                            <w:r>
+                              <w:rPr>
+                                <w:rFonts w:ascii="Consolas" w:eastAsia="Times New Roman" w:hAnsi="Consolas" w:cs="Times New Roman"/>
+                                <w:color w:val="CCCCCC"/>
+                                <w:sz w:val="18"/>
+                                <w:szCs w:val="18"/>
+                                <w:rtl/>
+                              </w:rPr>
+                              <w:t>כתובות ה</w:t>
+                            </w:r>
+                            <w:r>
+                              <w:rPr>
+                                <w:rFonts w:ascii="Consolas" w:eastAsia="Times New Roman" w:hAnsi="Consolas" w:cs="Times New Roman"/>
+                                <w:color w:val="CCCCCC"/>
+                                <w:sz w:val="18"/>
+                                <w:szCs w:val="18"/>
+                              </w:rPr>
+                              <w:t>-Endpoints</w:t>
+                            </w:r>
+                          </w:p>
+                          <w:p>
+                            <w:pPr>
+                              <w:shd w:val="clear" w:color="auto" w:fill="1F1F1F"/>
+                              <w:bidi w:val="0"/>
+                              <w:spacing w:after="0" w:line="240" w:lineRule="auto"/>
+                              <w:rPr>
+                                <w:rFonts w:ascii="Consolas" w:eastAsia="Times New Roman" w:hAnsi="Consolas" w:cs="Times New Roman"/>
+                                <w:color w:val="CCCCCC"/>
+                                <w:sz w:val="18"/>
+                                <w:szCs w:val="18"/>
+                              </w:rPr>
+                            </w:pPr>
+                            <w:r>
+                              <w:rPr>
+                                <w:rFonts w:ascii="Consolas" w:eastAsia="Times New Roman" w:hAnsi="Consolas" w:cs="Times New Roman"/>
+                                <w:color w:val="CCCCCC"/>
+                                <w:sz w:val="18"/>
+                                <w:szCs w:val="18"/>
+                              </w:rPr>
+                              <w:t>│   │   ├── config/</w:t>
+                            </w:r>
+                          </w:p>
+                          <w:p>
+                            <w:pPr>
+                              <w:shd w:val="clear" w:color="auto" w:fill="1F1F1F"/>
+                              <w:bidi w:val="0"/>
+                              <w:spacing w:after="0" w:line="240" w:lineRule="auto"/>
+                              <w:rPr>
+                                <w:rFonts w:ascii="Consolas" w:eastAsia="Times New Roman" w:hAnsi="Consolas" w:cs="Times New Roman"/>
+                                <w:color w:val="CCCCCC"/>
+                                <w:sz w:val="18"/>
+                                <w:szCs w:val="18"/>
+                              </w:rPr>
+                            </w:pPr>
+                            <w:r>
+                              <w:rPr>
+                                <w:rFonts w:ascii="Consolas" w:eastAsia="Times New Roman" w:hAnsi="Consolas" w:cs="Times New Roman"/>
+                                <w:color w:val="CCCCCC"/>
+                                <w:sz w:val="18"/>
+                                <w:szCs w:val="18"/>
+                              </w:rPr>
+                              <w:t xml:space="preserve">│   │   │   └── </w:t>
+                            </w:r>
+                            <w:proofErr w:type="spellStart"/>
+                            <w:proofErr w:type="gramStart"/>
+                            <w:r>
+                              <w:rPr>
+                                <w:rFonts w:ascii="Consolas" w:eastAsia="Times New Roman" w:hAnsi="Consolas" w:cs="Times New Roman"/>
+                                <w:color w:val="CCCCCC"/>
+                                <w:sz w:val="18"/>
+                                <w:szCs w:val="18"/>
+                              </w:rPr>
+                              <w:t>env.dart</w:t>
+                            </w:r>
+                            <w:proofErr w:type="spellEnd"/>
+                            <w:proofErr w:type="gramEnd"/>
+                            <w:r>
+                              <w:rPr>
+                                <w:rFonts w:ascii="Consolas" w:eastAsia="Times New Roman" w:hAnsi="Consolas" w:cs="Times New Roman"/>
+                                <w:color w:val="CCCCCC"/>
+                                <w:sz w:val="18"/>
+                                <w:szCs w:val="18"/>
+                              </w:rPr>
+                              <w:t xml:space="preserve">                   # </w:t>
+                            </w:r>
+                            <w:r>
+                              <w:rPr>
+                                <w:rFonts w:ascii="Consolas" w:eastAsia="Times New Roman" w:hAnsi="Consolas" w:cs="Times New Roman"/>
+                                <w:color w:val="CCCCCC"/>
+                                <w:sz w:val="18"/>
+                                <w:szCs w:val="18"/>
+                                <w:rtl/>
+                              </w:rPr>
+                              <w:t>משתני סביבה</w:t>
+                            </w:r>
+                            <w:r>
+                              <w:rPr>
+                                <w:rFonts w:ascii="Consolas" w:eastAsia="Times New Roman" w:hAnsi="Consolas" w:cs="Times New Roman"/>
+                                <w:color w:val="CCCCCC"/>
+                                <w:sz w:val="18"/>
+                                <w:szCs w:val="18"/>
+                              </w:rPr>
+                              <w:t xml:space="preserve"> (Dev/Prod)</w:t>
+                            </w:r>
+                          </w:p>
+                          <w:p>
+                            <w:pPr>
+                              <w:shd w:val="clear" w:color="auto" w:fill="1F1F1F"/>
+                              <w:bidi w:val="0"/>
+                              <w:spacing w:after="0" w:line="240" w:lineRule="auto"/>
+                              <w:rPr>
+                                <w:rFonts w:ascii="Consolas" w:eastAsia="Times New Roman" w:hAnsi="Consolas" w:cs="Times New Roman"/>
+                                <w:color w:val="CCCCCC"/>
+                                <w:sz w:val="18"/>
+                                <w:szCs w:val="18"/>
+                              </w:rPr>
+                            </w:pPr>
+                            <w:r>
+                              <w:rPr>
+                                <w:rFonts w:ascii="Consolas" w:eastAsia="Times New Roman" w:hAnsi="Consolas" w:cs="Times New Roman"/>
+                                <w:color w:val="CCCCCC"/>
+                                <w:sz w:val="18"/>
+                                <w:szCs w:val="18"/>
+                              </w:rPr>
+                              <w:t>│   │   ├── errors/</w:t>
+                            </w:r>
+                          </w:p>
+                          <w:p>
+                            <w:pPr>
+                              <w:shd w:val="clear" w:color="auto" w:fill="1F1F1F"/>
+                              <w:bidi w:val="0"/>
+                              <w:spacing w:after="0" w:line="240" w:lineRule="auto"/>
+                              <w:rPr>
+                                <w:rFonts w:ascii="Consolas" w:eastAsia="Times New Roman" w:hAnsi="Consolas" w:cs="Times New Roman"/>
+                                <w:color w:val="CCCCCC"/>
+                                <w:sz w:val="18"/>
+                                <w:szCs w:val="18"/>
+                              </w:rPr>
+                            </w:pPr>
+                            <w:r>
+                              <w:rPr>
+                                <w:rFonts w:ascii="Consolas" w:eastAsia="Times New Roman" w:hAnsi="Consolas" w:cs="Times New Roman"/>
+                                <w:color w:val="CCCCCC"/>
+                                <w:sz w:val="18"/>
+                                <w:szCs w:val="18"/>
+                              </w:rPr>
+                              <w:t xml:space="preserve">│   │   │   ├── </w:t>
+                            </w:r>
+                            <w:proofErr w:type="spellStart"/>
+                            <w:proofErr w:type="gramStart"/>
+                            <w:r>
+                              <w:rPr>
+                                <w:rFonts w:ascii="Consolas" w:eastAsia="Times New Roman" w:hAnsi="Consolas" w:cs="Times New Roman"/>
+                                <w:color w:val="CCCCCC"/>
+                                <w:sz w:val="18"/>
+                                <w:szCs w:val="18"/>
+                              </w:rPr>
+                              <w:t>exceptions.dart</w:t>
+                            </w:r>
+                            <w:proofErr w:type="spellEnd"/>
+                            <w:proofErr w:type="gramEnd"/>
+                            <w:r>
+                              <w:rPr>
+                                <w:rFonts w:ascii="Consolas" w:eastAsia="Times New Roman" w:hAnsi="Consolas" w:cs="Times New Roman"/>
+                                <w:color w:val="CCCCCC"/>
+                                <w:sz w:val="18"/>
+                                <w:szCs w:val="18"/>
+                              </w:rPr>
+                              <w:t xml:space="preserve">            # </w:t>
+                            </w:r>
+                            <w:r>
+                              <w:rPr>
+                                <w:rFonts w:ascii="Consolas" w:eastAsia="Times New Roman" w:hAnsi="Consolas" w:cs="Times New Roman"/>
+                                <w:color w:val="CCCCCC"/>
+                                <w:sz w:val="18"/>
+                                <w:szCs w:val="18"/>
+                                <w:rtl/>
+                              </w:rPr>
+                              <w:t>שגיאות מהשרת או מהרשת</w:t>
+                            </w:r>
+                          </w:p>
+                          <w:p>
+                            <w:pPr>
+                              <w:shd w:val="clear" w:color="auto" w:fill="1F1F1F"/>
+                              <w:bidi w:val="0"/>
+                              <w:spacing w:after="0" w:line="240" w:lineRule="auto"/>
+                              <w:rPr>
+                                <w:rFonts w:ascii="Consolas" w:eastAsia="Times New Roman" w:hAnsi="Consolas" w:cs="Times New Roman"/>
+                                <w:color w:val="CCCCCC"/>
+                                <w:sz w:val="18"/>
+                                <w:szCs w:val="18"/>
+                              </w:rPr>
+                            </w:pPr>
+                            <w:r>
+                              <w:rPr>
+                                <w:rFonts w:ascii="Consolas" w:eastAsia="Times New Roman" w:hAnsi="Consolas" w:cs="Times New Roman"/>
+                                <w:color w:val="CCCCCC"/>
+                                <w:sz w:val="18"/>
+                                <w:szCs w:val="18"/>
+                              </w:rPr>
+                              <w:t xml:space="preserve">│   │   │   └── </w:t>
+                            </w:r>
+                            <w:proofErr w:type="spellStart"/>
+                            <w:proofErr w:type="gramStart"/>
+                            <w:r>
+                              <w:rPr>
+                                <w:rFonts w:ascii="Consolas" w:eastAsia="Times New Roman" w:hAnsi="Consolas" w:cs="Times New Roman"/>
+                                <w:color w:val="CCCCCC"/>
+                                <w:sz w:val="18"/>
+                                <w:szCs w:val="18"/>
+                              </w:rPr>
+                              <w:t>failures.dart</w:t>
+                            </w:r>
+                            <w:proofErr w:type="spellEnd"/>
+                            <w:proofErr w:type="gramEnd"/>
+                            <w:r>
+                              <w:rPr>
+                                <w:rFonts w:ascii="Consolas" w:eastAsia="Times New Roman" w:hAnsi="Consolas" w:cs="Times New Roman"/>
+                                <w:color w:val="CCCCCC"/>
+                                <w:sz w:val="18"/>
+                                <w:szCs w:val="18"/>
+                              </w:rPr>
+                              <w:t xml:space="preserve">              # </w:t>
+                            </w:r>
+                            <w:r>
+                              <w:rPr>
+                                <w:rFonts w:ascii="Consolas" w:eastAsia="Times New Roman" w:hAnsi="Consolas" w:cs="Times New Roman"/>
+                                <w:color w:val="CCCCCC"/>
+                                <w:sz w:val="18"/>
+                                <w:szCs w:val="18"/>
+                                <w:rtl/>
+                              </w:rPr>
+                              <w:t>המרת שגיאות לאובייקט כישלון קריא</w:t>
+                            </w:r>
+                          </w:p>
+                          <w:p>
+                            <w:pPr>
+                              <w:shd w:val="clear" w:color="auto" w:fill="1F1F1F"/>
+                              <w:bidi w:val="0"/>
+                              <w:spacing w:after="0" w:line="240" w:lineRule="auto"/>
+                              <w:rPr>
+                                <w:rFonts w:ascii="Consolas" w:eastAsia="Times New Roman" w:hAnsi="Consolas" w:cs="Times New Roman"/>
+                                <w:color w:val="CCCCCC"/>
+                                <w:sz w:val="18"/>
+                                <w:szCs w:val="18"/>
+                              </w:rPr>
+                            </w:pPr>
+                            <w:r>
+                              <w:rPr>
+                                <w:rFonts w:ascii="Consolas" w:eastAsia="Times New Roman" w:hAnsi="Consolas" w:cs="Times New Roman"/>
+                                <w:color w:val="CCCCCC"/>
+                                <w:sz w:val="18"/>
+                                <w:szCs w:val="18"/>
+                              </w:rPr>
+                              <w:t>│   │   ├── l10n/</w:t>
+                            </w:r>
+                          </w:p>
+                          <w:p>
+                            <w:pPr>
+                              <w:shd w:val="clear" w:color="auto" w:fill="1F1F1F"/>
+                              <w:bidi w:val="0"/>
+                              <w:spacing w:after="0" w:line="240" w:lineRule="auto"/>
+                              <w:rPr>
+                                <w:rFonts w:ascii="Consolas" w:eastAsia="Times New Roman" w:hAnsi="Consolas" w:cs="Times New Roman"/>
+                                <w:color w:val="CCCCCC"/>
+                                <w:sz w:val="18"/>
+                                <w:szCs w:val="18"/>
+                              </w:rPr>
+                            </w:pPr>
+                            <w:r>
+                              <w:rPr>
+                                <w:rFonts w:ascii="Consolas" w:eastAsia="Times New Roman" w:hAnsi="Consolas" w:cs="Times New Roman"/>
+                                <w:color w:val="CCCCCC"/>
+                                <w:sz w:val="18"/>
+                                <w:szCs w:val="18"/>
+                              </w:rPr>
+                              <w:t xml:space="preserve">│   │   │   └── </w:t>
+                            </w:r>
+                            <w:proofErr w:type="spellStart"/>
+                            <w:r>
+                              <w:rPr>
+                                <w:rFonts w:ascii="Consolas" w:eastAsia="Times New Roman" w:hAnsi="Consolas" w:cs="Times New Roman"/>
+                                <w:color w:val="CCCCCC"/>
+                                <w:sz w:val="18"/>
+                                <w:szCs w:val="18"/>
+                              </w:rPr>
+                              <w:t>app_</w:t>
+                            </w:r>
+                            <w:proofErr w:type="gramStart"/>
+                            <w:r>
+                              <w:rPr>
+                                <w:rFonts w:ascii="Consolas" w:eastAsia="Times New Roman" w:hAnsi="Consolas" w:cs="Times New Roman"/>
+                                <w:color w:val="CCCCCC"/>
+                                <w:sz w:val="18"/>
+                                <w:szCs w:val="18"/>
+                              </w:rPr>
+                              <w:t>localizations.dart</w:t>
+                            </w:r>
+                            <w:proofErr w:type="spellEnd"/>
+                            <w:proofErr w:type="gramEnd"/>
+                            <w:r>
+                              <w:rPr>
+                                <w:rFonts w:ascii="Consolas" w:eastAsia="Times New Roman" w:hAnsi="Consolas" w:cs="Times New Roman"/>
+                                <w:color w:val="CCCCCC"/>
+                                <w:sz w:val="18"/>
+                                <w:szCs w:val="18"/>
+                              </w:rPr>
+                              <w:t xml:space="preserve">     # </w:t>
+                            </w:r>
+                            <w:r>
+                              <w:rPr>
+                                <w:rFonts w:ascii="Consolas" w:eastAsia="Times New Roman" w:hAnsi="Consolas" w:cs="Times New Roman"/>
+                                <w:color w:val="CCCCCC"/>
+                                <w:sz w:val="18"/>
+                                <w:szCs w:val="18"/>
+                                <w:rtl/>
+                              </w:rPr>
+                              <w:t>קובץ התרגומים</w:t>
+                            </w:r>
+                            <w:r>
+                              <w:rPr>
+                                <w:rFonts w:ascii="Consolas" w:eastAsia="Times New Roman" w:hAnsi="Consolas" w:cs="Times New Roman"/>
+                                <w:color w:val="CCCCCC"/>
+                                <w:sz w:val="18"/>
+                                <w:szCs w:val="18"/>
+                              </w:rPr>
+                              <w:t xml:space="preserve"> (</w:t>
+                            </w:r>
+                            <w:r>
+                              <w:rPr>
+                                <w:rFonts w:ascii="Consolas" w:eastAsia="Times New Roman" w:hAnsi="Consolas" w:cs="Times New Roman"/>
+                                <w:color w:val="CCCCCC"/>
+                                <w:sz w:val="18"/>
+                                <w:szCs w:val="18"/>
+                                <w:rtl/>
+                              </w:rPr>
+                              <w:t>עברית</w:t>
+                            </w:r>
+                            <w:r>
+                              <w:rPr>
+                                <w:rFonts w:ascii="Consolas" w:eastAsia="Times New Roman" w:hAnsi="Consolas" w:cs="Times New Roman"/>
+                                <w:color w:val="CCCCCC"/>
+                                <w:sz w:val="18"/>
+                                <w:szCs w:val="18"/>
+                              </w:rPr>
+                              <w:t xml:space="preserve"> RTL)</w:t>
+                            </w:r>
+                          </w:p>
+                          <w:p>
+                            <w:pPr>
+                              <w:shd w:val="clear" w:color="auto" w:fill="1F1F1F"/>
+                              <w:bidi w:val="0"/>
+                              <w:spacing w:after="0" w:line="240" w:lineRule="auto"/>
+                              <w:rPr>
+                                <w:rFonts w:ascii="Consolas" w:eastAsia="Times New Roman" w:hAnsi="Consolas" w:cs="Times New Roman"/>
+                                <w:color w:val="CCCCCC"/>
+                                <w:sz w:val="18"/>
+                                <w:szCs w:val="18"/>
+                              </w:rPr>
+                            </w:pPr>
+                            <w:r>
+                              <w:rPr>
+                                <w:rFonts w:ascii="Consolas" w:eastAsia="Times New Roman" w:hAnsi="Consolas" w:cs="Times New Roman"/>
+                                <w:color w:val="CCCCCC"/>
+                                <w:sz w:val="18"/>
+                                <w:szCs w:val="18"/>
+                              </w:rPr>
+                              <w:t xml:space="preserve">│   │   ├── </w:t>
+                            </w:r>
+                            <w:proofErr w:type="spellStart"/>
+                            <w:r>
+                              <w:rPr>
+                                <w:rFonts w:ascii="Consolas" w:eastAsia="Times New Roman" w:hAnsi="Consolas" w:cs="Times New Roman"/>
+                                <w:color w:val="CCCCCC"/>
+                                <w:sz w:val="18"/>
+                                <w:szCs w:val="18"/>
+                              </w:rPr>
+                              <w:t>local_storage</w:t>
+                            </w:r>
+                            <w:proofErr w:type="spellEnd"/>
+                            <w:r>
+                              <w:rPr>
+                                <w:rFonts w:ascii="Consolas" w:eastAsia="Times New Roman" w:hAnsi="Consolas" w:cs="Times New Roman"/>
+                                <w:color w:val="CCCCCC"/>
+                                <w:sz w:val="18"/>
+                                <w:szCs w:val="18"/>
+                              </w:rPr>
+                              <w:t>/</w:t>
+                            </w:r>
+                          </w:p>
+                          <w:p>
+                            <w:pPr>
+                              <w:shd w:val="clear" w:color="auto" w:fill="1F1F1F"/>
+                              <w:bidi w:val="0"/>
+                              <w:spacing w:after="0" w:line="240" w:lineRule="auto"/>
+                              <w:rPr>
+                                <w:rFonts w:ascii="Consolas" w:eastAsia="Times New Roman" w:hAnsi="Consolas" w:cs="Times New Roman"/>
+                                <w:color w:val="CCCCCC"/>
+                                <w:sz w:val="18"/>
+                                <w:szCs w:val="18"/>
+                              </w:rPr>
+                            </w:pPr>
+                            <w:r>
+                              <w:rPr>
+                                <w:rFonts w:ascii="Consolas" w:eastAsia="Times New Roman" w:hAnsi="Consolas" w:cs="Times New Roman"/>
+                                <w:color w:val="CCCCCC"/>
+                                <w:sz w:val="18"/>
+                                <w:szCs w:val="18"/>
+                              </w:rPr>
+                              <w:t xml:space="preserve">│   │   │   └── </w:t>
+                            </w:r>
+                            <w:proofErr w:type="spellStart"/>
+                            <w:r>
+                              <w:rPr>
+                                <w:rFonts w:ascii="Consolas" w:eastAsia="Times New Roman" w:hAnsi="Consolas" w:cs="Times New Roman"/>
+                                <w:color w:val="CCCCCC"/>
+                                <w:sz w:val="18"/>
+                                <w:szCs w:val="18"/>
+                              </w:rPr>
+                              <w:t>storage_</w:t>
+                            </w:r>
+                            <w:proofErr w:type="gramStart"/>
+                            <w:r>
+                              <w:rPr>
+                                <w:rFonts w:ascii="Consolas" w:eastAsia="Times New Roman" w:hAnsi="Consolas" w:cs="Times New Roman"/>
+                                <w:color w:val="CCCCCC"/>
+                                <w:sz w:val="18"/>
+                                <w:szCs w:val="18"/>
+                              </w:rPr>
+                              <w:t>service.dart</w:t>
+                            </w:r>
+                            <w:proofErr w:type="spellEnd"/>
+                            <w:proofErr w:type="gramEnd"/>
+                            <w:r>
+                              <w:rPr>
+                                <w:rFonts w:ascii="Consolas" w:eastAsia="Times New Roman" w:hAnsi="Consolas" w:cs="Times New Roman"/>
+                                <w:color w:val="CCCCCC"/>
+                                <w:sz w:val="18"/>
+                                <w:szCs w:val="18"/>
+                              </w:rPr>
+                              <w:t xml:space="preserve">       # </w:t>
+                            </w:r>
+                            <w:r>
+                              <w:rPr>
+                                <w:rFonts w:ascii="Consolas" w:eastAsia="Times New Roman" w:hAnsi="Consolas" w:cs="Times New Roman"/>
+                                <w:color w:val="CCCCCC"/>
+                                <w:sz w:val="18"/>
+                                <w:szCs w:val="18"/>
+                                <w:rtl/>
+                              </w:rPr>
+                              <w:t>שמירת טוקנים והעדפות מקומיות</w:t>
+                            </w:r>
+                          </w:p>
+                          <w:p>
+                            <w:pPr>
+                              <w:shd w:val="clear" w:color="auto" w:fill="1F1F1F"/>
+                              <w:bidi w:val="0"/>
+                              <w:spacing w:after="0" w:line="240" w:lineRule="auto"/>
+                              <w:rPr>
+                                <w:rFonts w:ascii="Consolas" w:eastAsia="Times New Roman" w:hAnsi="Consolas" w:cs="Times New Roman"/>
+                                <w:color w:val="CCCCCC"/>
+                                <w:sz w:val="18"/>
+                                <w:szCs w:val="18"/>
+                              </w:rPr>
+                            </w:pPr>
+                            <w:r>
+                              <w:rPr>
+                                <w:rFonts w:ascii="Consolas" w:eastAsia="Times New Roman" w:hAnsi="Consolas" w:cs="Times New Roman"/>
+                                <w:color w:val="CCCCCC"/>
+                                <w:sz w:val="18"/>
+                                <w:szCs w:val="18"/>
+                              </w:rPr>
+                              <w:t>│   │   ├── routing/</w:t>
+                            </w:r>
+                          </w:p>
+                          <w:p>
+                            <w:pPr>
+                              <w:shd w:val="clear" w:color="auto" w:fill="1F1F1F"/>
+                              <w:bidi w:val="0"/>
+                              <w:spacing w:after="0" w:line="240" w:lineRule="auto"/>
+                              <w:rPr>
+                                <w:rFonts w:ascii="Consolas" w:eastAsia="Times New Roman" w:hAnsi="Consolas" w:cs="Times New Roman"/>
+                                <w:color w:val="CCCCCC"/>
+                                <w:sz w:val="18"/>
+                                <w:szCs w:val="18"/>
+                              </w:rPr>
+                            </w:pPr>
+                            <w:r>
+                              <w:rPr>
+                                <w:rFonts w:ascii="Consolas" w:eastAsia="Times New Roman" w:hAnsi="Consolas" w:cs="Times New Roman"/>
+                                <w:color w:val="CCCCCC"/>
+                                <w:sz w:val="18"/>
+                                <w:szCs w:val="18"/>
+                              </w:rPr>
+                              <w:t xml:space="preserve">│   │   │   └── </w:t>
+                            </w:r>
+                            <w:proofErr w:type="spellStart"/>
+                            <w:r>
+                              <w:rPr>
+                                <w:rFonts w:ascii="Consolas" w:eastAsia="Times New Roman" w:hAnsi="Consolas" w:cs="Times New Roman"/>
+                                <w:color w:val="CCCCCC"/>
+                                <w:sz w:val="18"/>
+                                <w:szCs w:val="18"/>
+                              </w:rPr>
+                              <w:t>app_</w:t>
+                            </w:r>
+                            <w:proofErr w:type="gramStart"/>
+                            <w:r>
+                              <w:rPr>
+                                <w:rFonts w:ascii="Consolas" w:eastAsia="Times New Roman" w:hAnsi="Consolas" w:cs="Times New Roman"/>
+                                <w:color w:val="CCCCCC"/>
+                                <w:sz w:val="18"/>
+                                <w:szCs w:val="18"/>
+                              </w:rPr>
+                              <w:t>router.dart</w:t>
+                            </w:r>
+                            <w:proofErr w:type="spellEnd"/>
+                            <w:proofErr w:type="gramEnd"/>
+                            <w:r>
+                              <w:rPr>
+                                <w:rFonts w:ascii="Consolas" w:eastAsia="Times New Roman" w:hAnsi="Consolas" w:cs="Times New Roman"/>
+                                <w:color w:val="CCCCCC"/>
+                                <w:sz w:val="18"/>
+                                <w:szCs w:val="18"/>
+                              </w:rPr>
+                              <w:t xml:space="preserve">            # </w:t>
+                            </w:r>
+                            <w:r>
+                              <w:rPr>
+                                <w:rFonts w:ascii="Consolas" w:eastAsia="Times New Roman" w:hAnsi="Consolas" w:cs="Times New Roman"/>
+                                <w:color w:val="CCCCCC"/>
+                                <w:sz w:val="18"/>
+                                <w:szCs w:val="18"/>
+                                <w:rtl/>
+                              </w:rPr>
+                              <w:t>הגדרות ניווט</w:t>
+                            </w:r>
+                            <w:r>
+                              <w:rPr>
+                                <w:rFonts w:ascii="Consolas" w:eastAsia="Times New Roman" w:hAnsi="Consolas" w:cs="Times New Roman"/>
+                                <w:color w:val="CCCCCC"/>
+                                <w:sz w:val="18"/>
+                                <w:szCs w:val="18"/>
+                              </w:rPr>
+                              <w:t xml:space="preserve"> (</w:t>
+                            </w:r>
+                            <w:proofErr w:type="spellStart"/>
+                            <w:r>
+                              <w:rPr>
+                                <w:rFonts w:ascii="Consolas" w:eastAsia="Times New Roman" w:hAnsi="Consolas" w:cs="Times New Roman"/>
+                                <w:color w:val="CCCCCC"/>
+                                <w:sz w:val="18"/>
+                                <w:szCs w:val="18"/>
+                              </w:rPr>
+                              <w:t>go_router</w:t>
+                            </w:r>
+                            <w:proofErr w:type="spellEnd"/>
+                            <w:r>
+                              <w:rPr>
+                                <w:rFonts w:ascii="Consolas" w:eastAsia="Times New Roman" w:hAnsi="Consolas" w:cs="Times New Roman"/>
+                                <w:color w:val="CCCCCC"/>
+                                <w:sz w:val="18"/>
+                                <w:szCs w:val="18"/>
+                              </w:rPr>
+                              <w:t xml:space="preserve">) </w:t>
+                            </w:r>
+                            <w:r>
+                              <w:rPr>
+                                <w:rFonts w:ascii="Consolas" w:eastAsia="Times New Roman" w:hAnsi="Consolas" w:cs="Times New Roman"/>
+                                <w:color w:val="CCCCCC"/>
+                                <w:sz w:val="18"/>
+                                <w:szCs w:val="18"/>
+                                <w:rtl/>
+                              </w:rPr>
+                              <w:t>וחסימת אורחים</w:t>
+                            </w:r>
+                          </w:p>
+                          <w:p>
+                            <w:pPr>
+                              <w:shd w:val="clear" w:color="auto" w:fill="1F1F1F"/>
+                              <w:bidi w:val="0"/>
+                              <w:spacing w:after="0" w:line="240" w:lineRule="auto"/>
+                              <w:rPr>
+                                <w:rFonts w:ascii="Consolas" w:eastAsia="Times New Roman" w:hAnsi="Consolas" w:cs="Times New Roman"/>
+                                <w:color w:val="CCCCCC"/>
+                                <w:sz w:val="18"/>
+                                <w:szCs w:val="18"/>
+                              </w:rPr>
+                            </w:pPr>
+                            <w:r>
+                              <w:rPr>
+                                <w:rFonts w:ascii="Consolas" w:eastAsia="Times New Roman" w:hAnsi="Consolas" w:cs="Times New Roman"/>
+                                <w:color w:val="CCCCCC"/>
+                                <w:sz w:val="18"/>
+                                <w:szCs w:val="18"/>
+                              </w:rPr>
+                              <w:t>│   │   ├── theme/</w:t>
+                            </w:r>
+                          </w:p>
+                          <w:p>
+                            <w:pPr>
+                              <w:shd w:val="clear" w:color="auto" w:fill="1F1F1F"/>
+                              <w:bidi w:val="0"/>
+                              <w:spacing w:after="0" w:line="240" w:lineRule="auto"/>
+                              <w:rPr>
+                                <w:rFonts w:ascii="Consolas" w:eastAsia="Times New Roman" w:hAnsi="Consolas" w:cs="Times New Roman"/>
+                                <w:color w:val="CCCCCC"/>
+                                <w:sz w:val="18"/>
+                                <w:szCs w:val="18"/>
+                              </w:rPr>
+                            </w:pPr>
+                            <w:r>
+                              <w:rPr>
+                                <w:rFonts w:ascii="Consolas" w:eastAsia="Times New Roman" w:hAnsi="Consolas" w:cs="Times New Roman"/>
+                                <w:color w:val="CCCCCC"/>
+                                <w:sz w:val="18"/>
+                                <w:szCs w:val="18"/>
+                              </w:rPr>
+                              <w:t xml:space="preserve">│   │   │   ├── </w:t>
+                            </w:r>
+                            <w:proofErr w:type="spellStart"/>
+                            <w:r>
+                              <w:rPr>
+                                <w:rFonts w:ascii="Consolas" w:eastAsia="Times New Roman" w:hAnsi="Consolas" w:cs="Times New Roman"/>
+                                <w:color w:val="CCCCCC"/>
+                                <w:sz w:val="18"/>
+                                <w:szCs w:val="18"/>
+                              </w:rPr>
+                              <w:t>app_</w:t>
+                            </w:r>
+                            <w:proofErr w:type="gramStart"/>
+                            <w:r>
+                              <w:rPr>
+                                <w:rFonts w:ascii="Consolas" w:eastAsia="Times New Roman" w:hAnsi="Consolas" w:cs="Times New Roman"/>
+                                <w:color w:val="CCCCCC"/>
+                                <w:sz w:val="18"/>
+                                <w:szCs w:val="18"/>
+                              </w:rPr>
+                              <w:t>colors.dart</w:t>
+                            </w:r>
+                            <w:proofErr w:type="spellEnd"/>
+                            <w:proofErr w:type="gramEnd"/>
+                            <w:r>
+                              <w:rPr>
+                                <w:rFonts w:ascii="Consolas" w:eastAsia="Times New Roman" w:hAnsi="Consolas" w:cs="Times New Roman"/>
+                                <w:color w:val="CCCCCC"/>
+                                <w:sz w:val="18"/>
+                                <w:szCs w:val="18"/>
+                              </w:rPr>
+                              <w:t xml:space="preserve">            # </w:t>
+                            </w:r>
+                            <w:r>
+                              <w:rPr>
+                                <w:rFonts w:ascii="Consolas" w:eastAsia="Times New Roman" w:hAnsi="Consolas" w:cs="Times New Roman"/>
+                                <w:color w:val="CCCCCC"/>
+                                <w:sz w:val="18"/>
+                                <w:szCs w:val="18"/>
+                                <w:rtl/>
+                              </w:rPr>
+                              <w:t>פלטת צבעים</w:t>
+                            </w:r>
+                          </w:p>
+                          <w:p>
+                            <w:pPr>
+                              <w:shd w:val="clear" w:color="auto" w:fill="1F1F1F"/>
+                              <w:bidi w:val="0"/>
+                              <w:spacing w:after="0" w:line="240" w:lineRule="auto"/>
+                              <w:rPr>
+                                <w:rFonts w:ascii="Consolas" w:eastAsia="Times New Roman" w:hAnsi="Consolas" w:cs="Times New Roman"/>
+                                <w:color w:val="CCCCCC"/>
+                                <w:sz w:val="18"/>
+                                <w:szCs w:val="18"/>
+                              </w:rPr>
+                            </w:pPr>
+                            <w:r>
+                              <w:rPr>
+                                <w:rFonts w:ascii="Consolas" w:eastAsia="Times New Roman" w:hAnsi="Consolas" w:cs="Times New Roman"/>
+                                <w:color w:val="CCCCCC"/>
+                                <w:sz w:val="18"/>
+                                <w:szCs w:val="18"/>
+                              </w:rPr>
+                              <w:t xml:space="preserve">│   │   │   ├── </w:t>
+                            </w:r>
+                            <w:proofErr w:type="spellStart"/>
+                            <w:r>
+                              <w:rPr>
+                                <w:rFonts w:ascii="Consolas" w:eastAsia="Times New Roman" w:hAnsi="Consolas" w:cs="Times New Roman"/>
+                                <w:color w:val="CCCCCC"/>
+                                <w:sz w:val="18"/>
+                                <w:szCs w:val="18"/>
+                              </w:rPr>
+                              <w:t>app_text_</w:t>
+                            </w:r>
+                            <w:proofErr w:type="gramStart"/>
+                            <w:r>
+                              <w:rPr>
+                                <w:rFonts w:ascii="Consolas" w:eastAsia="Times New Roman" w:hAnsi="Consolas" w:cs="Times New Roman"/>
+                                <w:color w:val="CCCCCC"/>
+                                <w:sz w:val="18"/>
+                                <w:szCs w:val="18"/>
+                              </w:rPr>
+                              <w:t>styles.dart</w:t>
+                            </w:r>
+                            <w:proofErr w:type="spellEnd"/>
+                            <w:proofErr w:type="gramEnd"/>
+                            <w:r>
+                              <w:rPr>
+                                <w:rFonts w:ascii="Consolas" w:eastAsia="Times New Roman" w:hAnsi="Consolas" w:cs="Times New Roman"/>
+                                <w:color w:val="CCCCCC"/>
+                                <w:sz w:val="18"/>
+                                <w:szCs w:val="18"/>
+                              </w:rPr>
+                              <w:t xml:space="preserve">       # </w:t>
+                            </w:r>
+                            <w:r>
+                              <w:rPr>
+                                <w:rFonts w:ascii="Consolas" w:eastAsia="Times New Roman" w:hAnsi="Consolas" w:cs="Times New Roman"/>
+                                <w:color w:val="CCCCCC"/>
+                                <w:sz w:val="18"/>
+                                <w:szCs w:val="18"/>
+                                <w:rtl/>
+                              </w:rPr>
+                              <w:t>טיפוגרפיה</w:t>
+                            </w:r>
+                          </w:p>
+                          <w:p>
+                            <w:pPr>
+                              <w:shd w:val="clear" w:color="auto" w:fill="1F1F1F"/>
+                              <w:bidi w:val="0"/>
+                              <w:spacing w:after="0" w:line="240" w:lineRule="auto"/>
+                              <w:rPr>
+                                <w:rFonts w:ascii="Consolas" w:eastAsia="Times New Roman" w:hAnsi="Consolas" w:cs="Times New Roman"/>
+                                <w:color w:val="CCCCCC"/>
+                                <w:sz w:val="18"/>
+                                <w:szCs w:val="18"/>
+                              </w:rPr>
+                            </w:pPr>
+                            <w:r>
+                              <w:rPr>
+                                <w:rFonts w:ascii="Consolas" w:eastAsia="Times New Roman" w:hAnsi="Consolas" w:cs="Times New Roman"/>
+                                <w:color w:val="CCCCCC"/>
+                                <w:sz w:val="18"/>
+                                <w:szCs w:val="18"/>
+                              </w:rPr>
+                              <w:t xml:space="preserve">│   │   │   └── </w:t>
+                            </w:r>
+                            <w:proofErr w:type="spellStart"/>
+                            <w:r>
+                              <w:rPr>
+                                <w:rFonts w:ascii="Consolas" w:eastAsia="Times New Roman" w:hAnsi="Consolas" w:cs="Times New Roman"/>
+                                <w:color w:val="CCCCCC"/>
+                                <w:sz w:val="18"/>
+                                <w:szCs w:val="18"/>
+                              </w:rPr>
+                              <w:t>app_</w:t>
+                            </w:r>
+                            <w:proofErr w:type="gramStart"/>
+                            <w:r>
+                              <w:rPr>
+                                <w:rFonts w:ascii="Consolas" w:eastAsia="Times New Roman" w:hAnsi="Consolas" w:cs="Times New Roman"/>
+                                <w:color w:val="CCCCCC"/>
+                                <w:sz w:val="18"/>
+                                <w:szCs w:val="18"/>
+                              </w:rPr>
+                              <w:t>theme.dart</w:t>
+                            </w:r>
+                            <w:proofErr w:type="spellEnd"/>
+                            <w:proofErr w:type="gramEnd"/>
+                            <w:r>
+                              <w:rPr>
+                                <w:rFonts w:ascii="Consolas" w:eastAsia="Times New Roman" w:hAnsi="Consolas" w:cs="Times New Roman"/>
+                                <w:color w:val="CCCCCC"/>
+                                <w:sz w:val="18"/>
+                                <w:szCs w:val="18"/>
+                              </w:rPr>
+                              <w:t xml:space="preserve">             # </w:t>
+                            </w:r>
+                            <w:r>
+                              <w:rPr>
+                                <w:rFonts w:ascii="Consolas" w:eastAsia="Times New Roman" w:hAnsi="Consolas" w:cs="Times New Roman"/>
+                                <w:color w:val="CCCCCC"/>
+                                <w:sz w:val="18"/>
+                                <w:szCs w:val="18"/>
+                                <w:rtl/>
+                              </w:rPr>
+                              <w:t>הגדרות עיצוב כלליות</w:t>
+                            </w:r>
+                          </w:p>
+                          <w:p>
+                            <w:pPr>
+                              <w:shd w:val="clear" w:color="auto" w:fill="1F1F1F"/>
+                              <w:bidi w:val="0"/>
+                              <w:spacing w:after="0" w:line="240" w:lineRule="auto"/>
+                              <w:rPr>
+                                <w:rFonts w:ascii="Consolas" w:eastAsia="Times New Roman" w:hAnsi="Consolas" w:cs="Times New Roman"/>
+                                <w:color w:val="CCCCCC"/>
+                                <w:sz w:val="18"/>
+                                <w:szCs w:val="18"/>
+                              </w:rPr>
+                            </w:pPr>
+                            <w:r>
+                              <w:rPr>
+                                <w:rFonts w:ascii="Consolas" w:eastAsia="Times New Roman" w:hAnsi="Consolas" w:cs="Times New Roman"/>
+                                <w:color w:val="CCCCCC"/>
+                                <w:sz w:val="18"/>
+                                <w:szCs w:val="18"/>
+                              </w:rPr>
+                              <w:t>│   │   ├── utils/</w:t>
+                            </w:r>
+                          </w:p>
+                          <w:p>
+                            <w:pPr>
+                              <w:shd w:val="clear" w:color="auto" w:fill="1F1F1F"/>
+                              <w:bidi w:val="0"/>
+                              <w:spacing w:after="0" w:line="240" w:lineRule="auto"/>
+                              <w:rPr>
+                                <w:rFonts w:ascii="Consolas" w:eastAsia="Times New Roman" w:hAnsi="Consolas" w:cs="Times New Roman"/>
+                                <w:color w:val="CCCCCC"/>
+                                <w:sz w:val="18"/>
+                                <w:szCs w:val="18"/>
+                              </w:rPr>
+                            </w:pPr>
+                            <w:r>
+                              <w:rPr>
+                                <w:rFonts w:ascii="Consolas" w:eastAsia="Times New Roman" w:hAnsi="Consolas" w:cs="Times New Roman"/>
+                                <w:color w:val="CCCCCC"/>
+                                <w:sz w:val="18"/>
+                                <w:szCs w:val="18"/>
+                              </w:rPr>
+                              <w:t xml:space="preserve">│   │   │   └── </w:t>
+                            </w:r>
+                            <w:proofErr w:type="spellStart"/>
+                            <w:r>
+                              <w:rPr>
+                                <w:rFonts w:ascii="Consolas" w:eastAsia="Times New Roman" w:hAnsi="Consolas" w:cs="Times New Roman"/>
+                                <w:color w:val="CCCCCC"/>
+                                <w:sz w:val="18"/>
+                                <w:szCs w:val="18"/>
+                              </w:rPr>
+                              <w:t>location_</w:t>
+                            </w:r>
+                            <w:proofErr w:type="gramStart"/>
+                            <w:r>
+                              <w:rPr>
+                                <w:rFonts w:ascii="Consolas" w:eastAsia="Times New Roman" w:hAnsi="Consolas" w:cs="Times New Roman"/>
+                                <w:color w:val="CCCCCC"/>
+                                <w:sz w:val="18"/>
+                                <w:szCs w:val="18"/>
+                              </w:rPr>
+                              <w:t>service.dart</w:t>
+                            </w:r>
+                            <w:proofErr w:type="spellEnd"/>
+                            <w:proofErr w:type="gramEnd"/>
+                            <w:r>
+                              <w:rPr>
+                                <w:rFonts w:ascii="Consolas" w:eastAsia="Times New Roman" w:hAnsi="Consolas" w:cs="Times New Roman"/>
+                                <w:color w:val="CCCCCC"/>
+                                <w:sz w:val="18"/>
+                                <w:szCs w:val="18"/>
+                              </w:rPr>
+                              <w:t xml:space="preserve">      # </w:t>
+                            </w:r>
+                            <w:r>
+                              <w:rPr>
+                                <w:rFonts w:ascii="Consolas" w:eastAsia="Times New Roman" w:hAnsi="Consolas" w:cs="Times New Roman"/>
+                                <w:color w:val="CCCCCC"/>
+                                <w:sz w:val="18"/>
+                                <w:szCs w:val="18"/>
+                                <w:rtl/>
+                              </w:rPr>
+                              <w:t>שירות מיקום</w:t>
+                            </w:r>
+                            <w:r>
+                              <w:rPr>
+                                <w:rFonts w:ascii="Consolas" w:eastAsia="Times New Roman" w:hAnsi="Consolas" w:cs="Times New Roman"/>
+                                <w:color w:val="CCCCCC"/>
+                                <w:sz w:val="18"/>
+                                <w:szCs w:val="18"/>
+                              </w:rPr>
+                              <w:t xml:space="preserve"> GPS</w:t>
+                            </w:r>
+                          </w:p>
+                          <w:p>
+                            <w:pPr>
+                              <w:shd w:val="clear" w:color="auto" w:fill="1F1F1F"/>
+                              <w:bidi w:val="0"/>
+                              <w:spacing w:after="0" w:line="240" w:lineRule="auto"/>
+                              <w:rPr>
+                                <w:rFonts w:ascii="Consolas" w:eastAsia="Times New Roman" w:hAnsi="Consolas" w:cs="Times New Roman"/>
+                                <w:color w:val="CCCCCC"/>
+                                <w:sz w:val="18"/>
+                                <w:szCs w:val="18"/>
+                              </w:rPr>
+                            </w:pPr>
+                            <w:r>
+                              <w:rPr>
+                                <w:rFonts w:ascii="Consolas" w:eastAsia="Times New Roman" w:hAnsi="Consolas" w:cs="Times New Roman"/>
+                                <w:color w:val="CCCCCC"/>
+                                <w:sz w:val="18"/>
+                                <w:szCs w:val="18"/>
+                              </w:rPr>
+                              <w:t xml:space="preserve">│   │   └── </w:t>
+                            </w:r>
+                            <w:proofErr w:type="spellStart"/>
+                            <w:r>
+                              <w:rPr>
+                                <w:rFonts w:ascii="Consolas" w:eastAsia="Times New Roman" w:hAnsi="Consolas" w:cs="Times New Roman"/>
+                                <w:color w:val="CCCCCC"/>
+                                <w:sz w:val="18"/>
+                                <w:szCs w:val="18"/>
+                              </w:rPr>
+                              <w:t>websockets</w:t>
+                            </w:r>
+                            <w:proofErr w:type="spellEnd"/>
+                            <w:r>
+                              <w:rPr>
+                                <w:rFonts w:ascii="Consolas" w:eastAsia="Times New Roman" w:hAnsi="Consolas" w:cs="Times New Roman"/>
+                                <w:color w:val="CCCCCC"/>
+                                <w:sz w:val="18"/>
+                                <w:szCs w:val="18"/>
+                              </w:rPr>
+                              <w:t>/</w:t>
+                            </w:r>
+                          </w:p>
+                          <w:p>
+                            <w:pPr>
+                              <w:shd w:val="clear" w:color="auto" w:fill="1F1F1F"/>
+                              <w:bidi w:val="0"/>
+                              <w:spacing w:after="0" w:line="240" w:lineRule="auto"/>
+                              <w:rPr>
+                                <w:rFonts w:ascii="Consolas" w:eastAsia="Times New Roman" w:hAnsi="Consolas" w:cs="Times New Roman"/>
+                                <w:color w:val="CCCCCC"/>
+                                <w:sz w:val="18"/>
+                                <w:szCs w:val="18"/>
+                              </w:rPr>
+                            </w:pPr>
+                            <w:r>
+                              <w:rPr>
+                                <w:rFonts w:ascii="Consolas" w:eastAsia="Times New Roman" w:hAnsi="Consolas" w:cs="Times New Roman"/>
+                                <w:color w:val="CCCCCC"/>
+                                <w:sz w:val="18"/>
+                                <w:szCs w:val="18"/>
+                              </w:rPr>
+                              <w:t xml:space="preserve">│   │       └── </w:t>
+                            </w:r>
+                            <w:proofErr w:type="spellStart"/>
+                            <w:r>
+                              <w:rPr>
+                                <w:rFonts w:ascii="Consolas" w:eastAsia="Times New Roman" w:hAnsi="Consolas" w:cs="Times New Roman"/>
+                                <w:color w:val="CCCCCC"/>
+                                <w:sz w:val="18"/>
+                                <w:szCs w:val="18"/>
+                              </w:rPr>
+                              <w:t>socket_</w:t>
+                            </w:r>
+                            <w:proofErr w:type="gramStart"/>
+                            <w:r>
+                              <w:rPr>
+                                <w:rFonts w:ascii="Consolas" w:eastAsia="Times New Roman" w:hAnsi="Consolas" w:cs="Times New Roman"/>
+                                <w:color w:val="CCCCCC"/>
+                                <w:sz w:val="18"/>
+                                <w:szCs w:val="18"/>
+                              </w:rPr>
+                              <w:t>service.dart</w:t>
+                            </w:r>
+                            <w:proofErr w:type="spellEnd"/>
+                            <w:proofErr w:type="gramEnd"/>
+                            <w:r>
+                              <w:rPr>
+                                <w:rFonts w:ascii="Consolas" w:eastAsia="Times New Roman" w:hAnsi="Consolas" w:cs="Times New Roman"/>
+                                <w:color w:val="CCCCCC"/>
+                                <w:sz w:val="18"/>
+                                <w:szCs w:val="18"/>
+                              </w:rPr>
+                              <w:t xml:space="preserve">        # </w:t>
+                            </w:r>
+                            <w:r>
+                              <w:rPr>
+                                <w:rFonts w:ascii="Consolas" w:eastAsia="Times New Roman" w:hAnsi="Consolas" w:cs="Times New Roman"/>
+                                <w:color w:val="CCCCCC"/>
+                                <w:sz w:val="18"/>
+                                <w:szCs w:val="18"/>
+                                <w:rtl/>
+                              </w:rPr>
+                              <w:t>ניהול</w:t>
+                            </w:r>
+                            <w:r>
+                              <w:rPr>
+                                <w:rFonts w:ascii="Consolas" w:eastAsia="Times New Roman" w:hAnsi="Consolas" w:cs="Times New Roman"/>
+                                <w:color w:val="CCCCCC"/>
+                                <w:sz w:val="18"/>
+                                <w:szCs w:val="18"/>
+                              </w:rPr>
+                              <w:t xml:space="preserve"> Socket.io </w:t>
+                            </w:r>
+                            <w:r>
+                              <w:rPr>
+                                <w:rFonts w:ascii="Consolas" w:eastAsia="Times New Roman" w:hAnsi="Consolas" w:cs="Times New Roman"/>
+                                <w:color w:val="CCCCCC"/>
+                                <w:sz w:val="18"/>
+                                <w:szCs w:val="18"/>
+                                <w:rtl/>
+                              </w:rPr>
+                              <w:t>גלובלי</w:t>
+                            </w:r>
+                          </w:p>
+                          <w:p>
+                            <w:pPr>
+                              <w:shd w:val="clear" w:color="auto" w:fill="1F1F1F"/>
+                              <w:bidi w:val="0"/>
+                              <w:spacing w:after="0" w:line="240" w:lineRule="auto"/>
+                              <w:rPr>
+                                <w:rFonts w:ascii="Consolas" w:eastAsia="Times New Roman" w:hAnsi="Consolas" w:cs="Times New Roman"/>
+                                <w:color w:val="CCCCCC"/>
+                                <w:sz w:val="18"/>
+                                <w:szCs w:val="18"/>
+                              </w:rPr>
+                            </w:pPr>
+                            <w:r>
+                              <w:rPr>
+                                <w:rFonts w:ascii="Consolas" w:eastAsia="Times New Roman" w:hAnsi="Consolas" w:cs="Times New Roman"/>
+                                <w:color w:val="CCCCCC"/>
+                                <w:sz w:val="18"/>
+                                <w:szCs w:val="18"/>
+                              </w:rPr>
+                              <w:t xml:space="preserve">│   ├── features/                          # </w:t>
+                            </w:r>
+                            <w:r>
+                              <w:rPr>
+                                <w:rFonts w:ascii="Consolas" w:eastAsia="Times New Roman" w:hAnsi="Consolas" w:cs="Times New Roman"/>
+                                <w:color w:val="CCCCCC"/>
+                                <w:sz w:val="18"/>
+                                <w:szCs w:val="18"/>
+                                <w:rtl/>
+                              </w:rPr>
+                              <w:t>הפיצ'רים המרכזיים של המערכת</w:t>
+                            </w:r>
+                          </w:p>
+                          <w:p>
+                            <w:pPr>
+                              <w:shd w:val="clear" w:color="auto" w:fill="1F1F1F"/>
+                              <w:bidi w:val="0"/>
+                              <w:spacing w:after="0" w:line="240" w:lineRule="auto"/>
+                              <w:rPr>
+                                <w:rFonts w:ascii="Consolas" w:eastAsia="Times New Roman" w:hAnsi="Consolas" w:cs="Times New Roman"/>
+                                <w:color w:val="CCCCCC"/>
+                                <w:sz w:val="18"/>
+                                <w:szCs w:val="18"/>
+                              </w:rPr>
+                            </w:pPr>
+                            <w:r>
+                              <w:rPr>
+                                <w:rFonts w:ascii="Consolas" w:eastAsia="Times New Roman" w:hAnsi="Consolas" w:cs="Times New Roman"/>
+                                <w:color w:val="CCCCCC"/>
+                                <w:sz w:val="18"/>
+                                <w:szCs w:val="18"/>
+                              </w:rPr>
+                              <w:t>│   │   ├── auth/                          # (</w:t>
+                            </w:r>
+                            <w:r>
+                              <w:rPr>
+                                <w:rFonts w:ascii="Consolas" w:eastAsia="Times New Roman" w:hAnsi="Consolas" w:cs="Times New Roman"/>
+                                <w:color w:val="CCCCCC"/>
+                                <w:sz w:val="18"/>
+                                <w:szCs w:val="18"/>
+                                <w:rtl/>
+                              </w:rPr>
+                              <w:t>דוגמה למבנה פנימי של פיצ'ר</w:t>
+                            </w:r>
+                            <w:r>
+                              <w:rPr>
+                                <w:rFonts w:ascii="Consolas" w:eastAsia="Times New Roman" w:hAnsi="Consolas" w:cs="Times New Roman"/>
+                                <w:color w:val="CCCCCC"/>
+                                <w:sz w:val="18"/>
+                                <w:szCs w:val="18"/>
+                              </w:rPr>
+                              <w:t>)</w:t>
+                            </w:r>
+                          </w:p>
+                          <w:p>
+                            <w:pPr>
+                              <w:shd w:val="clear" w:color="auto" w:fill="1F1F1F"/>
+                              <w:bidi w:val="0"/>
+                              <w:spacing w:after="0" w:line="240" w:lineRule="auto"/>
+                              <w:rPr>
+                                <w:rFonts w:ascii="Consolas" w:eastAsia="Times New Roman" w:hAnsi="Consolas" w:cs="Times New Roman"/>
+                                <w:color w:val="CCCCCC"/>
+                                <w:sz w:val="18"/>
+                                <w:szCs w:val="18"/>
+                              </w:rPr>
+                            </w:pPr>
+                            <w:r>
+                              <w:rPr>
+                                <w:rFonts w:ascii="Consolas" w:eastAsia="Times New Roman" w:hAnsi="Consolas" w:cs="Times New Roman"/>
+                                <w:color w:val="CCCCCC"/>
+                                <w:sz w:val="18"/>
+                                <w:szCs w:val="18"/>
+                              </w:rPr>
+                              <w:t>│   │   │   ├── data/</w:t>
+                            </w:r>
+                          </w:p>
+                          <w:p>
+                            <w:pPr>
+                              <w:shd w:val="clear" w:color="auto" w:fill="1F1F1F"/>
+                              <w:bidi w:val="0"/>
+                              <w:spacing w:after="0" w:line="240" w:lineRule="auto"/>
+                              <w:rPr>
+                                <w:rFonts w:ascii="Consolas" w:eastAsia="Times New Roman" w:hAnsi="Consolas" w:cs="Times New Roman"/>
+                                <w:color w:val="CCCCCC"/>
+                                <w:sz w:val="18"/>
+                                <w:szCs w:val="18"/>
+                              </w:rPr>
+                            </w:pPr>
+                            <w:r>
+                              <w:rPr>
+                                <w:rFonts w:ascii="Consolas" w:eastAsia="Times New Roman" w:hAnsi="Consolas" w:cs="Times New Roman"/>
+                                <w:color w:val="CCCCCC"/>
+                                <w:sz w:val="18"/>
+                                <w:szCs w:val="18"/>
+                              </w:rPr>
+                              <w:t>│   │   │   │   ├── models/</w:t>
+                            </w:r>
+                          </w:p>
+                          <w:p>
+                            <w:pPr>
+                              <w:shd w:val="clear" w:color="auto" w:fill="1F1F1F"/>
+                              <w:bidi w:val="0"/>
+                              <w:spacing w:after="0" w:line="240" w:lineRule="auto"/>
+                              <w:rPr>
+                                <w:rFonts w:ascii="Consolas" w:eastAsia="Times New Roman" w:hAnsi="Consolas" w:cs="Times New Roman"/>
+                                <w:color w:val="CCCCCC"/>
+                                <w:sz w:val="18"/>
+                                <w:szCs w:val="18"/>
+                              </w:rPr>
+                            </w:pPr>
+                            <w:r>
+                              <w:rPr>
+                                <w:rFonts w:ascii="Consolas" w:eastAsia="Times New Roman" w:hAnsi="Consolas" w:cs="Times New Roman"/>
+                                <w:color w:val="CCCCCC"/>
+                                <w:sz w:val="18"/>
+                                <w:szCs w:val="18"/>
+                              </w:rPr>
+                              <w:t xml:space="preserve">│   │   │   │   │   └── </w:t>
+                            </w:r>
+                            <w:proofErr w:type="spellStart"/>
+                            <w:r>
+                              <w:rPr>
+                                <w:rFonts w:ascii="Consolas" w:eastAsia="Times New Roman" w:hAnsi="Consolas" w:cs="Times New Roman"/>
+                                <w:color w:val="CCCCCC"/>
+                                <w:sz w:val="18"/>
+                                <w:szCs w:val="18"/>
+                              </w:rPr>
+                              <w:t>user_</w:t>
+                            </w:r>
+                            <w:proofErr w:type="gramStart"/>
+                            <w:r>
+                              <w:rPr>
+                                <w:rFonts w:ascii="Consolas" w:eastAsia="Times New Roman" w:hAnsi="Consolas" w:cs="Times New Roman"/>
+                                <w:color w:val="CCCCCC"/>
+                                <w:sz w:val="18"/>
+                                <w:szCs w:val="18"/>
+                              </w:rPr>
+                              <w:t>model.dart</w:t>
+                            </w:r>
+                            <w:proofErr w:type="spellEnd"/>
+                            <w:proofErr w:type="gramEnd"/>
+                            <w:r>
+                              <w:rPr>
+                                <w:rFonts w:ascii="Consolas" w:eastAsia="Times New Roman" w:hAnsi="Consolas" w:cs="Times New Roman"/>
+                                <w:color w:val="CCCCCC"/>
+                                <w:sz w:val="18"/>
+                                <w:szCs w:val="18"/>
+                              </w:rPr>
+                              <w:t xml:space="preserve">    # </w:t>
+                            </w:r>
+                            <w:r>
+                              <w:rPr>
+                                <w:rFonts w:ascii="Consolas" w:eastAsia="Times New Roman" w:hAnsi="Consolas" w:cs="Times New Roman"/>
+                                <w:color w:val="CCCCCC"/>
+                                <w:sz w:val="18"/>
+                                <w:szCs w:val="18"/>
+                                <w:rtl/>
+                              </w:rPr>
+                              <w:t>מודל חסין</w:t>
+                            </w:r>
+                            <w:r>
+                              <w:rPr>
+                                <w:rFonts w:ascii="Consolas" w:eastAsia="Times New Roman" w:hAnsi="Consolas" w:cs="Times New Roman"/>
+                                <w:color w:val="CCCCCC"/>
+                                <w:sz w:val="18"/>
+                                <w:szCs w:val="18"/>
+                              </w:rPr>
+                              <w:t xml:space="preserve"> (</w:t>
+                            </w:r>
+                            <w:proofErr w:type="spellStart"/>
+                            <w:r>
+                              <w:rPr>
+                                <w:rFonts w:ascii="Consolas" w:eastAsia="Times New Roman" w:hAnsi="Consolas" w:cs="Times New Roman"/>
+                                <w:color w:val="CCCCCC"/>
+                                <w:sz w:val="18"/>
+                                <w:szCs w:val="18"/>
+                              </w:rPr>
+                              <w:t>freezed</w:t>
+                            </w:r>
+                            <w:proofErr w:type="spellEnd"/>
+                            <w:r>
+                              <w:rPr>
+                                <w:rFonts w:ascii="Consolas" w:eastAsia="Times New Roman" w:hAnsi="Consolas" w:cs="Times New Roman"/>
+                                <w:color w:val="CCCCCC"/>
+                                <w:sz w:val="18"/>
+                                <w:szCs w:val="18"/>
+                              </w:rPr>
+                              <w:t xml:space="preserve"> + </w:t>
+                            </w:r>
+                            <w:proofErr w:type="spellStart"/>
+                            <w:r>
+                              <w:rPr>
+                                <w:rFonts w:ascii="Consolas" w:eastAsia="Times New Roman" w:hAnsi="Consolas" w:cs="Times New Roman"/>
+                                <w:color w:val="CCCCCC"/>
+                                <w:sz w:val="18"/>
+                                <w:szCs w:val="18"/>
+                              </w:rPr>
+                              <w:t>json_serializable</w:t>
+                            </w:r>
+                            <w:proofErr w:type="spellEnd"/>
+                            <w:r>
+                              <w:rPr>
+                                <w:rFonts w:ascii="Consolas" w:eastAsia="Times New Roman" w:hAnsi="Consolas" w:cs="Times New Roman"/>
+                                <w:color w:val="CCCCCC"/>
+                                <w:sz w:val="18"/>
+                                <w:szCs w:val="18"/>
+                              </w:rPr>
+                              <w:t>)</w:t>
+                            </w:r>
+                          </w:p>
+                          <w:p>
+                            <w:pPr>
+                              <w:shd w:val="clear" w:color="auto" w:fill="1F1F1F"/>
+                              <w:bidi w:val="0"/>
+                              <w:spacing w:after="0" w:line="240" w:lineRule="auto"/>
+                              <w:rPr>
+                                <w:rFonts w:ascii="Consolas" w:eastAsia="Times New Roman" w:hAnsi="Consolas" w:cs="Times New Roman"/>
+                                <w:color w:val="CCCCCC"/>
+                                <w:sz w:val="18"/>
+                                <w:szCs w:val="18"/>
+                              </w:rPr>
+                            </w:pPr>
+                            <w:r>
+                              <w:rPr>
+                                <w:rFonts w:ascii="Consolas" w:eastAsia="Times New Roman" w:hAnsi="Consolas" w:cs="Times New Roman"/>
+                                <w:color w:val="CCCCCC"/>
+                                <w:sz w:val="18"/>
+                                <w:szCs w:val="18"/>
+                              </w:rPr>
+                              <w:t xml:space="preserve">│   │   │   │   └── </w:t>
+                            </w:r>
+                            <w:proofErr w:type="spellStart"/>
+                            <w:r>
+                              <w:rPr>
+                                <w:rFonts w:ascii="Consolas" w:eastAsia="Times New Roman" w:hAnsi="Consolas" w:cs="Times New Roman"/>
+                                <w:color w:val="CCCCCC"/>
+                                <w:sz w:val="18"/>
+                                <w:szCs w:val="18"/>
+                              </w:rPr>
+                              <w:t>auth_</w:t>
+                            </w:r>
+                            <w:proofErr w:type="gramStart"/>
+                            <w:r>
+                              <w:rPr>
+                                <w:rFonts w:ascii="Consolas" w:eastAsia="Times New Roman" w:hAnsi="Consolas" w:cs="Times New Roman"/>
+                                <w:color w:val="CCCCCC"/>
+                                <w:sz w:val="18"/>
+                                <w:szCs w:val="18"/>
+                              </w:rPr>
+                              <w:t>repository.dart</w:t>
+                            </w:r>
+                            <w:proofErr w:type="spellEnd"/>
+                            <w:proofErr w:type="gramEnd"/>
+                            <w:r>
+                              <w:rPr>
+                                <w:rFonts w:ascii="Consolas" w:eastAsia="Times New Roman" w:hAnsi="Consolas" w:cs="Times New Roman"/>
+                                <w:color w:val="CCCCCC"/>
+                                <w:sz w:val="18"/>
+                                <w:szCs w:val="18"/>
+                              </w:rPr>
+                              <w:t xml:space="preserve">   # </w:t>
+                            </w:r>
+                            <w:r>
+                              <w:rPr>
+                                <w:rFonts w:ascii="Consolas" w:eastAsia="Times New Roman" w:hAnsi="Consolas" w:cs="Times New Roman"/>
+                                <w:color w:val="CCCCCC"/>
+                                <w:sz w:val="18"/>
+                                <w:szCs w:val="18"/>
+                                <w:rtl/>
+                              </w:rPr>
+                              <w:t>תקשורת נתונים מול השרת</w:t>
+                            </w:r>
+                          </w:p>
+                          <w:p>
+                            <w:pPr>
+                              <w:shd w:val="clear" w:color="auto" w:fill="1F1F1F"/>
+                              <w:bidi w:val="0"/>
+                              <w:spacing w:after="0" w:line="240" w:lineRule="auto"/>
+                              <w:rPr>
+                                <w:rFonts w:ascii="Consolas" w:eastAsia="Times New Roman" w:hAnsi="Consolas" w:cs="Times New Roman"/>
+                                <w:color w:val="CCCCCC"/>
+                                <w:sz w:val="18"/>
+                                <w:szCs w:val="18"/>
+                              </w:rPr>
+                            </w:pPr>
+                            <w:r>
+                              <w:rPr>
+                                <w:rFonts w:ascii="Consolas" w:eastAsia="Times New Roman" w:hAnsi="Consolas" w:cs="Times New Roman"/>
+                                <w:color w:val="CCCCCC"/>
+                                <w:sz w:val="18"/>
+                                <w:szCs w:val="18"/>
+                              </w:rPr>
+                              <w:t>│   │   │   ├── presentation/</w:t>
+                            </w:r>
+                          </w:p>
+                          <w:p>
+                            <w:pPr>
+                              <w:shd w:val="clear" w:color="auto" w:fill="1F1F1F"/>
+                              <w:bidi w:val="0"/>
+                              <w:spacing w:after="0" w:line="240" w:lineRule="auto"/>
+                              <w:rPr>
+                                <w:rFonts w:ascii="Consolas" w:eastAsia="Times New Roman" w:hAnsi="Consolas" w:cs="Times New Roman"/>
+                                <w:color w:val="CCCCCC"/>
+                                <w:sz w:val="18"/>
+                                <w:szCs w:val="18"/>
+                              </w:rPr>
+                            </w:pPr>
+                            <w:r>
+                              <w:rPr>
+                                <w:rFonts w:ascii="Consolas" w:eastAsia="Times New Roman" w:hAnsi="Consolas" w:cs="Times New Roman"/>
+                                <w:color w:val="CCCCCC"/>
+                                <w:sz w:val="18"/>
+                                <w:szCs w:val="18"/>
+                              </w:rPr>
+                              <w:t>│   │   │   │   ├── screens/</w:t>
+                            </w:r>
+                          </w:p>
+                          <w:p>
+                            <w:pPr>
+                              <w:shd w:val="clear" w:color="auto" w:fill="1F1F1F"/>
+                              <w:bidi w:val="0"/>
+                              <w:spacing w:after="0" w:line="240" w:lineRule="auto"/>
+                              <w:rPr>
+                                <w:rFonts w:ascii="Consolas" w:eastAsia="Times New Roman" w:hAnsi="Consolas" w:cs="Times New Roman"/>
+                                <w:color w:val="CCCCCC"/>
+                                <w:sz w:val="18"/>
+                                <w:szCs w:val="18"/>
+                              </w:rPr>
+                            </w:pPr>
+                            <w:r>
+                              <w:rPr>
+                                <w:rFonts w:ascii="Consolas" w:eastAsia="Times New Roman" w:hAnsi="Consolas" w:cs="Times New Roman"/>
+                                <w:color w:val="CCCCCC"/>
+                                <w:sz w:val="18"/>
+                                <w:szCs w:val="18"/>
+                              </w:rPr>
+                              <w:t xml:space="preserve">│   │   │   │   │   ├── </w:t>
+                            </w:r>
+                            <w:proofErr w:type="spellStart"/>
+                            <w:r>
+                              <w:rPr>
+                                <w:rFonts w:ascii="Consolas" w:eastAsia="Times New Roman" w:hAnsi="Consolas" w:cs="Times New Roman"/>
+                                <w:color w:val="CCCCCC"/>
+                                <w:sz w:val="18"/>
+                                <w:szCs w:val="18"/>
+                              </w:rPr>
+                              <w:t>landing_</w:t>
+                            </w:r>
+                            <w:proofErr w:type="gramStart"/>
+                            <w:r>
+                              <w:rPr>
+                                <w:rFonts w:ascii="Consolas" w:eastAsia="Times New Roman" w:hAnsi="Consolas" w:cs="Times New Roman"/>
+                                <w:color w:val="CCCCCC"/>
+                                <w:sz w:val="18"/>
+                                <w:szCs w:val="18"/>
+                              </w:rPr>
+                              <w:t>screen.dart</w:t>
+                            </w:r>
+                            <w:proofErr w:type="spellEnd"/>
+                            <w:proofErr w:type="gramEnd"/>
+                          </w:p>
+                          <w:p>
+                            <w:pPr>
+                              <w:shd w:val="clear" w:color="auto" w:fill="1F1F1F"/>
+                              <w:bidi w:val="0"/>
+                              <w:spacing w:after="0" w:line="240" w:lineRule="auto"/>
+                              <w:rPr>
+                                <w:rFonts w:ascii="Consolas" w:eastAsia="Times New Roman" w:hAnsi="Consolas" w:cs="Times New Roman"/>
+                                <w:color w:val="CCCCCC"/>
+                                <w:sz w:val="18"/>
+                                <w:szCs w:val="18"/>
+                              </w:rPr>
+                            </w:pPr>
+                            <w:r>
+                              <w:rPr>
+                                <w:rFonts w:ascii="Consolas" w:eastAsia="Times New Roman" w:hAnsi="Consolas" w:cs="Times New Roman"/>
+                                <w:color w:val="CCCCCC"/>
+                                <w:sz w:val="18"/>
+                                <w:szCs w:val="18"/>
+                              </w:rPr>
+                              <w:t xml:space="preserve">│   │   │   │   │   ├── </w:t>
+                            </w:r>
+                            <w:proofErr w:type="spellStart"/>
+                            <w:r>
+                              <w:rPr>
+                                <w:rFonts w:ascii="Consolas" w:eastAsia="Times New Roman" w:hAnsi="Consolas" w:cs="Times New Roman"/>
+                                <w:color w:val="CCCCCC"/>
+                                <w:sz w:val="18"/>
+                                <w:szCs w:val="18"/>
+                              </w:rPr>
+                              <w:t>email_step_</w:t>
+                            </w:r>
+                            <w:proofErr w:type="gramStart"/>
+                            <w:r>
+                              <w:rPr>
+                                <w:rFonts w:ascii="Consolas" w:eastAsia="Times New Roman" w:hAnsi="Consolas" w:cs="Times New Roman"/>
+                                <w:color w:val="CCCCCC"/>
+                                <w:sz w:val="18"/>
+                                <w:szCs w:val="18"/>
+                              </w:rPr>
+                              <w:t>screen.dart</w:t>
+                            </w:r>
+                            <w:proofErr w:type="spellEnd"/>
+                            <w:proofErr w:type="gramEnd"/>
+                          </w:p>
+                          <w:p>
+                            <w:pPr>
+                              <w:shd w:val="clear" w:color="auto" w:fill="1F1F1F"/>
+                              <w:bidi w:val="0"/>
+                              <w:spacing w:after="0" w:line="240" w:lineRule="auto"/>
+                              <w:rPr>
+                                <w:rFonts w:ascii="Consolas" w:eastAsia="Times New Roman" w:hAnsi="Consolas" w:cs="Times New Roman"/>
+                                <w:color w:val="CCCCCC"/>
+                                <w:sz w:val="18"/>
+                                <w:szCs w:val="18"/>
+                              </w:rPr>
+                            </w:pPr>
+                            <w:r>
+                              <w:rPr>
+                                <w:rFonts w:ascii="Consolas" w:eastAsia="Times New Roman" w:hAnsi="Consolas" w:cs="Times New Roman"/>
+                                <w:color w:val="CCCCCC"/>
+                                <w:sz w:val="18"/>
+                                <w:szCs w:val="18"/>
+                              </w:rPr>
+                              <w:t xml:space="preserve">│   │   │   │   │   ├── </w:t>
+                            </w:r>
+                            <w:proofErr w:type="spellStart"/>
+                            <w:r>
+                              <w:rPr>
+                                <w:rFonts w:ascii="Consolas" w:eastAsia="Times New Roman" w:hAnsi="Consolas" w:cs="Times New Roman"/>
+                                <w:color w:val="CCCCCC"/>
+                                <w:sz w:val="18"/>
+                                <w:szCs w:val="18"/>
+                              </w:rPr>
+                              <w:t>phone_step_</w:t>
+                            </w:r>
+                            <w:proofErr w:type="gramStart"/>
+                            <w:r>
+                              <w:rPr>
+                                <w:rFonts w:ascii="Consolas" w:eastAsia="Times New Roman" w:hAnsi="Consolas" w:cs="Times New Roman"/>
+                                <w:color w:val="CCCCCC"/>
+                                <w:sz w:val="18"/>
+                                <w:szCs w:val="18"/>
+                              </w:rPr>
+                              <w:t>screen.dart</w:t>
+                            </w:r>
+                            <w:proofErr w:type="spellEnd"/>
+                            <w:proofErr w:type="gramEnd"/>
+                          </w:p>
+                          <w:p>
+                            <w:pPr>
+                              <w:shd w:val="clear" w:color="auto" w:fill="1F1F1F"/>
+                              <w:bidi w:val="0"/>
+                              <w:spacing w:after="0" w:line="240" w:lineRule="auto"/>
+                              <w:rPr>
+                                <w:rFonts w:ascii="Consolas" w:eastAsia="Times New Roman" w:hAnsi="Consolas" w:cs="Times New Roman"/>
+                                <w:color w:val="CCCCCC"/>
+                                <w:sz w:val="18"/>
+                                <w:szCs w:val="18"/>
+                              </w:rPr>
+                            </w:pPr>
+                            <w:r>
+                              <w:rPr>
+                                <w:rFonts w:ascii="Consolas" w:eastAsia="Times New Roman" w:hAnsi="Consolas" w:cs="Times New Roman"/>
+                                <w:color w:val="CCCCCC"/>
+                                <w:sz w:val="18"/>
+                                <w:szCs w:val="18"/>
+                              </w:rPr>
+                              <w:t xml:space="preserve">│   │   │   │   │   └── </w:t>
+                            </w:r>
+                            <w:proofErr w:type="spellStart"/>
+                            <w:r>
+                              <w:rPr>
+                                <w:rFonts w:ascii="Consolas" w:eastAsia="Times New Roman" w:hAnsi="Consolas" w:cs="Times New Roman"/>
+                                <w:color w:val="CCCCCC"/>
+                                <w:sz w:val="18"/>
+                                <w:szCs w:val="18"/>
+                              </w:rPr>
+                              <w:t>profile_setup_</w:t>
+                            </w:r>
+                            <w:proofErr w:type="gramStart"/>
+                            <w:r>
+                              <w:rPr>
+                                <w:rFonts w:ascii="Consolas" w:eastAsia="Times New Roman" w:hAnsi="Consolas" w:cs="Times New Roman"/>
+                                <w:color w:val="CCCCCC"/>
+                                <w:sz w:val="18"/>
+                                <w:szCs w:val="18"/>
+                              </w:rPr>
+                              <w:t>screen.dart</w:t>
+                            </w:r>
+                            <w:proofErr w:type="spellEnd"/>
+                            <w:proofErr w:type="gramEnd"/>
+                          </w:p>
+                          <w:p>
+                            <w:pPr>
+                              <w:shd w:val="clear" w:color="auto" w:fill="1F1F1F"/>
+                              <w:bidi w:val="0"/>
+                              <w:spacing w:after="0" w:line="240" w:lineRule="auto"/>
+                              <w:rPr>
+                                <w:rFonts w:ascii="Consolas" w:eastAsia="Times New Roman" w:hAnsi="Consolas" w:cs="Times New Roman"/>
+                                <w:color w:val="CCCCCC"/>
+                                <w:sz w:val="18"/>
+                                <w:szCs w:val="18"/>
+                              </w:rPr>
+                            </w:pPr>
+                            <w:r>
+                              <w:rPr>
+                                <w:rFonts w:ascii="Consolas" w:eastAsia="Times New Roman" w:hAnsi="Consolas" w:cs="Times New Roman"/>
+                                <w:color w:val="CCCCCC"/>
+                                <w:sz w:val="18"/>
+                                <w:szCs w:val="18"/>
+                              </w:rPr>
+                              <w:t>│   │   │   │   └── widgets/</w:t>
+                            </w:r>
+                          </w:p>
+                          <w:p>
+                            <w:pPr>
+                              <w:shd w:val="clear" w:color="auto" w:fill="1F1F1F"/>
+                              <w:bidi w:val="0"/>
+                              <w:spacing w:after="0" w:line="240" w:lineRule="auto"/>
+                              <w:rPr>
+                                <w:rFonts w:ascii="Consolas" w:eastAsia="Times New Roman" w:hAnsi="Consolas" w:cs="Times New Roman"/>
+                                <w:color w:val="CCCCCC"/>
+                                <w:sz w:val="18"/>
+                                <w:szCs w:val="18"/>
+                              </w:rPr>
+                            </w:pPr>
+                            <w:r>
+                              <w:rPr>
+                                <w:rFonts w:ascii="Consolas" w:eastAsia="Times New Roman" w:hAnsi="Consolas" w:cs="Times New Roman"/>
+                                <w:color w:val="CCCCCC"/>
+                                <w:sz w:val="18"/>
+                                <w:szCs w:val="18"/>
+                              </w:rPr>
+                              <w:t xml:space="preserve">│   │   │   │       ├── </w:t>
+                            </w:r>
+                            <w:proofErr w:type="spellStart"/>
+                            <w:r>
+                              <w:rPr>
+                                <w:rFonts w:ascii="Consolas" w:eastAsia="Times New Roman" w:hAnsi="Consolas" w:cs="Times New Roman"/>
+                                <w:color w:val="CCCCCC"/>
+                                <w:sz w:val="18"/>
+                                <w:szCs w:val="18"/>
+                              </w:rPr>
+                              <w:t>interests_</w:t>
+                            </w:r>
+                            <w:proofErr w:type="gramStart"/>
+                            <w:r>
+                              <w:rPr>
+                                <w:rFonts w:ascii="Consolas" w:eastAsia="Times New Roman" w:hAnsi="Consolas" w:cs="Times New Roman"/>
+                                <w:color w:val="CCCCCC"/>
+                                <w:sz w:val="18"/>
+                                <w:szCs w:val="18"/>
+                              </w:rPr>
+                              <w:t>selector.dart</w:t>
+                            </w:r>
+                            <w:proofErr w:type="spellEnd"/>
+                            <w:proofErr w:type="gramEnd"/>
+                          </w:p>
+                          <w:p>
+                            <w:pPr>
+                              <w:shd w:val="clear" w:color="auto" w:fill="1F1F1F"/>
+                              <w:bidi w:val="0"/>
+                              <w:spacing w:after="0" w:line="240" w:lineRule="auto"/>
+                              <w:rPr>
+                                <w:rFonts w:ascii="Consolas" w:eastAsia="Times New Roman" w:hAnsi="Consolas" w:cs="Times New Roman"/>
+                                <w:color w:val="CCCCCC"/>
+                                <w:sz w:val="18"/>
+                                <w:szCs w:val="18"/>
+                              </w:rPr>
+                            </w:pPr>
+                            <w:r>
+                              <w:rPr>
+                                <w:rFonts w:ascii="Consolas" w:eastAsia="Times New Roman" w:hAnsi="Consolas" w:cs="Times New Roman"/>
+                                <w:color w:val="CCCCCC"/>
+                                <w:sz w:val="18"/>
+                                <w:szCs w:val="18"/>
+                              </w:rPr>
+                              <w:t xml:space="preserve">│   │   │   │       └── </w:t>
+                            </w:r>
+                            <w:proofErr w:type="spellStart"/>
+                            <w:r>
+                              <w:rPr>
+                                <w:rFonts w:ascii="Consolas" w:eastAsia="Times New Roman" w:hAnsi="Consolas" w:cs="Times New Roman"/>
+                                <w:color w:val="CCCCCC"/>
+                                <w:sz w:val="18"/>
+                                <w:szCs w:val="18"/>
+                              </w:rPr>
+                              <w:t>location_picker_</w:t>
+                            </w:r>
+                            <w:proofErr w:type="gramStart"/>
+                            <w:r>
+                              <w:rPr>
+                                <w:rFonts w:ascii="Consolas" w:eastAsia="Times New Roman" w:hAnsi="Consolas" w:cs="Times New Roman"/>
+                                <w:color w:val="CCCCCC"/>
+                                <w:sz w:val="18"/>
+                                <w:szCs w:val="18"/>
+                              </w:rPr>
+                              <w:t>btn.dart</w:t>
+                            </w:r>
+                            <w:proofErr w:type="spellEnd"/>
+                            <w:proofErr w:type="gramEnd"/>
+                          </w:p>
+                          <w:p>
+                            <w:pPr>
+                              <w:shd w:val="clear" w:color="auto" w:fill="1F1F1F"/>
+                              <w:bidi w:val="0"/>
+                              <w:spacing w:after="0" w:line="240" w:lineRule="auto"/>
+                              <w:rPr>
+                                <w:rFonts w:ascii="Consolas" w:eastAsia="Times New Roman" w:hAnsi="Consolas" w:cs="Times New Roman"/>
+                                <w:color w:val="CCCCCC"/>
+                                <w:sz w:val="18"/>
+                                <w:szCs w:val="18"/>
+                              </w:rPr>
+                            </w:pPr>
+                            <w:r>
+                              <w:rPr>
+                                <w:rFonts w:ascii="Consolas" w:eastAsia="Times New Roman" w:hAnsi="Consolas" w:cs="Times New Roman"/>
+                                <w:color w:val="CCCCCC"/>
+                                <w:sz w:val="18"/>
+                                <w:szCs w:val="18"/>
+                              </w:rPr>
+                              <w:t>│   │   │   └── providers/</w:t>
+                            </w:r>
+                          </w:p>
+                          <w:p>
+                            <w:pPr>
+                              <w:shd w:val="clear" w:color="auto" w:fill="1F1F1F"/>
+                              <w:bidi w:val="0"/>
+                              <w:spacing w:after="0" w:line="240" w:lineRule="auto"/>
+                              <w:rPr>
+                                <w:rFonts w:ascii="Consolas" w:eastAsia="Times New Roman" w:hAnsi="Consolas" w:cs="Times New Roman"/>
+                                <w:color w:val="CCCCCC"/>
+                                <w:sz w:val="18"/>
+                                <w:szCs w:val="18"/>
+                              </w:rPr>
+                            </w:pPr>
+                            <w:r>
+                              <w:rPr>
+                                <w:rFonts w:ascii="Consolas" w:eastAsia="Times New Roman" w:hAnsi="Consolas" w:cs="Times New Roman"/>
+                                <w:color w:val="CCCCCC"/>
+                                <w:sz w:val="18"/>
+                                <w:szCs w:val="18"/>
+                              </w:rPr>
+                              <w:t xml:space="preserve">│   │   │       ├── </w:t>
+                            </w:r>
+                            <w:proofErr w:type="spellStart"/>
+                            <w:r>
+                              <w:rPr>
+                                <w:rFonts w:ascii="Consolas" w:eastAsia="Times New Roman" w:hAnsi="Consolas" w:cs="Times New Roman"/>
+                                <w:color w:val="CCCCCC"/>
+                                <w:sz w:val="18"/>
+                                <w:szCs w:val="18"/>
+                              </w:rPr>
+                              <w:t>auth_</w:t>
+                            </w:r>
+                            <w:proofErr w:type="gramStart"/>
+                            <w:r>
+                              <w:rPr>
+                                <w:rFonts w:ascii="Consolas" w:eastAsia="Times New Roman" w:hAnsi="Consolas" w:cs="Times New Roman"/>
+                                <w:color w:val="CCCCCC"/>
+                                <w:sz w:val="18"/>
+                                <w:szCs w:val="18"/>
+                              </w:rPr>
+                              <w:t>provider.dart</w:t>
+                            </w:r>
+                            <w:proofErr w:type="spellEnd"/>
+                            <w:proofErr w:type="gramEnd"/>
+                          </w:p>
+                          <w:p>
+                            <w:pPr>
+                              <w:shd w:val="clear" w:color="auto" w:fill="1F1F1F"/>
+                              <w:bidi w:val="0"/>
+                              <w:spacing w:after="0" w:line="240" w:lineRule="auto"/>
+                              <w:rPr>
+                                <w:rFonts w:ascii="Consolas" w:eastAsia="Times New Roman" w:hAnsi="Consolas" w:cs="Times New Roman"/>
+                                <w:color w:val="CCCCCC"/>
+                                <w:sz w:val="18"/>
+                                <w:szCs w:val="18"/>
+                              </w:rPr>
+                            </w:pPr>
+                            <w:r>
+                              <w:rPr>
+                                <w:rFonts w:ascii="Consolas" w:eastAsia="Times New Roman" w:hAnsi="Consolas" w:cs="Times New Roman"/>
+                                <w:color w:val="CCCCCC"/>
+                                <w:sz w:val="18"/>
+                                <w:szCs w:val="18"/>
+                              </w:rPr>
+                              <w:t xml:space="preserve">│   │   │       └── </w:t>
+                            </w:r>
+                            <w:proofErr w:type="spellStart"/>
+                            <w:r>
+                              <w:rPr>
+                                <w:rFonts w:ascii="Consolas" w:eastAsia="Times New Roman" w:hAnsi="Consolas" w:cs="Times New Roman"/>
+                                <w:color w:val="CCCCCC"/>
+                                <w:sz w:val="18"/>
+                                <w:szCs w:val="18"/>
+                              </w:rPr>
+                              <w:t>onboarding_state_</w:t>
+                            </w:r>
+                            <w:proofErr w:type="gramStart"/>
+                            <w:r>
+                              <w:rPr>
+                                <w:rFonts w:ascii="Consolas" w:eastAsia="Times New Roman" w:hAnsi="Consolas" w:cs="Times New Roman"/>
+                                <w:color w:val="CCCCCC"/>
+                                <w:sz w:val="18"/>
+                                <w:szCs w:val="18"/>
+                              </w:rPr>
+                              <w:t>provider.dart</w:t>
+                            </w:r>
+                            <w:proofErr w:type="spellEnd"/>
+                            <w:proofErr w:type="gramEnd"/>
+                          </w:p>
+                          <w:p>
+                            <w:pPr>
+                              <w:shd w:val="clear" w:color="auto" w:fill="1F1F1F"/>
+                              <w:bidi w:val="0"/>
+                              <w:spacing w:after="0" w:line="240" w:lineRule="auto"/>
+                              <w:rPr>
+                                <w:rFonts w:ascii="Consolas" w:eastAsia="Times New Roman" w:hAnsi="Consolas" w:cs="Times New Roman"/>
+                                <w:color w:val="CCCCCC"/>
+                                <w:sz w:val="18"/>
+                                <w:szCs w:val="18"/>
+                              </w:rPr>
+                            </w:pPr>
+                            <w:r>
+                              <w:rPr>
+                                <w:rFonts w:ascii="Consolas" w:eastAsia="Times New Roman" w:hAnsi="Consolas" w:cs="Times New Roman"/>
+                                <w:color w:val="CCCCCC"/>
+                                <w:sz w:val="18"/>
+                                <w:szCs w:val="18"/>
+                              </w:rPr>
+                              <w:t xml:space="preserve">│   │   ├── chat/                          # </w:t>
+                            </w:r>
+                            <w:r>
+                              <w:rPr>
+                                <w:rFonts w:ascii="Consolas" w:eastAsia="Times New Roman" w:hAnsi="Consolas" w:cs="Times New Roman"/>
+                                <w:color w:val="CCCCCC"/>
+                                <w:sz w:val="18"/>
+                                <w:szCs w:val="18"/>
+                                <w:rtl/>
+                              </w:rPr>
+                              <w:t>מבנה זהה</w:t>
+                            </w:r>
+                            <w:r>
+                              <w:rPr>
+                                <w:rFonts w:ascii="Consolas" w:eastAsia="Times New Roman" w:hAnsi="Consolas" w:cs="Times New Roman"/>
+                                <w:color w:val="CCCCCC"/>
+                                <w:sz w:val="18"/>
+                                <w:szCs w:val="18"/>
+                              </w:rPr>
+                              <w:t xml:space="preserve"> (data, presentation, providers)</w:t>
+                            </w:r>
+                          </w:p>
+                          <w:p>
+                            <w:pPr>
+                              <w:shd w:val="clear" w:color="auto" w:fill="1F1F1F"/>
+                              <w:bidi w:val="0"/>
+                              <w:spacing w:after="0" w:line="240" w:lineRule="auto"/>
+                              <w:rPr>
+                                <w:rFonts w:ascii="Consolas" w:eastAsia="Times New Roman" w:hAnsi="Consolas" w:cs="Times New Roman"/>
+                                <w:color w:val="CCCCCC"/>
+                                <w:sz w:val="18"/>
+                                <w:szCs w:val="18"/>
+                              </w:rPr>
+                            </w:pPr>
+                            <w:r>
+                              <w:rPr>
+                                <w:rFonts w:ascii="Consolas" w:eastAsia="Times New Roman" w:hAnsi="Consolas" w:cs="Times New Roman"/>
+                                <w:color w:val="CCCCCC"/>
+                                <w:sz w:val="18"/>
+                                <w:szCs w:val="18"/>
+                              </w:rPr>
+                              <w:t xml:space="preserve">│   │   ├── feed/                          # </w:t>
+                            </w:r>
+                            <w:r>
+                              <w:rPr>
+                                <w:rFonts w:ascii="Consolas" w:eastAsia="Times New Roman" w:hAnsi="Consolas" w:cs="Times New Roman"/>
+                                <w:color w:val="CCCCCC"/>
+                                <w:sz w:val="18"/>
+                                <w:szCs w:val="18"/>
+                                <w:rtl/>
+                              </w:rPr>
+                              <w:t>מבנה זהה</w:t>
+                            </w:r>
+                          </w:p>
+                          <w:p>
+                            <w:pPr>
+                              <w:shd w:val="clear" w:color="auto" w:fill="1F1F1F"/>
+                              <w:bidi w:val="0"/>
+                              <w:spacing w:after="0" w:line="240" w:lineRule="auto"/>
+                              <w:rPr>
+                                <w:rFonts w:ascii="Consolas" w:eastAsia="Times New Roman" w:hAnsi="Consolas" w:cs="Times New Roman"/>
+                                <w:color w:val="CCCCCC"/>
+                                <w:sz w:val="18"/>
+                                <w:szCs w:val="18"/>
+                              </w:rPr>
+                            </w:pPr>
+                            <w:r>
+                              <w:rPr>
+                                <w:rFonts w:ascii="Consolas" w:eastAsia="Times New Roman" w:hAnsi="Consolas" w:cs="Times New Roman"/>
+                                <w:color w:val="CCCCCC"/>
+                                <w:sz w:val="18"/>
+                                <w:szCs w:val="18"/>
+                              </w:rPr>
+                              <w:t xml:space="preserve">│   │   ├── group/                         # </w:t>
+                            </w:r>
+                            <w:r>
+                              <w:rPr>
+                                <w:rFonts w:ascii="Consolas" w:eastAsia="Times New Roman" w:hAnsi="Consolas" w:cs="Times New Roman"/>
+                                <w:color w:val="CCCCCC"/>
+                                <w:sz w:val="18"/>
+                                <w:szCs w:val="18"/>
+                                <w:rtl/>
+                              </w:rPr>
+                              <w:t>מבנה זהה</w:t>
+                            </w:r>
+                          </w:p>
+                          <w:p>
+                            <w:pPr>
+                              <w:shd w:val="clear" w:color="auto" w:fill="1F1F1F"/>
+                              <w:bidi w:val="0"/>
+                              <w:spacing w:after="0" w:line="240" w:lineRule="auto"/>
+                              <w:rPr>
+                                <w:rFonts w:ascii="Consolas" w:eastAsia="Times New Roman" w:hAnsi="Consolas" w:cs="Times New Roman"/>
+                                <w:color w:val="CCCCCC"/>
+                                <w:sz w:val="18"/>
+                                <w:szCs w:val="18"/>
+                              </w:rPr>
+                            </w:pPr>
+                            <w:r>
+                              <w:rPr>
+                                <w:rFonts w:ascii="Consolas" w:eastAsia="Times New Roman" w:hAnsi="Consolas" w:cs="Times New Roman"/>
+                                <w:color w:val="CCCCCC"/>
+                                <w:sz w:val="18"/>
+                                <w:szCs w:val="18"/>
+                              </w:rPr>
+                              <w:t xml:space="preserve">│   │   ├── notifications/                 # </w:t>
+                            </w:r>
+                            <w:r>
+                              <w:rPr>
+                                <w:rFonts w:ascii="Consolas" w:eastAsia="Times New Roman" w:hAnsi="Consolas" w:cs="Times New Roman"/>
+                                <w:color w:val="CCCCCC"/>
+                                <w:sz w:val="18"/>
+                                <w:szCs w:val="18"/>
+                                <w:rtl/>
+                              </w:rPr>
+                              <w:t>מבנה זהה</w:t>
+                            </w:r>
+                          </w:p>
+                          <w:p>
+                            <w:pPr>
+                              <w:shd w:val="clear" w:color="auto" w:fill="1F1F1F"/>
+                              <w:bidi w:val="0"/>
+                              <w:spacing w:after="0" w:line="240" w:lineRule="auto"/>
+                              <w:rPr>
+                                <w:rFonts w:ascii="Consolas" w:eastAsia="Times New Roman" w:hAnsi="Consolas" w:cs="Times New Roman"/>
+                                <w:color w:val="CCCCCC"/>
+                                <w:sz w:val="18"/>
+                                <w:szCs w:val="18"/>
+                              </w:rPr>
+                            </w:pPr>
+                            <w:r>
+                              <w:rPr>
+                                <w:rFonts w:ascii="Consolas" w:eastAsia="Times New Roman" w:hAnsi="Consolas" w:cs="Times New Roman"/>
+                                <w:color w:val="CCCCCC"/>
+                                <w:sz w:val="18"/>
+                                <w:szCs w:val="18"/>
+                              </w:rPr>
+                              <w:t xml:space="preserve">│   │   ├── profile/                       # </w:t>
+                            </w:r>
+                            <w:r>
+                              <w:rPr>
+                                <w:rFonts w:ascii="Consolas" w:eastAsia="Times New Roman" w:hAnsi="Consolas" w:cs="Times New Roman"/>
+                                <w:color w:val="CCCCCC"/>
+                                <w:sz w:val="18"/>
+                                <w:szCs w:val="18"/>
+                                <w:rtl/>
+                              </w:rPr>
+                              <w:t>מבנה זהה</w:t>
+                            </w:r>
+                          </w:p>
+                          <w:p>
+                            <w:pPr>
+                              <w:shd w:val="clear" w:color="auto" w:fill="1F1F1F"/>
+                              <w:bidi w:val="0"/>
+                              <w:spacing w:after="0" w:line="240" w:lineRule="auto"/>
+                              <w:rPr>
+                                <w:rFonts w:ascii="Consolas" w:eastAsia="Times New Roman" w:hAnsi="Consolas" w:cs="Times New Roman"/>
+                                <w:color w:val="CCCCCC"/>
+                                <w:sz w:val="18"/>
+                                <w:szCs w:val="18"/>
+                              </w:rPr>
+                            </w:pPr>
+                            <w:r>
+                              <w:rPr>
+                                <w:rFonts w:ascii="Consolas" w:eastAsia="Times New Roman" w:hAnsi="Consolas" w:cs="Times New Roman"/>
+                                <w:color w:val="CCCCCC"/>
+                                <w:sz w:val="18"/>
+                                <w:szCs w:val="18"/>
+                              </w:rPr>
+                              <w:t xml:space="preserve">│   │   ├── search/                        # </w:t>
+                            </w:r>
+                            <w:r>
+                              <w:rPr>
+                                <w:rFonts w:ascii="Consolas" w:eastAsia="Times New Roman" w:hAnsi="Consolas" w:cs="Times New Roman"/>
+                                <w:color w:val="CCCCCC"/>
+                                <w:sz w:val="18"/>
+                                <w:szCs w:val="18"/>
+                                <w:rtl/>
+                              </w:rPr>
+                              <w:t>מבנה זהה</w:t>
+                            </w:r>
+                          </w:p>
+                          <w:p>
+                            <w:pPr>
+                              <w:shd w:val="clear" w:color="auto" w:fill="1F1F1F"/>
+                              <w:bidi w:val="0"/>
+                              <w:spacing w:after="0" w:line="240" w:lineRule="auto"/>
+                              <w:rPr>
+                                <w:rFonts w:ascii="Consolas" w:eastAsia="Times New Roman" w:hAnsi="Consolas" w:cs="Times New Roman"/>
+                                <w:color w:val="CCCCCC"/>
+                                <w:sz w:val="18"/>
+                                <w:szCs w:val="18"/>
+                              </w:rPr>
+                            </w:pPr>
+                            <w:r>
+                              <w:rPr>
+                                <w:rFonts w:ascii="Consolas" w:eastAsia="Times New Roman" w:hAnsi="Consolas" w:cs="Times New Roman"/>
+                                <w:color w:val="CCCCCC"/>
+                                <w:sz w:val="18"/>
+                                <w:szCs w:val="18"/>
+                              </w:rPr>
+                              <w:t xml:space="preserve">│   │   └── thread/                        # </w:t>
+                            </w:r>
+                            <w:r>
+                              <w:rPr>
+                                <w:rFonts w:ascii="Consolas" w:eastAsia="Times New Roman" w:hAnsi="Consolas" w:cs="Times New Roman"/>
+                                <w:color w:val="CCCCCC"/>
+                                <w:sz w:val="18"/>
+                                <w:szCs w:val="18"/>
+                                <w:rtl/>
+                              </w:rPr>
+                              <w:t>מבנה זהה</w:t>
+                            </w:r>
+                          </w:p>
+                          <w:p>
+                            <w:pPr>
+                              <w:shd w:val="clear" w:color="auto" w:fill="1F1F1F"/>
+                              <w:bidi w:val="0"/>
+                              <w:spacing w:after="0" w:line="240" w:lineRule="auto"/>
+                              <w:rPr>
+                                <w:rFonts w:ascii="Consolas" w:eastAsia="Times New Roman" w:hAnsi="Consolas" w:cs="Times New Roman"/>
+                                <w:color w:val="CCCCCC"/>
+                                <w:sz w:val="18"/>
+                                <w:szCs w:val="18"/>
+                              </w:rPr>
+                            </w:pPr>
+                            <w:r>
+                              <w:rPr>
+                                <w:rFonts w:ascii="Consolas" w:eastAsia="Times New Roman" w:hAnsi="Consolas" w:cs="Times New Roman"/>
+                                <w:color w:val="CCCCCC"/>
+                                <w:sz w:val="18"/>
+                                <w:szCs w:val="18"/>
+                              </w:rPr>
+                              <w:t xml:space="preserve">│   └── shared/                            # </w:t>
+                            </w:r>
+                            <w:r>
+                              <w:rPr>
+                                <w:rFonts w:ascii="Consolas" w:eastAsia="Times New Roman" w:hAnsi="Consolas" w:cs="Times New Roman"/>
+                                <w:color w:val="CCCCCC"/>
+                                <w:sz w:val="18"/>
+                                <w:szCs w:val="18"/>
+                                <w:rtl/>
+                              </w:rPr>
+                              <w:t>רכיבי</w:t>
+                            </w:r>
+                            <w:r>
+                              <w:rPr>
+                                <w:rFonts w:ascii="Consolas" w:eastAsia="Times New Roman" w:hAnsi="Consolas" w:cs="Times New Roman"/>
+                                <w:color w:val="CCCCCC"/>
+                                <w:sz w:val="18"/>
+                                <w:szCs w:val="18"/>
+                              </w:rPr>
+                              <w:t xml:space="preserve"> UI </w:t>
+                            </w:r>
+                            <w:r>
+                              <w:rPr>
+                                <w:rFonts w:ascii="Consolas" w:eastAsia="Times New Roman" w:hAnsi="Consolas" w:cs="Times New Roman"/>
+                                <w:color w:val="CCCCCC"/>
+                                <w:sz w:val="18"/>
+                                <w:szCs w:val="18"/>
+                                <w:rtl/>
+                              </w:rPr>
+                              <w:t>משותפים</w:t>
+                            </w:r>
+                          </w:p>
+                          <w:p>
+                            <w:pPr>
+                              <w:shd w:val="clear" w:color="auto" w:fill="1F1F1F"/>
+                              <w:bidi w:val="0"/>
+                              <w:spacing w:after="0" w:line="240" w:lineRule="auto"/>
+                              <w:rPr>
+                                <w:rFonts w:ascii="Consolas" w:eastAsia="Times New Roman" w:hAnsi="Consolas" w:cs="Times New Roman"/>
+                                <w:color w:val="CCCCCC"/>
+                                <w:sz w:val="18"/>
+                                <w:szCs w:val="18"/>
+                              </w:rPr>
+                            </w:pPr>
+                            <w:r>
+                              <w:rPr>
+                                <w:rFonts w:ascii="Consolas" w:eastAsia="Times New Roman" w:hAnsi="Consolas" w:cs="Times New Roman"/>
+                                <w:color w:val="CCCCCC"/>
+                                <w:sz w:val="18"/>
+                                <w:szCs w:val="18"/>
+                              </w:rPr>
+                              <w:t>│       └── widgets/</w:t>
+                            </w:r>
+                          </w:p>
+                          <w:p>
+                            <w:pPr>
+                              <w:shd w:val="clear" w:color="auto" w:fill="1F1F1F"/>
+                              <w:bidi w:val="0"/>
+                              <w:spacing w:after="0" w:line="240" w:lineRule="auto"/>
+                              <w:rPr>
+                                <w:rFonts w:ascii="Consolas" w:eastAsia="Times New Roman" w:hAnsi="Consolas" w:cs="Times New Roman"/>
+                                <w:color w:val="CCCCCC"/>
+                                <w:sz w:val="18"/>
+                                <w:szCs w:val="18"/>
+                              </w:rPr>
+                            </w:pPr>
+                            <w:r>
+                              <w:rPr>
+                                <w:rFonts w:ascii="Consolas" w:eastAsia="Times New Roman" w:hAnsi="Consolas" w:cs="Times New Roman"/>
+                                <w:color w:val="CCCCCC"/>
+                                <w:sz w:val="18"/>
+                                <w:szCs w:val="18"/>
+                              </w:rPr>
+                              <w:t xml:space="preserve">│           ├── </w:t>
+                            </w:r>
+                            <w:proofErr w:type="spellStart"/>
+                            <w:r>
+                              <w:rPr>
+                                <w:rFonts w:ascii="Consolas" w:eastAsia="Times New Roman" w:hAnsi="Consolas" w:cs="Times New Roman"/>
+                                <w:color w:val="CCCCCC"/>
+                                <w:sz w:val="18"/>
+                                <w:szCs w:val="18"/>
+                              </w:rPr>
+                              <w:t>custom_error_</w:t>
+                            </w:r>
+                            <w:proofErr w:type="gramStart"/>
+                            <w:r>
+                              <w:rPr>
+                                <w:rFonts w:ascii="Consolas" w:eastAsia="Times New Roman" w:hAnsi="Consolas" w:cs="Times New Roman"/>
+                                <w:color w:val="CCCCCC"/>
+                                <w:sz w:val="18"/>
+                                <w:szCs w:val="18"/>
+                              </w:rPr>
+                              <w:t>snackbar.dart</w:t>
+                            </w:r>
+                            <w:proofErr w:type="spellEnd"/>
+                            <w:proofErr w:type="gramEnd"/>
+                            <w:r>
+                              <w:rPr>
+                                <w:rFonts w:ascii="Consolas" w:eastAsia="Times New Roman" w:hAnsi="Consolas" w:cs="Times New Roman"/>
+                                <w:color w:val="CCCCCC"/>
+                                <w:sz w:val="18"/>
+                                <w:szCs w:val="18"/>
+                              </w:rPr>
+                              <w:t xml:space="preserve"> # </w:t>
+                            </w:r>
+                            <w:r>
+                              <w:rPr>
+                                <w:rFonts w:ascii="Consolas" w:eastAsia="Times New Roman" w:hAnsi="Consolas" w:cs="Times New Roman"/>
+                                <w:color w:val="CCCCCC"/>
+                                <w:sz w:val="18"/>
+                                <w:szCs w:val="18"/>
+                                <w:rtl/>
+                              </w:rPr>
+                              <w:t>שקיפות שגיאות למשתמש</w:t>
+                            </w:r>
+                          </w:p>
+                          <w:p>
+                            <w:pPr>
+                              <w:shd w:val="clear" w:color="auto" w:fill="1F1F1F"/>
+                              <w:bidi w:val="0"/>
+                              <w:spacing w:after="0" w:line="240" w:lineRule="auto"/>
+                              <w:rPr>
+                                <w:rFonts w:ascii="Consolas" w:eastAsia="Times New Roman" w:hAnsi="Consolas" w:cs="Times New Roman"/>
+                                <w:color w:val="CCCCCC"/>
+                                <w:sz w:val="18"/>
+                                <w:szCs w:val="18"/>
+                              </w:rPr>
+                            </w:pPr>
+                            <w:r>
+                              <w:rPr>
+                                <w:rFonts w:ascii="Consolas" w:eastAsia="Times New Roman" w:hAnsi="Consolas" w:cs="Times New Roman"/>
+                                <w:color w:val="CCCCCC"/>
+                                <w:sz w:val="18"/>
+                                <w:szCs w:val="18"/>
+                              </w:rPr>
+                              <w:t xml:space="preserve">│           ├── </w:t>
+                            </w:r>
+                            <w:proofErr w:type="spellStart"/>
+                            <w:r>
+                              <w:rPr>
+                                <w:rFonts w:ascii="Consolas" w:eastAsia="Times New Roman" w:hAnsi="Consolas" w:cs="Times New Roman"/>
+                                <w:color w:val="CCCCCC"/>
+                                <w:sz w:val="18"/>
+                                <w:szCs w:val="18"/>
+                              </w:rPr>
+                              <w:t>custom_text_</w:t>
+                            </w:r>
+                            <w:proofErr w:type="gramStart"/>
+                            <w:r>
+                              <w:rPr>
+                                <w:rFonts w:ascii="Consolas" w:eastAsia="Times New Roman" w:hAnsi="Consolas" w:cs="Times New Roman"/>
+                                <w:color w:val="CCCCCC"/>
+                                <w:sz w:val="18"/>
+                                <w:szCs w:val="18"/>
+                              </w:rPr>
+                              <w:t>field.dart</w:t>
+                            </w:r>
+                            <w:proofErr w:type="spellEnd"/>
+                            <w:proofErr w:type="gramEnd"/>
+                          </w:p>
+                          <w:p>
+                            <w:pPr>
+                              <w:shd w:val="clear" w:color="auto" w:fill="1F1F1F"/>
+                              <w:bidi w:val="0"/>
+                              <w:spacing w:after="0" w:line="240" w:lineRule="auto"/>
+                              <w:rPr>
+                                <w:rFonts w:ascii="Consolas" w:eastAsia="Times New Roman" w:hAnsi="Consolas" w:cs="Times New Roman"/>
+                                <w:color w:val="CCCCCC"/>
+                                <w:sz w:val="18"/>
+                                <w:szCs w:val="18"/>
+                              </w:rPr>
+                            </w:pPr>
+                            <w:r>
+                              <w:rPr>
+                                <w:rFonts w:ascii="Consolas" w:eastAsia="Times New Roman" w:hAnsi="Consolas" w:cs="Times New Roman"/>
+                                <w:color w:val="CCCCCC"/>
+                                <w:sz w:val="18"/>
+                                <w:szCs w:val="18"/>
+                              </w:rPr>
+                              <w:t xml:space="preserve">│           ├── </w:t>
+                            </w:r>
+                            <w:proofErr w:type="spellStart"/>
+                            <w:r>
+                              <w:rPr>
+                                <w:rFonts w:ascii="Consolas" w:eastAsia="Times New Roman" w:hAnsi="Consolas" w:cs="Times New Roman"/>
+                                <w:color w:val="CCCCCC"/>
+                                <w:sz w:val="18"/>
+                                <w:szCs w:val="18"/>
+                              </w:rPr>
+                              <w:t>guest_modal_bottom_</w:t>
+                            </w:r>
+                            <w:proofErr w:type="gramStart"/>
+                            <w:r>
+                              <w:rPr>
+                                <w:rFonts w:ascii="Consolas" w:eastAsia="Times New Roman" w:hAnsi="Consolas" w:cs="Times New Roman"/>
+                                <w:color w:val="CCCCCC"/>
+                                <w:sz w:val="18"/>
+                                <w:szCs w:val="18"/>
+                              </w:rPr>
+                              <w:t>sheet.dart</w:t>
+                            </w:r>
+                            <w:proofErr w:type="spellEnd"/>
+                            <w:proofErr w:type="gramEnd"/>
+                          </w:p>
+                          <w:p>
+                            <w:pPr>
+                              <w:shd w:val="clear" w:color="auto" w:fill="1F1F1F"/>
+                              <w:bidi w:val="0"/>
+                              <w:spacing w:after="0" w:line="240" w:lineRule="auto"/>
+                              <w:rPr>
+                                <w:rFonts w:ascii="Consolas" w:eastAsia="Times New Roman" w:hAnsi="Consolas" w:cs="Times New Roman"/>
+                                <w:color w:val="CCCCCC"/>
+                                <w:sz w:val="18"/>
+                                <w:szCs w:val="18"/>
+                              </w:rPr>
+                            </w:pPr>
+                            <w:r>
+                              <w:rPr>
+                                <w:rFonts w:ascii="Consolas" w:eastAsia="Times New Roman" w:hAnsi="Consolas" w:cs="Times New Roman"/>
+                                <w:color w:val="CCCCCC"/>
+                                <w:sz w:val="18"/>
+                                <w:szCs w:val="18"/>
+                              </w:rPr>
+                              <w:t xml:space="preserve">│           └── </w:t>
+                            </w:r>
+                            <w:proofErr w:type="spellStart"/>
+                            <w:r>
+                              <w:rPr>
+                                <w:rFonts w:ascii="Consolas" w:eastAsia="Times New Roman" w:hAnsi="Consolas" w:cs="Times New Roman"/>
+                                <w:color w:val="CCCCCC"/>
+                                <w:sz w:val="18"/>
+                                <w:szCs w:val="18"/>
+                              </w:rPr>
+                              <w:t>primary_</w:t>
+                            </w:r>
+                            <w:proofErr w:type="gramStart"/>
+                            <w:r>
+                              <w:rPr>
+                                <w:rFonts w:ascii="Consolas" w:eastAsia="Times New Roman" w:hAnsi="Consolas" w:cs="Times New Roman"/>
+                                <w:color w:val="CCCCCC"/>
+                                <w:sz w:val="18"/>
+                                <w:szCs w:val="18"/>
+                              </w:rPr>
+                              <w:t>button.dart</w:t>
+                            </w:r>
+                            <w:proofErr w:type="spellEnd"/>
+                            <w:proofErr w:type="gramEnd"/>
+                          </w:p>
+                          <w:p>
+                            <w:pPr>
+                              <w:shd w:val="clear" w:color="auto" w:fill="1F1F1F"/>
+                              <w:bidi w:val="0"/>
+                              <w:spacing w:after="0" w:line="240" w:lineRule="auto"/>
+                              <w:rPr>
+                                <w:rFonts w:ascii="Consolas" w:eastAsia="Times New Roman" w:hAnsi="Consolas" w:cs="Times New Roman"/>
+                                <w:color w:val="CCCCCC"/>
+                                <w:sz w:val="18"/>
+                                <w:szCs w:val="18"/>
+                              </w:rPr>
+                            </w:pPr>
+                            <w:r>
+                              <w:rPr>
+                                <w:rFonts w:ascii="Consolas" w:eastAsia="Times New Roman" w:hAnsi="Consolas" w:cs="Times New Roman"/>
+                                <w:color w:val="CCCCCC"/>
+                                <w:sz w:val="18"/>
+                                <w:szCs w:val="18"/>
+                              </w:rPr>
+                              <w:t xml:space="preserve">└── test/                                  # </w:t>
+                            </w:r>
+                            <w:r>
+                              <w:rPr>
+                                <w:rFonts w:ascii="Consolas" w:eastAsia="Times New Roman" w:hAnsi="Consolas" w:cs="Times New Roman"/>
+                                <w:color w:val="CCCCCC"/>
+                                <w:sz w:val="18"/>
+                                <w:szCs w:val="18"/>
+                                <w:rtl/>
+                              </w:rPr>
+                              <w:t>תיקיית בדיקות אוטומטיות מחוץ ל</w:t>
+                            </w:r>
+                            <w:r>
+                              <w:rPr>
+                                <w:rFonts w:ascii="Consolas" w:eastAsia="Times New Roman" w:hAnsi="Consolas" w:cs="Times New Roman"/>
+                                <w:color w:val="CCCCCC"/>
+                                <w:sz w:val="18"/>
+                                <w:szCs w:val="18"/>
+                              </w:rPr>
+                              <w:t>-lib</w:t>
+                            </w:r>
+                          </w:p>
+                          <w:p>
+                            <w:pPr>
+                              <w:shd w:val="clear" w:color="auto" w:fill="1F1F1F"/>
+                              <w:bidi w:val="0"/>
+                              <w:spacing w:after="0" w:line="240" w:lineRule="auto"/>
+                              <w:rPr>
+                                <w:rFonts w:ascii="Consolas" w:eastAsia="Times New Roman" w:hAnsi="Consolas" w:cs="Times New Roman"/>
+                                <w:color w:val="CCCCCC"/>
+                                <w:sz w:val="18"/>
+                                <w:szCs w:val="18"/>
+                              </w:rPr>
+                            </w:pPr>
+                            <w:r>
+                              <w:rPr>
+                                <w:rFonts w:ascii="Consolas" w:eastAsia="Times New Roman" w:hAnsi="Consolas" w:cs="Times New Roman"/>
+                                <w:color w:val="CCCCCC"/>
+                                <w:sz w:val="18"/>
+                                <w:szCs w:val="18"/>
+                              </w:rPr>
+                              <w:t xml:space="preserve">    ├── core/                              # </w:t>
+                            </w:r>
+                            <w:r>
+                              <w:rPr>
+                                <w:rFonts w:ascii="Consolas" w:eastAsia="Times New Roman" w:hAnsi="Consolas" w:cs="Times New Roman"/>
+                                <w:color w:val="CCCCCC"/>
+                                <w:sz w:val="18"/>
+                                <w:szCs w:val="18"/>
+                                <w:rtl/>
+                              </w:rPr>
+                              <w:t>בדיקות לתשתיות הליבה</w:t>
+                            </w:r>
+                          </w:p>
+                          <w:p>
+                            <w:pPr>
+                              <w:shd w:val="clear" w:color="auto" w:fill="1F1F1F"/>
+                              <w:bidi w:val="0"/>
+                              <w:spacing w:after="0" w:line="240" w:lineRule="auto"/>
+                              <w:rPr>
+                                <w:rFonts w:ascii="Consolas" w:eastAsia="Times New Roman" w:hAnsi="Consolas" w:cs="Times New Roman"/>
+                                <w:color w:val="CCCCCC"/>
+                                <w:sz w:val="18"/>
+                                <w:szCs w:val="18"/>
+                              </w:rPr>
+                            </w:pPr>
+                            <w:r>
+                              <w:rPr>
+                                <w:rFonts w:ascii="Consolas" w:eastAsia="Times New Roman" w:hAnsi="Consolas" w:cs="Times New Roman"/>
+                                <w:color w:val="CCCCCC"/>
+                                <w:sz w:val="18"/>
+                                <w:szCs w:val="18"/>
+                              </w:rPr>
+                              <w:t>    └── features/</w:t>
+                            </w:r>
+                          </w:p>
+                          <w:p>
+                            <w:pPr>
+                              <w:shd w:val="clear" w:color="auto" w:fill="1F1F1F"/>
+                              <w:bidi w:val="0"/>
+                              <w:spacing w:after="0" w:line="240" w:lineRule="auto"/>
+                              <w:rPr>
+                                <w:rFonts w:ascii="Consolas" w:eastAsia="Times New Roman" w:hAnsi="Consolas" w:cs="Times New Roman"/>
+                                <w:color w:val="CCCCCC"/>
+                                <w:sz w:val="18"/>
+                                <w:szCs w:val="18"/>
+                              </w:rPr>
+                            </w:pPr>
+                            <w:r>
+                              <w:rPr>
+                                <w:rFonts w:ascii="Consolas" w:eastAsia="Times New Roman" w:hAnsi="Consolas" w:cs="Times New Roman"/>
+                                <w:color w:val="CCCCCC"/>
+                                <w:sz w:val="18"/>
+                                <w:szCs w:val="18"/>
+                              </w:rPr>
+                              <w:t xml:space="preserve">        └── auth/                          # </w:t>
+                            </w:r>
+                            <w:r>
+                              <w:rPr>
+                                <w:rFonts w:ascii="Consolas" w:eastAsia="Times New Roman" w:hAnsi="Consolas" w:cs="Times New Roman"/>
+                                <w:color w:val="CCCCCC"/>
+                                <w:sz w:val="18"/>
+                                <w:szCs w:val="18"/>
+                                <w:rtl/>
+                              </w:rPr>
+                              <w:t>בדיקות המשקפות את מבנה הפיצ'רים</w:t>
+                            </w:r>
+                          </w:p>
+                          <w:p>
+                            <w:pPr>
+                              <w:shd w:val="clear" w:color="auto" w:fill="1F1F1F"/>
+                              <w:bidi w:val="0"/>
+                              <w:spacing w:after="0" w:line="240" w:lineRule="auto"/>
+                              <w:rPr>
+                                <w:rFonts w:ascii="Consolas" w:eastAsia="Times New Roman" w:hAnsi="Consolas" w:cs="Times New Roman"/>
+                                <w:color w:val="CCCCCC"/>
+                                <w:sz w:val="18"/>
+                                <w:szCs w:val="18"/>
+                              </w:rPr>
+                            </w:pPr>
+                            <w:r>
+                              <w:rPr>
+                                <w:rFonts w:ascii="Consolas" w:eastAsia="Times New Roman" w:hAnsi="Consolas" w:cs="Times New Roman"/>
+                                <w:color w:val="CCCCCC"/>
+                                <w:sz w:val="18"/>
+                                <w:szCs w:val="18"/>
+                              </w:rPr>
+                              <w:t>            ├── data/</w:t>
+                            </w:r>
+                          </w:p>
+                          <w:p>
+                            <w:pPr>
+                              <w:shd w:val="clear" w:color="auto" w:fill="1F1F1F"/>
+                              <w:bidi w:val="0"/>
+                              <w:spacing w:after="0" w:line="240" w:lineRule="auto"/>
+                              <w:rPr>
+                                <w:rFonts w:ascii="Consolas" w:eastAsia="Times New Roman" w:hAnsi="Consolas" w:cs="Times New Roman"/>
+                                <w:color w:val="CCCCCC"/>
+                                <w:sz w:val="18"/>
+                                <w:szCs w:val="18"/>
+                              </w:rPr>
+                            </w:pPr>
+                            <w:r>
+                              <w:rPr>
+                                <w:rFonts w:ascii="Consolas" w:eastAsia="Times New Roman" w:hAnsi="Consolas" w:cs="Times New Roman"/>
+                                <w:color w:val="CCCCCC"/>
+                                <w:sz w:val="18"/>
+                                <w:szCs w:val="18"/>
+                              </w:rPr>
+                              <w:t xml:space="preserve">            │   └── </w:t>
+                            </w:r>
+                            <w:proofErr w:type="spellStart"/>
+                            <w:r>
+                              <w:rPr>
+                                <w:rFonts w:ascii="Consolas" w:eastAsia="Times New Roman" w:hAnsi="Consolas" w:cs="Times New Roman"/>
+                                <w:color w:val="CCCCCC"/>
+                                <w:sz w:val="18"/>
+                                <w:szCs w:val="18"/>
+                              </w:rPr>
+                              <w:t>auth_repository_</w:t>
+                            </w:r>
+                            <w:proofErr w:type="gramStart"/>
+                            <w:r>
+                              <w:rPr>
+                                <w:rFonts w:ascii="Consolas" w:eastAsia="Times New Roman" w:hAnsi="Consolas" w:cs="Times New Roman"/>
+                                <w:color w:val="CCCCCC"/>
+                                <w:sz w:val="18"/>
+                                <w:szCs w:val="18"/>
+                              </w:rPr>
+                              <w:t>test.dart</w:t>
+                            </w:r>
+                            <w:proofErr w:type="spellEnd"/>
+                            <w:proofErr w:type="gramEnd"/>
+                          </w:p>
+                          <w:p>
+                            <w:pPr>
+                              <w:shd w:val="clear" w:color="auto" w:fill="1F1F1F"/>
+                              <w:bidi w:val="0"/>
+                              <w:spacing w:after="0" w:line="240" w:lineRule="auto"/>
+                              <w:rPr>
+                                <w:rFonts w:ascii="Consolas" w:eastAsia="Times New Roman" w:hAnsi="Consolas" w:cs="Times New Roman"/>
+                                <w:color w:val="CCCCCC"/>
+                                <w:sz w:val="18"/>
+                                <w:szCs w:val="18"/>
+                              </w:rPr>
+                            </w:pPr>
+                            <w:r>
+                              <w:rPr>
+                                <w:rFonts w:ascii="Consolas" w:eastAsia="Times New Roman" w:hAnsi="Consolas" w:cs="Times New Roman"/>
+                                <w:color w:val="CCCCCC"/>
+                                <w:sz w:val="18"/>
+                                <w:szCs w:val="18"/>
+                              </w:rPr>
+                              <w:t>            └── providers/</w:t>
+                            </w:r>
+                          </w:p>
+                          <w:p>
+                            <w:pPr>
+                              <w:shd w:val="clear" w:color="auto" w:fill="1F1F1F"/>
+                              <w:bidi w:val="0"/>
+                              <w:spacing w:after="0" w:line="240" w:lineRule="auto"/>
+                              <w:rPr>
+                                <w:rFonts w:ascii="Consolas" w:eastAsia="Times New Roman" w:hAnsi="Consolas" w:cs="Times New Roman"/>
+                                <w:color w:val="CCCCCC"/>
+                                <w:sz w:val="18"/>
+                                <w:szCs w:val="18"/>
+                              </w:rPr>
+                            </w:pPr>
+                            <w:r>
+                              <w:rPr>
+                                <w:rFonts w:ascii="Consolas" w:eastAsia="Times New Roman" w:hAnsi="Consolas" w:cs="Times New Roman"/>
+                                <w:color w:val="CCCCCC"/>
+                                <w:sz w:val="18"/>
+                                <w:szCs w:val="18"/>
+                              </w:rPr>
+                              <w:t xml:space="preserve">                └── </w:t>
+                            </w:r>
+                            <w:proofErr w:type="spellStart"/>
+                            <w:r>
+                              <w:rPr>
+                                <w:rFonts w:ascii="Consolas" w:eastAsia="Times New Roman" w:hAnsi="Consolas" w:cs="Times New Roman"/>
+                                <w:color w:val="CCCCCC"/>
+                                <w:sz w:val="18"/>
+                                <w:szCs w:val="18"/>
+                              </w:rPr>
+                              <w:t>auth_provider_</w:t>
+                            </w:r>
+                            <w:proofErr w:type="gramStart"/>
+                            <w:r>
+                              <w:rPr>
+                                <w:rFonts w:ascii="Consolas" w:eastAsia="Times New Roman" w:hAnsi="Consolas" w:cs="Times New Roman"/>
+                                <w:color w:val="CCCCCC"/>
+                                <w:sz w:val="18"/>
+                                <w:szCs w:val="18"/>
+                              </w:rPr>
+                              <w:t>test.dart</w:t>
+                            </w:r>
+                            <w:proofErr w:type="spellEnd"/>
+                            <w:proofErr w:type="gramEnd"/>
+                          </w:p>
+                          <w:p>
+                            <w:pPr>
+                              <w:spacing w:line="240" w:lineRule="auto"/>
+                              <w:rPr>
+                                <w:sz w:val="18"/>
+                                <w:szCs w:val="18"/>
+                              </w:rPr>
+                            </w:pPr>
+                          </w:p>
+                        </w:txbxContent>
+                      </wps:txbx>
+                      <wps:bodyPr rot="0" vert="horz" wrap="square" lIns="91440" tIns="45720" rIns="91440" bIns="45720" anchor="t" anchorCtr="0">
+                        <a:noAutofit/>
+                      </wps:bodyPr>
+                    </wps:wsp>
+                  </a:graphicData>
+                </a:graphic>
+                <wp14:sizeRelH relativeFrom="margin">
+                  <wp14:pctWidth>0</wp14:pctWidth>
+                </wp14:sizeRelH>
+                <wp14:sizeRelV relativeFrom="margin">
+                  <wp14:pctHeight>0</wp14:pctHeight>
+                </wp14:sizeRelV>
+              </wp:anchor>
+            </w:drawing>
+          </mc:Choice>
+          <mc:Fallback>
+            <w:pict>
+              <v:shapetype w14:anchorId="61A8385E" id="_x0000_t202" coordsize="21600,21600" o:spt="202" path="m,l,21600r21600,l21600,xe">
+                <v:stroke joinstyle="miter"/>
+                <v:path gradientshapeok="t" o:connecttype="rect"/>
+              </v:shapetype>
+              <v:shape id="Text Box 2" o:spid="_x0000_s1026" type="#_x0000_t202" style="position:absolute;left:0;text-align:left;margin-left:0;margin-top:-63.5pt;width:555pt;height:741.75pt;z-index:-251657216;visibility:visible;mso-wrap-style:square;mso-width-percent:0;mso-height-percent:0;mso-wrap-distance-left:9pt;mso-wrap-distance-top:3.6pt;mso-wrap-distance-right:9pt;mso-wrap-distance-bottom:3.6pt;mso-position-horizontal:center;mso-position-horizontal-relative:margin;mso-position-vertical:absolute;mso-position-vertical-relative:text;mso-width-percent:0;mso-height-percent:0;mso-width-relative:margin;mso-height-relative:margin;v-text-anchor:top" o:gfxdata="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">
+                <v:textbox>
+                  <w:txbxContent>
+                    <w:p>
+                      <w:pPr>
+                        <w:shd w:val="clear" w:color="auto" w:fill="1F1F1F"/>
+                        <w:bidi w:val="0"/>
+                        <w:spacing w:line="240" w:lineRule="auto"/>
+                        <w:rPr>
+                          <w:rFonts w:ascii="Consolas" w:eastAsia="Times New Roman" w:hAnsi="Consolas" w:cs="Times New Roman"/>
+                          <w:color w:val="CCCCCC"/>
+                          <w:sz w:val="18"/>
+                          <w:szCs w:val="18"/>
+                        </w:rPr>
+                      </w:pPr>
+                      <w:proofErr w:type="spellStart"/>
+                      <w:r>
+                        <w:rPr>
+                          <w:rFonts w:ascii="Consolas" w:eastAsia="Times New Roman" w:hAnsi="Consolas" w:cs="Times New Roman"/>
+                          <w:color w:val="CCCCCC"/>
+                          <w:sz w:val="18"/>
+                          <w:szCs w:val="18"/>
+                        </w:rPr>
+                        <w:t>yesh_dibur_app</w:t>
+                      </w:r>
+                      <w:proofErr w:type="spellEnd"/>
+                      <w:r>
+                        <w:rPr>
+                          <w:rFonts w:ascii="Consolas" w:eastAsia="Times New Roman" w:hAnsi="Consolas" w:cs="Times New Roman"/>
+                          <w:color w:val="CCCCCC"/>
+                          <w:sz w:val="18"/>
+                          <w:szCs w:val="18"/>
+                        </w:rPr>
+                        <w:t>/</w:t>
+                      </w:r>
+                    </w:p>
+                    <w:p>
+                      <w:pPr>
+                        <w:shd w:val="clear" w:color="auto" w:fill="1F1F1F"/>
+                        <w:bidi w:val="0"/>
+                        <w:spacing w:after="0" w:line="240" w:lineRule="auto"/>
+                        <w:rPr>
+                          <w:rFonts w:ascii="Consolas" w:eastAsia="Times New Roman" w:hAnsi="Consolas" w:cs="Times New Roman"/>
+                          <w:color w:val="CCCCCC"/>
+                          <w:sz w:val="18"/>
+                          <w:szCs w:val="18"/>
+                        </w:rPr>
+                      </w:pPr>
+                      <w:r>
+                        <w:rPr>
+                          <w:rFonts w:ascii="Consolas" w:eastAsia="Times New Roman" w:hAnsi="Consolas" w:cs="Times New Roman"/>
+                          <w:color w:val="CCCCCC"/>
+                          <w:sz w:val="18"/>
+                          <w:szCs w:val="18"/>
+                        </w:rPr>
+                        <w:t>├── lib/</w:t>
+                      </w:r>
+                    </w:p>
+                    <w:p>
+                      <w:pPr>
+                        <w:shd w:val="clear" w:color="auto" w:fill="1F1F1F"/>
+                        <w:bidi w:val="0"/>
+                        <w:spacing w:after="0" w:line="240" w:lineRule="auto"/>
+                        <w:rPr>
+                          <w:rFonts w:ascii="Consolas" w:eastAsia="Times New Roman" w:hAnsi="Consolas" w:cs="Times New Roman"/>
+                          <w:color w:val="CCCCCC"/>
+                          <w:sz w:val="18"/>
+                          <w:szCs w:val="18"/>
+                        </w:rPr>
+                      </w:pPr>
+                      <w:r>
+                        <w:rPr>
+                          <w:rFonts w:ascii="Consolas" w:eastAsia="Times New Roman" w:hAnsi="Consolas" w:cs="Times New Roman"/>
+                          <w:color w:val="CCCCCC"/>
+                          <w:sz w:val="18"/>
+                          <w:szCs w:val="18"/>
+                        </w:rPr>
+                        <w:t xml:space="preserve">│   ├── </w:t>
+                      </w:r>
+                      <w:proofErr w:type="spellStart"/>
+                      <w:proofErr w:type="gramStart"/>
+                      <w:r>
+                        <w:rPr>
+                          <w:rFonts w:ascii="Consolas" w:eastAsia="Times New Roman" w:hAnsi="Consolas" w:cs="Times New Roman"/>
+                          <w:color w:val="CCCCCC"/>
+                          <w:sz w:val="18"/>
+                          <w:szCs w:val="18"/>
+                        </w:rPr>
+                        <w:t>main.dart</w:t>
+                      </w:r>
+                      <w:proofErr w:type="spellEnd"/>
+                      <w:proofErr w:type="gramEnd"/>
+                      <w:r>
+                        <w:rPr>
+                          <w:rFonts w:ascii="Consolas" w:eastAsia="Times New Roman" w:hAnsi="Consolas" w:cs="Times New Roman"/>
+                          <w:color w:val="CCCCCC"/>
+                          <w:sz w:val="18"/>
+                          <w:szCs w:val="18"/>
+                        </w:rPr>
+                        <w:t xml:space="preserve">                          # </w:t>
+                      </w:r>
+                      <w:r>
+                        <w:rPr>
+                          <w:rFonts w:ascii="Consolas" w:eastAsia="Times New Roman" w:hAnsi="Consolas" w:cs="Times New Roman"/>
+                          <w:color w:val="CCCCCC"/>
+                          <w:sz w:val="18"/>
+                          <w:szCs w:val="18"/>
+                          <w:rtl/>
+                        </w:rPr>
+                        <w:t>קובץ ההפעלה הראשי ו</w:t>
+                      </w:r>
+                      <w:r>
+                        <w:rPr>
+                          <w:rFonts w:ascii="Consolas" w:eastAsia="Times New Roman" w:hAnsi="Consolas" w:cs="Times New Roman"/>
+                          <w:color w:val="CCCCCC"/>
+                          <w:sz w:val="18"/>
+                          <w:szCs w:val="18"/>
+                        </w:rPr>
+                        <w:t>-</w:t>
+                      </w:r>
+                      <w:proofErr w:type="spellStart"/>
+                      <w:r>
+                        <w:rPr>
+                          <w:rFonts w:ascii="Consolas" w:eastAsia="Times New Roman" w:hAnsi="Consolas" w:cs="Times New Roman"/>
+                          <w:color w:val="CCCCCC"/>
+                          <w:sz w:val="18"/>
+                          <w:szCs w:val="18"/>
+                        </w:rPr>
+                        <w:t>ProviderScope</w:t>
+                      </w:r>
+                      <w:proofErr w:type="spellEnd"/>
+                    </w:p>
+                    <w:p>
+                      <w:pPr>
+                        <w:shd w:val="clear" w:color="auto" w:fill="1F1F1F"/>
+                        <w:bidi w:val="0"/>
+                        <w:spacing w:after="0" w:line="240" w:lineRule="auto"/>
+                        <w:rPr>
+                          <w:rFonts w:ascii="Consolas" w:eastAsia="Times New Roman" w:hAnsi="Consolas" w:cs="Times New Roman"/>
+                          <w:color w:val="CCCCCC"/>
+                          <w:sz w:val="18"/>
+                          <w:szCs w:val="18"/>
+                        </w:rPr>
+                      </w:pPr>
+                      <w:r>
+                        <w:rPr>
+                          <w:rFonts w:ascii="Consolas" w:eastAsia="Times New Roman" w:hAnsi="Consolas" w:cs="Times New Roman"/>
+                          <w:color w:val="CCCCCC"/>
+                          <w:sz w:val="18"/>
+                          <w:szCs w:val="18"/>
+                        </w:rPr>
+                        <w:t xml:space="preserve">│   ├── core/                              # </w:t>
+                      </w:r>
+                      <w:r>
+                        <w:rPr>
+                          <w:rFonts w:ascii="Consolas" w:eastAsia="Times New Roman" w:hAnsi="Consolas" w:cs="Times New Roman"/>
+                          <w:color w:val="CCCCCC"/>
+                          <w:sz w:val="18"/>
+                          <w:szCs w:val="18"/>
+                          <w:rtl/>
+                        </w:rPr>
+                        <w:t>תשתיות ליבה רוחביות</w:t>
+                      </w:r>
+                    </w:p>
+                    <w:p>
+                      <w:pPr>
+                        <w:shd w:val="clear" w:color="auto" w:fill="1F1F1F"/>
+                        <w:bidi w:val="0"/>
+                        <w:spacing w:after="0" w:line="240" w:lineRule="auto"/>
+                        <w:rPr>
+                          <w:rFonts w:ascii="Consolas" w:eastAsia="Times New Roman" w:hAnsi="Consolas" w:cs="Times New Roman"/>
+                          <w:color w:val="CCCCCC"/>
+                          <w:sz w:val="18"/>
+                          <w:szCs w:val="18"/>
+                        </w:rPr>
+                      </w:pPr>
+                      <w:r>
+                        <w:rPr>
+                          <w:rFonts w:ascii="Consolas" w:eastAsia="Times New Roman" w:hAnsi="Consolas" w:cs="Times New Roman"/>
+                          <w:color w:val="CCCCCC"/>
+                          <w:sz w:val="18"/>
+                          <w:szCs w:val="18"/>
+                        </w:rPr>
+                        <w:t>│   │   ├── analytics/</w:t>
+                      </w:r>
+                    </w:p>
+                    <w:p>
+                      <w:pPr>
+                        <w:shd w:val="clear" w:color="auto" w:fill="1F1F1F"/>
+                        <w:bidi w:val="0"/>
+                        <w:spacing w:after="0" w:line="240" w:lineRule="auto"/>
+                        <w:rPr>
+                          <w:rFonts w:ascii="Consolas" w:eastAsia="Times New Roman" w:hAnsi="Consolas" w:cs="Times New Roman"/>
+                          <w:color w:val="CCCCCC"/>
+                          <w:sz w:val="18"/>
+                          <w:szCs w:val="18"/>
+                        </w:rPr>
+                      </w:pPr>
+                      <w:r>
+                        <w:rPr>
+                          <w:rFonts w:ascii="Consolas" w:eastAsia="Times New Roman" w:hAnsi="Consolas" w:cs="Times New Roman"/>
+                          <w:color w:val="CCCCCC"/>
+                          <w:sz w:val="18"/>
+                          <w:szCs w:val="18"/>
+                        </w:rPr>
+                        <w:t xml:space="preserve">│   │   │   ├── </w:t>
+                      </w:r>
+                      <w:proofErr w:type="spellStart"/>
+                      <w:r>
+                        <w:rPr>
+                          <w:rFonts w:ascii="Consolas" w:eastAsia="Times New Roman" w:hAnsi="Consolas" w:cs="Times New Roman"/>
+                          <w:color w:val="CCCCCC"/>
+                          <w:sz w:val="18"/>
+                          <w:szCs w:val="18"/>
+                        </w:rPr>
+                        <w:t>analytics_</w:t>
+                      </w:r>
+                      <w:proofErr w:type="gramStart"/>
+                      <w:r>
+                        <w:rPr>
+                          <w:rFonts w:ascii="Consolas" w:eastAsia="Times New Roman" w:hAnsi="Consolas" w:cs="Times New Roman"/>
+                          <w:color w:val="CCCCCC"/>
+                          <w:sz w:val="18"/>
+                          <w:szCs w:val="18"/>
+                        </w:rPr>
+                        <w:t>service.dart</w:t>
+                      </w:r>
+                      <w:proofErr w:type="spellEnd"/>
+                      <w:proofErr w:type="gramEnd"/>
+                      <w:r>
+                        <w:rPr>
+                          <w:rFonts w:ascii="Consolas" w:eastAsia="Times New Roman" w:hAnsi="Consolas" w:cs="Times New Roman"/>
+                          <w:color w:val="CCCCCC"/>
+                          <w:sz w:val="18"/>
+                          <w:szCs w:val="18"/>
+                        </w:rPr>
+                        <w:t xml:space="preserve">     # </w:t>
+                      </w:r>
+                      <w:r>
+                        <w:rPr>
+                          <w:rFonts w:ascii="Consolas" w:eastAsia="Times New Roman" w:hAnsi="Consolas" w:cs="Times New Roman"/>
+                          <w:color w:val="CCCCCC"/>
+                          <w:sz w:val="18"/>
+                          <w:szCs w:val="18"/>
+                          <w:rtl/>
+                        </w:rPr>
+                        <w:t>מעקב אירועים עסקיים</w:t>
+                      </w:r>
+                    </w:p>
+                    <w:p>
+                      <w:pPr>
+                        <w:shd w:val="clear" w:color="auto" w:fill="1F1F1F"/>
+                        <w:bidi w:val="0"/>
+                        <w:spacing w:after="0" w:line="240" w:lineRule="auto"/>
+                        <w:rPr>
+                          <w:rFonts w:ascii="Consolas" w:eastAsia="Times New Roman" w:hAnsi="Consolas" w:cs="Times New Roman"/>
+                          <w:color w:val="CCCCCC"/>
+                          <w:sz w:val="18"/>
+                          <w:szCs w:val="18"/>
+                        </w:rPr>
+                      </w:pPr>
+                      <w:r>
+                        <w:rPr>
+                          <w:rFonts w:ascii="Consolas" w:eastAsia="Times New Roman" w:hAnsi="Consolas" w:cs="Times New Roman"/>
+                          <w:color w:val="CCCCCC"/>
+                          <w:sz w:val="18"/>
+                          <w:szCs w:val="18"/>
+                        </w:rPr>
+                        <w:t xml:space="preserve">│   │   │   └── </w:t>
+                      </w:r>
+                      <w:proofErr w:type="spellStart"/>
+                      <w:r>
+                        <w:rPr>
+                          <w:rFonts w:ascii="Consolas" w:eastAsia="Times New Roman" w:hAnsi="Consolas" w:cs="Times New Roman"/>
+                          <w:color w:val="CCCCCC"/>
+                          <w:sz w:val="18"/>
+                          <w:szCs w:val="18"/>
+                        </w:rPr>
+                        <w:t>crashlytics_</w:t>
+                      </w:r>
+                      <w:proofErr w:type="gramStart"/>
+                      <w:r>
+                        <w:rPr>
+                          <w:rFonts w:ascii="Consolas" w:eastAsia="Times New Roman" w:hAnsi="Consolas" w:cs="Times New Roman"/>
+                          <w:color w:val="CCCCCC"/>
+                          <w:sz w:val="18"/>
+                          <w:szCs w:val="18"/>
+                        </w:rPr>
+                        <w:t>service.dart</w:t>
+                      </w:r>
+                      <w:proofErr w:type="spellEnd"/>
+                      <w:proofErr w:type="gramEnd"/>
+                      <w:r>
+                        <w:rPr>
+                          <w:rFonts w:ascii="Consolas" w:eastAsia="Times New Roman" w:hAnsi="Consolas" w:cs="Times New Roman"/>
+                          <w:color w:val="CCCCCC"/>
+                          <w:sz w:val="18"/>
+                          <w:szCs w:val="18"/>
+                        </w:rPr>
+                        <w:t xml:space="preserve">   # </w:t>
+                      </w:r>
+                      <w:r>
+                        <w:rPr>
+                          <w:rFonts w:ascii="Consolas" w:eastAsia="Times New Roman" w:hAnsi="Consolas" w:cs="Times New Roman"/>
+                          <w:color w:val="CCCCCC"/>
+                          <w:sz w:val="18"/>
+                          <w:szCs w:val="18"/>
+                          <w:rtl/>
+                        </w:rPr>
+                        <w:t>דיווח שגיאות וקריסות</w:t>
+                      </w:r>
+                    </w:p>
+                    <w:p>
+                      <w:pPr>
+                        <w:shd w:val="clear" w:color="auto" w:fill="1F1F1F"/>
+                        <w:bidi w:val="0"/>
+                        <w:spacing w:after="0" w:line="240" w:lineRule="auto"/>
+                        <w:rPr>
+                          <w:rFonts w:ascii="Consolas" w:eastAsia="Times New Roman" w:hAnsi="Consolas" w:cs="Times New Roman"/>
+                          <w:color w:val="CCCCCC"/>
+                          <w:sz w:val="18"/>
+                          <w:szCs w:val="18"/>
+                        </w:rPr>
+                      </w:pPr>
+                      <w:r>
+                        <w:rPr>
+                          <w:rFonts w:ascii="Consolas" w:eastAsia="Times New Roman" w:hAnsi="Consolas" w:cs="Times New Roman"/>
+                          <w:color w:val="CCCCCC"/>
+                          <w:sz w:val="18"/>
+                          <w:szCs w:val="18"/>
+                        </w:rPr>
+                        <w:t xml:space="preserve">│   │   ├── </w:t>
+                      </w:r>
+                      <w:proofErr w:type="spellStart"/>
+                      <w:r>
+                        <w:rPr>
+                          <w:rFonts w:ascii="Consolas" w:eastAsia="Times New Roman" w:hAnsi="Consolas" w:cs="Times New Roman"/>
+                          <w:color w:val="CCCCCC"/>
+                          <w:sz w:val="18"/>
+                          <w:szCs w:val="18"/>
+                        </w:rPr>
+                        <w:t>api</w:t>
+                      </w:r>
+                      <w:proofErr w:type="spellEnd"/>
+                      <w:r>
+                        <w:rPr>
+                          <w:rFonts w:ascii="Consolas" w:eastAsia="Times New Roman" w:hAnsi="Consolas" w:cs="Times New Roman"/>
+                          <w:color w:val="CCCCCC"/>
+                          <w:sz w:val="18"/>
+                          <w:szCs w:val="18"/>
+                        </w:rPr>
+                        <w:t>/</w:t>
+                      </w:r>
+                    </w:p>
+                    <w:p>
+                      <w:pPr>
+                        <w:shd w:val="clear" w:color="auto" w:fill="1F1F1F"/>
+                        <w:bidi w:val="0"/>
+                        <w:spacing w:after="0" w:line="240" w:lineRule="auto"/>
+                        <w:rPr>
+                          <w:rFonts w:ascii="Consolas" w:eastAsia="Times New Roman" w:hAnsi="Consolas" w:cs="Times New Roman"/>
+                          <w:color w:val="CCCCCC"/>
+                          <w:sz w:val="18"/>
+                          <w:szCs w:val="18"/>
+                        </w:rPr>
+                      </w:pPr>
+                      <w:r>
+                        <w:rPr>
+                          <w:rFonts w:ascii="Consolas" w:eastAsia="Times New Roman" w:hAnsi="Consolas" w:cs="Times New Roman"/>
+                          <w:color w:val="CCCCCC"/>
+                          <w:sz w:val="18"/>
+                          <w:szCs w:val="18"/>
+                        </w:rPr>
+                        <w:t xml:space="preserve">│   │   │   ├── </w:t>
+                      </w:r>
+                      <w:proofErr w:type="spellStart"/>
+                      <w:r>
+                        <w:rPr>
+                          <w:rFonts w:ascii="Consolas" w:eastAsia="Times New Roman" w:hAnsi="Consolas" w:cs="Times New Roman"/>
+                          <w:color w:val="CCCCCC"/>
+                          <w:sz w:val="18"/>
+                          <w:szCs w:val="18"/>
+                        </w:rPr>
+                        <w:t>api_</w:t>
+                      </w:r>
+                      <w:proofErr w:type="gramStart"/>
+                      <w:r>
+                        <w:rPr>
+                          <w:rFonts w:ascii="Consolas" w:eastAsia="Times New Roman" w:hAnsi="Consolas" w:cs="Times New Roman"/>
+                          <w:color w:val="CCCCCC"/>
+                          <w:sz w:val="18"/>
+                          <w:szCs w:val="18"/>
+                        </w:rPr>
+                        <w:t>client.dart</w:t>
+                      </w:r>
+                      <w:proofErr w:type="spellEnd"/>
+                      <w:proofErr w:type="gramEnd"/>
+                      <w:r>
+                        <w:rPr>
+                          <w:rFonts w:ascii="Consolas" w:eastAsia="Times New Roman" w:hAnsi="Consolas" w:cs="Times New Roman"/>
+                          <w:color w:val="CCCCCC"/>
+                          <w:sz w:val="18"/>
+                          <w:szCs w:val="18"/>
+                        </w:rPr>
+                        <w:t xml:space="preserve">            # </w:t>
+                      </w:r>
+                      <w:r>
+                        <w:rPr>
+                          <w:rFonts w:ascii="Consolas" w:eastAsia="Times New Roman" w:hAnsi="Consolas" w:cs="Times New Roman"/>
+                          <w:color w:val="CCCCCC"/>
+                          <w:sz w:val="18"/>
+                          <w:szCs w:val="18"/>
+                          <w:rtl/>
+                        </w:rPr>
+                        <w:t>לקוח</w:t>
+                      </w:r>
+                      <w:r>
+                        <w:rPr>
+                          <w:rFonts w:ascii="Consolas" w:eastAsia="Times New Roman" w:hAnsi="Consolas" w:cs="Times New Roman"/>
+                          <w:color w:val="CCCCCC"/>
+                          <w:sz w:val="18"/>
+                          <w:szCs w:val="18"/>
+                        </w:rPr>
+                        <w:t xml:space="preserve"> </w:t>
+                      </w:r>
+                      <w:proofErr w:type="spellStart"/>
+                      <w:r>
+                        <w:rPr>
+                          <w:rFonts w:ascii="Consolas" w:eastAsia="Times New Roman" w:hAnsi="Consolas" w:cs="Times New Roman"/>
+                          <w:color w:val="CCCCCC"/>
+                          <w:sz w:val="18"/>
+                          <w:szCs w:val="18"/>
+                        </w:rPr>
+                        <w:t>Dio</w:t>
+                      </w:r>
+                      <w:proofErr w:type="spellEnd"/>
+                      <w:r>
+                        <w:rPr>
+                          <w:rFonts w:ascii="Consolas" w:eastAsia="Times New Roman" w:hAnsi="Consolas" w:cs="Times New Roman"/>
+                          <w:color w:val="CCCCCC"/>
+                          <w:sz w:val="18"/>
+                          <w:szCs w:val="18"/>
+                        </w:rPr>
+                        <w:t xml:space="preserve"> </w:t>
+                      </w:r>
+                      <w:r>
+                        <w:rPr>
+                          <w:rFonts w:ascii="Consolas" w:eastAsia="Times New Roman" w:hAnsi="Consolas" w:cs="Times New Roman"/>
+                          <w:color w:val="CCCCCC"/>
+                          <w:sz w:val="18"/>
+                          <w:szCs w:val="18"/>
+                          <w:rtl/>
+                        </w:rPr>
+                        <w:t>עם מנגנון ניסיונות חוזרים</w:t>
+                      </w:r>
+                      <w:r>
+                        <w:rPr>
+                          <w:rFonts w:ascii="Consolas" w:eastAsia="Times New Roman" w:hAnsi="Consolas" w:cs="Times New Roman"/>
+                          <w:color w:val="CCCCCC"/>
+                          <w:sz w:val="18"/>
+                          <w:szCs w:val="18"/>
+                        </w:rPr>
+                        <w:t xml:space="preserve"> (Retry)</w:t>
+                      </w:r>
+                    </w:p>
+                    <w:p>
+                      <w:pPr>
+                        <w:shd w:val="clear" w:color="auto" w:fill="1F1F1F"/>
+                        <w:bidi w:val="0"/>
+                        <w:spacing w:after="0" w:line="240" w:lineRule="auto"/>
+                        <w:rPr>
+                          <w:rFonts w:ascii="Consolas" w:eastAsia="Times New Roman" w:hAnsi="Consolas" w:cs="Times New Roman"/>
+                          <w:color w:val="CCCCCC"/>
+                          <w:sz w:val="18"/>
+                          <w:szCs w:val="18"/>
+                        </w:rPr>
+                      </w:pPr>
+                      <w:r>
+                        <w:rPr>
+                          <w:rFonts w:ascii="Consolas" w:eastAsia="Times New Roman" w:hAnsi="Consolas" w:cs="Times New Roman"/>
+                          <w:color w:val="CCCCCC"/>
+                          <w:sz w:val="18"/>
+                          <w:szCs w:val="18"/>
+                        </w:rPr>
+                        <w:t xml:space="preserve">│   │   │   └── </w:t>
+                      </w:r>
+                      <w:proofErr w:type="spellStart"/>
+                      <w:r>
+                        <w:rPr>
+                          <w:rFonts w:ascii="Consolas" w:eastAsia="Times New Roman" w:hAnsi="Consolas" w:cs="Times New Roman"/>
+                          <w:color w:val="CCCCCC"/>
+                          <w:sz w:val="18"/>
+                          <w:szCs w:val="18"/>
+                        </w:rPr>
+                        <w:t>api_</w:t>
+                      </w:r>
+                      <w:proofErr w:type="gramStart"/>
+                      <w:r>
+                        <w:rPr>
+                          <w:rFonts w:ascii="Consolas" w:eastAsia="Times New Roman" w:hAnsi="Consolas" w:cs="Times New Roman"/>
+                          <w:color w:val="CCCCCC"/>
+                          <w:sz w:val="18"/>
+                          <w:szCs w:val="18"/>
+                        </w:rPr>
+                        <w:t>constants.dart</w:t>
+                      </w:r>
+                      <w:proofErr w:type="spellEnd"/>
+                      <w:proofErr w:type="gramEnd"/>
+                      <w:r>
+                        <w:rPr>
+                          <w:rFonts w:ascii="Consolas" w:eastAsia="Times New Roman" w:hAnsi="Consolas" w:cs="Times New Roman"/>
+                          <w:color w:val="CCCCCC"/>
+                          <w:sz w:val="18"/>
+                          <w:szCs w:val="18"/>
+                        </w:rPr>
+                        <w:t xml:space="preserve">         # </w:t>
+                      </w:r>
+                      <w:r>
+                        <w:rPr>
+                          <w:rFonts w:ascii="Consolas" w:eastAsia="Times New Roman" w:hAnsi="Consolas" w:cs="Times New Roman"/>
+                          <w:color w:val="CCCCCC"/>
+                          <w:sz w:val="18"/>
+                          <w:szCs w:val="18"/>
+                          <w:rtl/>
+                        </w:rPr>
+                        <w:t>כתובות ה</w:t>
+                      </w:r>
+                      <w:r>
+                        <w:rPr>
+                          <w:rFonts w:ascii="Consolas" w:eastAsia="Times New Roman" w:hAnsi="Consolas" w:cs="Times New Roman"/>
+                          <w:color w:val="CCCCCC"/>
+                          <w:sz w:val="18"/>
+                          <w:szCs w:val="18"/>
+                        </w:rPr>
+                        <w:t>-Endpoints</w:t>
+                      </w:r>
+                    </w:p>
+                    <w:p>
+                      <w:pPr>
+                        <w:shd w:val="clear" w:color="auto" w:fill="1F1F1F"/>
+                        <w:bidi w:val="0"/>
+                        <w:spacing w:after="0" w:line="240" w:lineRule="auto"/>
+                        <w:rPr>
+                          <w:rFonts w:ascii="Consolas" w:eastAsia="Times New Roman" w:hAnsi="Consolas" w:cs="Times New Roman"/>
+                          <w:color w:val="CCCCCC"/>
+                          <w:sz w:val="18"/>
+                          <w:szCs w:val="18"/>
+                        </w:rPr>
+                      </w:pPr>
+                      <w:r>
+                        <w:rPr>
+                          <w:rFonts w:ascii="Consolas" w:eastAsia="Times New Roman" w:hAnsi="Consolas" w:cs="Times New Roman"/>
+                          <w:color w:val="CCCCCC"/>
+                          <w:sz w:val="18"/>
+                          <w:szCs w:val="18"/>
+                        </w:rPr>
+                        <w:t>│   │   ├── config/</w:t>
+                      </w:r>
+                    </w:p>
+                    <w:p>
+                      <w:pPr>
+                        <w:shd w:val="clear" w:color="auto" w:fill="1F1F1F"/>
+                        <w:bidi w:val="0"/>
+                        <w:spacing w:after="0" w:line="240" w:lineRule="auto"/>
+                        <w:rPr>
+                          <w:rFonts w:ascii="Consolas" w:eastAsia="Times New Roman" w:hAnsi="Consolas" w:cs="Times New Roman"/>
+                          <w:color w:val="CCCCCC"/>
+                          <w:sz w:val="18"/>
+                          <w:szCs w:val="18"/>
+                        </w:rPr>
+                      </w:pPr>
+                      <w:r>
+                        <w:rPr>
+                          <w:rFonts w:ascii="Consolas" w:eastAsia="Times New Roman" w:hAnsi="Consolas" w:cs="Times New Roman"/>
+                          <w:color w:val="CCCCCC"/>
+                          <w:sz w:val="18"/>
+                          <w:szCs w:val="18"/>
+                        </w:rPr>
+                        <w:t xml:space="preserve">│   │   │   └── </w:t>
+                      </w:r>
+                      <w:proofErr w:type="spellStart"/>
+                      <w:proofErr w:type="gramStart"/>
+                      <w:r>
+                        <w:rPr>
+                          <w:rFonts w:ascii="Consolas" w:eastAsia="Times New Roman" w:hAnsi="Consolas" w:cs="Times New Roman"/>
+                          <w:color w:val="CCCCCC"/>
+                          <w:sz w:val="18"/>
+                          <w:szCs w:val="18"/>
+                        </w:rPr>
+                        <w:t>env.dart</w:t>
+                      </w:r>
+                      <w:proofErr w:type="spellEnd"/>
+                      <w:proofErr w:type="gramEnd"/>
+                      <w:r>
+                        <w:rPr>
+                          <w:rFonts w:ascii="Consolas" w:eastAsia="Times New Roman" w:hAnsi="Consolas" w:cs="Times New Roman"/>
+                          <w:color w:val="CCCCCC"/>
+                          <w:sz w:val="18"/>
+                          <w:szCs w:val="18"/>
+                        </w:rPr>
+                        <w:t xml:space="preserve">                   # </w:t>
+                      </w:r>
+                      <w:r>
+                        <w:rPr>
+                          <w:rFonts w:ascii="Consolas" w:eastAsia="Times New Roman" w:hAnsi="Consolas" w:cs="Times New Roman"/>
+                          <w:color w:val="CCCCCC"/>
+                          <w:sz w:val="18"/>
+                          <w:szCs w:val="18"/>
+                          <w:rtl/>
+                        </w:rPr>
+                        <w:t>משתני סביבה</w:t>
+                      </w:r>
+                      <w:r>
+                        <w:rPr>
+                          <w:rFonts w:ascii="Consolas" w:eastAsia="Times New Roman" w:hAnsi="Consolas" w:cs="Times New Roman"/>
+                          <w:color w:val="CCCCCC"/>
+                          <w:sz w:val="18"/>
+                          <w:szCs w:val="18"/>
+                        </w:rPr>
+                        <w:t xml:space="preserve"> (Dev/Prod)</w:t>
+                      </w:r>
+                    </w:p>
+                    <w:p>
+                      <w:pPr>
+                        <w:shd w:val="clear" w:color="auto" w:fill="1F1F1F"/>
+                        <w:bidi w:val="0"/>
+                        <w:spacing w:after="0" w:line="240" w:lineRule="auto"/>
+                        <w:rPr>
+                          <w:rFonts w:ascii="Consolas" w:eastAsia="Times New Roman" w:hAnsi="Consolas" w:cs="Times New Roman"/>
+                          <w:color w:val="CCCCCC"/>
+                          <w:sz w:val="18"/>
+                          <w:szCs w:val="18"/>
+                        </w:rPr>
+                      </w:pPr>
+                      <w:r>
+                        <w:rPr>
+                          <w:rFonts w:ascii="Consolas" w:eastAsia="Times New Roman" w:hAnsi="Consolas" w:cs="Times New Roman"/>
+                          <w:color w:val="CCCCCC"/>
+                          <w:sz w:val="18"/>
+                          <w:szCs w:val="18"/>
+                        </w:rPr>
+                        <w:t>│   │   ├── errors/</w:t>
+                      </w:r>
+                    </w:p>
+                    <w:p>
+                      <w:pPr>
+                        <w:shd w:val="clear" w:color="auto" w:fill="1F1F1F"/>
+                        <w:bidi w:val="0"/>
+                        <w:spacing w:after="0" w:line="240" w:lineRule="auto"/>
+                        <w:rPr>
+                          <w:rFonts w:ascii="Consolas" w:eastAsia="Times New Roman" w:hAnsi="Consolas" w:cs="Times New Roman"/>
+                          <w:color w:val="CCCCCC"/>
+                          <w:sz w:val="18"/>
+                          <w:szCs w:val="18"/>
+                        </w:rPr>
+                      </w:pPr>
+                      <w:r>
+                        <w:rPr>
+                          <w:rFonts w:ascii="Consolas" w:eastAsia="Times New Roman" w:hAnsi="Consolas" w:cs="Times New Roman"/>
+                          <w:color w:val="CCCCCC"/>
+                          <w:sz w:val="18"/>
+                          <w:szCs w:val="18"/>
+                        </w:rPr>
+                        <w:t xml:space="preserve">│   │   │   ├── </w:t>
+                      </w:r>
+                      <w:proofErr w:type="spellStart"/>
+                      <w:proofErr w:type="gramStart"/>
+                      <w:r>
+                        <w:rPr>
+                          <w:rFonts w:ascii="Consolas" w:eastAsia="Times New Roman" w:hAnsi="Consolas" w:cs="Times New Roman"/>
+                          <w:color w:val="CCCCCC"/>
+                          <w:sz w:val="18"/>
+                          <w:szCs w:val="18"/>
+                        </w:rPr>
+                        <w:t>exceptions.dart</w:t>
+                      </w:r>
+                      <w:proofErr w:type="spellEnd"/>
+                      <w:proofErr w:type="gramEnd"/>
+                      <w:r>
+                        <w:rPr>
+                          <w:rFonts w:ascii="Consolas" w:eastAsia="Times New Roman" w:hAnsi="Consolas" w:cs="Times New Roman"/>
+                          <w:color w:val="CCCCCC"/>
+                          <w:sz w:val="18"/>
+                          <w:szCs w:val="18"/>
+                        </w:rPr>
+                        <w:t xml:space="preserve">            # </w:t>
+                      </w:r>
+                      <w:r>
+                        <w:rPr>
+                          <w:rFonts w:ascii="Consolas" w:eastAsia="Times New Roman" w:hAnsi="Consolas" w:cs="Times New Roman"/>
+                          <w:color w:val="CCCCCC"/>
+                          <w:sz w:val="18"/>
+                          <w:szCs w:val="18"/>
+                          <w:rtl/>
+                        </w:rPr>
+                        <w:t>שגיאות מהשרת או מהרשת</w:t>
+                      </w:r>
+                    </w:p>
+                    <w:p>
+                      <w:pPr>
+                        <w:shd w:val="clear" w:color="auto" w:fill="1F1F1F"/>
+                        <w:bidi w:val="0"/>
+                        <w:spacing w:after="0" w:line="240" w:lineRule="auto"/>
+                        <w:rPr>
+                          <w:rFonts w:ascii="Consolas" w:eastAsia="Times New Roman" w:hAnsi="Consolas" w:cs="Times New Roman"/>
+                          <w:color w:val="CCCCCC"/>
+                          <w:sz w:val="18"/>
+                          <w:szCs w:val="18"/>
+                        </w:rPr>
+                      </w:pPr>
+                      <w:r>
+                        <w:rPr>
+                          <w:rFonts w:ascii="Consolas" w:eastAsia="Times New Roman" w:hAnsi="Consolas" w:cs="Times New Roman"/>
+                          <w:color w:val="CCCCCC"/>
+                          <w:sz w:val="18"/>
+                          <w:szCs w:val="18"/>
+                        </w:rPr>
+                        <w:t xml:space="preserve">│   │   │   └── </w:t>
+                      </w:r>
+                      <w:proofErr w:type="spellStart"/>
+                      <w:proofErr w:type="gramStart"/>
+                      <w:r>
+                        <w:rPr>
+                          <w:rFonts w:ascii="Consolas" w:eastAsia="Times New Roman" w:hAnsi="Consolas" w:cs="Times New Roman"/>
+                          <w:color w:val="CCCCCC"/>
+                          <w:sz w:val="18"/>
+                          <w:szCs w:val="18"/>
+                        </w:rPr>
+                        <w:t>failures.dart</w:t>
+                      </w:r>
+                      <w:proofErr w:type="spellEnd"/>
+                      <w:proofErr w:type="gramEnd"/>
+                      <w:r>
+                        <w:rPr>
+                          <w:rFonts w:ascii="Consolas" w:eastAsia="Times New Roman" w:hAnsi="Consolas" w:cs="Times New Roman"/>
+                          <w:color w:val="CCCCCC"/>
+                          <w:sz w:val="18"/>
+                          <w:szCs w:val="18"/>
+                        </w:rPr>
+                        <w:t xml:space="preserve">              # </w:t>
+                      </w:r>
+                      <w:r>
+                        <w:rPr>
+                          <w:rFonts w:ascii="Consolas" w:eastAsia="Times New Roman" w:hAnsi="Consolas" w:cs="Times New Roman"/>
+                          <w:color w:val="CCCCCC"/>
+                          <w:sz w:val="18"/>
+                          <w:szCs w:val="18"/>
+                          <w:rtl/>
+                        </w:rPr>
+                        <w:t>המרת שגיאות לאובייקט כישלון קריא</w:t>
+                      </w:r>
+                    </w:p>
+                    <w:p>
+                      <w:pPr>
+                        <w:shd w:val="clear" w:color="auto" w:fill="1F1F1F"/>
+                        <w:bidi w:val="0"/>
+                        <w:spacing w:after="0" w:line="240" w:lineRule="auto"/>
+                        <w:rPr>
+                          <w:rFonts w:ascii="Consolas" w:eastAsia="Times New Roman" w:hAnsi="Consolas" w:cs="Times New Roman"/>
+                          <w:color w:val="CCCCCC"/>
+                          <w:sz w:val="18"/>
+                          <w:szCs w:val="18"/>
+                        </w:rPr>
+                      </w:pPr>
+                      <w:r>
+                        <w:rPr>
+                          <w:rFonts w:ascii="Consolas" w:eastAsia="Times New Roman" w:hAnsi="Consolas" w:cs="Times New Roman"/>
+                          <w:color w:val="CCCCCC"/>
+                          <w:sz w:val="18"/>
+                          <w:szCs w:val="18"/>
+                        </w:rPr>
+                        <w:t>│   │   ├── l10n/</w:t>
+                      </w:r>
+                    </w:p>
+                    <w:p>
+                      <w:pPr>
+                        <w:shd w:val="clear" w:color="auto" w:fill="1F1F1F"/>
+                        <w:bidi w:val="0"/>
+                        <w:spacing w:after="0" w:line="240" w:lineRule="auto"/>
+                        <w:rPr>
+                          <w:rFonts w:ascii="Consolas" w:eastAsia="Times New Roman" w:hAnsi="Consolas" w:cs="Times New Roman"/>
+                          <w:color w:val="CCCCCC"/>
+                          <w:sz w:val="18"/>
+                          <w:szCs w:val="18"/>
+                        </w:rPr>
+                      </w:pPr>
+                      <w:r>
+                        <w:rPr>
+                          <w:rFonts w:ascii="Consolas" w:eastAsia="Times New Roman" w:hAnsi="Consolas" w:cs="Times New Roman"/>
+                          <w:color w:val="CCCCCC"/>
+                          <w:sz w:val="18"/>
+                          <w:szCs w:val="18"/>
+                        </w:rPr>
+                        <w:t xml:space="preserve">│   │   │   └── </w:t>
+                      </w:r>
+                      <w:proofErr w:type="spellStart"/>
+                      <w:r>
+                        <w:rPr>
+                          <w:rFonts w:ascii="Consolas" w:eastAsia="Times New Roman" w:hAnsi="Consolas" w:cs="Times New Roman"/>
+                          <w:color w:val="CCCCCC"/>
+                          <w:sz w:val="18"/>
+                          <w:szCs w:val="18"/>
+                        </w:rPr>
+                        <w:t>app_</w:t>
+                      </w:r>
+                      <w:proofErr w:type="gramStart"/>
+                      <w:r>
+                        <w:rPr>
+                          <w:rFonts w:ascii="Consolas" w:eastAsia="Times New Roman" w:hAnsi="Consolas" w:cs="Times New Roman"/>
+                          <w:color w:val="CCCCCC"/>
+                          <w:sz w:val="18"/>
+                          <w:szCs w:val="18"/>
+                        </w:rPr>
+                        <w:t>localizations.dart</w:t>
+                      </w:r>
+                      <w:proofErr w:type="spellEnd"/>
+                      <w:proofErr w:type="gramEnd"/>
+                      <w:r>
+                        <w:rPr>
+                          <w:rFonts w:ascii="Consolas" w:eastAsia="Times New Roman" w:hAnsi="Consolas" w:cs="Times New Roman"/>
+                          <w:color w:val="CCCCCC"/>
+                          <w:sz w:val="18"/>
+                          <w:szCs w:val="18"/>
+                        </w:rPr>
+                        <w:t xml:space="preserve">     # </w:t>
+                      </w:r>
+                      <w:r>
+                        <w:rPr>
+                          <w:rFonts w:ascii="Consolas" w:eastAsia="Times New Roman" w:hAnsi="Consolas" w:cs="Times New Roman"/>
+                          <w:color w:val="CCCCCC"/>
+                          <w:sz w:val="18"/>
+                          <w:szCs w:val="18"/>
+                          <w:rtl/>
+                        </w:rPr>
+                        <w:t>קובץ התרגומים</w:t>
+                      </w:r>
+                      <w:r>
+                        <w:rPr>
+                          <w:rFonts w:ascii="Consolas" w:eastAsia="Times New Roman" w:hAnsi="Consolas" w:cs="Times New Roman"/>
+                          <w:color w:val="CCCCCC"/>
+                          <w:sz w:val="18"/>
+                          <w:szCs w:val="18"/>
+                        </w:rPr>
+                        <w:t xml:space="preserve"> (</w:t>
+                      </w:r>
+                      <w:r>
+                        <w:rPr>
+                          <w:rFonts w:ascii="Consolas" w:eastAsia="Times New Roman" w:hAnsi="Consolas" w:cs="Times New Roman"/>
+                          <w:color w:val="CCCCCC"/>
+                          <w:sz w:val="18"/>
+                          <w:szCs w:val="18"/>
+                          <w:rtl/>
+                        </w:rPr>
+                        <w:t>עברית</w:t>
+                      </w:r>
+                      <w:r>
+                        <w:rPr>
+                          <w:rFonts w:ascii="Consolas" w:eastAsia="Times New Roman" w:hAnsi="Consolas" w:cs="Times New Roman"/>
+                          <w:color w:val="CCCCCC"/>
+                          <w:sz w:val="18"/>
+                          <w:szCs w:val="18"/>
+                        </w:rPr>
+                        <w:t xml:space="preserve"> RTL)</w:t>
+                      </w:r>
+                    </w:p>
+                    <w:p>
+                      <w:pPr>
+                        <w:shd w:val="clear" w:color="auto" w:fill="1F1F1F"/>
+                        <w:bidi w:val="0"/>
+                        <w:spacing w:after="0" w:line="240" w:lineRule="auto"/>
+                        <w:rPr>
+                          <w:rFonts w:ascii="Consolas" w:eastAsia="Times New Roman" w:hAnsi="Consolas" w:cs="Times New Roman"/>
+                          <w:color w:val="CCCCCC"/>
+                          <w:sz w:val="18"/>
+                          <w:szCs w:val="18"/>
+                        </w:rPr>
+                      </w:pPr>
+                      <w:r>
+                        <w:rPr>
+                          <w:rFonts w:ascii="Consolas" w:eastAsia="Times New Roman" w:hAnsi="Consolas" w:cs="Times New Roman"/>
+                          <w:color w:val="CCCCCC"/>
+                          <w:sz w:val="18"/>
+                          <w:szCs w:val="18"/>
+                        </w:rPr>
+                        <w:t xml:space="preserve">│   │   ├── </w:t>
+                      </w:r>
+                      <w:proofErr w:type="spellStart"/>
+                      <w:r>
+                        <w:rPr>
+                          <w:rFonts w:ascii="Consolas" w:eastAsia="Times New Roman" w:hAnsi="Consolas" w:cs="Times New Roman"/>
+                          <w:color w:val="CCCCCC"/>
+                          <w:sz w:val="18"/>
+                          <w:szCs w:val="18"/>
+                        </w:rPr>
+                        <w:t>local_storage</w:t>
+                      </w:r>
+                      <w:proofErr w:type="spellEnd"/>
+                      <w:r>
+                        <w:rPr>
+                          <w:rFonts w:ascii="Consolas" w:eastAsia="Times New Roman" w:hAnsi="Consolas" w:cs="Times New Roman"/>
+                          <w:color w:val="CCCCCC"/>
+                          <w:sz w:val="18"/>
+                          <w:szCs w:val="18"/>
+                        </w:rPr>
+                        <w:t>/</w:t>
+                      </w:r>
+                    </w:p>
+                    <w:p>
+                      <w:pPr>
+                        <w:shd w:val="clear" w:color="auto" w:fill="1F1F1F"/>
+                        <w:bidi w:val="0"/>
+                        <w:spacing w:after="0" w:line="240" w:lineRule="auto"/>
+                        <w:rPr>
+                          <w:rFonts w:ascii="Consolas" w:eastAsia="Times New Roman" w:hAnsi="Consolas" w:cs="Times New Roman"/>
+                          <w:color w:val="CCCCCC"/>
+                          <w:sz w:val="18"/>
+                          <w:szCs w:val="18"/>
+                        </w:rPr>
+                      </w:pPr>
+                      <w:r>
+                        <w:rPr>
+                          <w:rFonts w:ascii="Consolas" w:eastAsia="Times New Roman" w:hAnsi="Consolas" w:cs="Times New Roman"/>
+                          <w:color w:val="CCCCCC"/>
+                          <w:sz w:val="18"/>
+                          <w:szCs w:val="18"/>
+                        </w:rPr>
+                        <w:t xml:space="preserve">│   │   │   └── </w:t>
+                      </w:r>
+                      <w:proofErr w:type="spellStart"/>
+                      <w:r>
+                        <w:rPr>
+                          <w:rFonts w:ascii="Consolas" w:eastAsia="Times New Roman" w:hAnsi="Consolas" w:cs="Times New Roman"/>
+                          <w:color w:val="CCCCCC"/>
+                          <w:sz w:val="18"/>
+                          <w:szCs w:val="18"/>
+                        </w:rPr>
+                        <w:t>storage_</w:t>
+                      </w:r>
+                      <w:proofErr w:type="gramStart"/>
+                      <w:r>
+                        <w:rPr>
+                          <w:rFonts w:ascii="Consolas" w:eastAsia="Times New Roman" w:hAnsi="Consolas" w:cs="Times New Roman"/>
+                          <w:color w:val="CCCCCC"/>
+                          <w:sz w:val="18"/>
+                          <w:szCs w:val="18"/>
+                        </w:rPr>
+                        <w:t>service.dart</w:t>
+                      </w:r>
+                      <w:proofErr w:type="spellEnd"/>
+                      <w:proofErr w:type="gramEnd"/>
+                      <w:r>
+                        <w:rPr>
+                          <w:rFonts w:ascii="Consolas" w:eastAsia="Times New Roman" w:hAnsi="Consolas" w:cs="Times New Roman"/>
+                          <w:color w:val="CCCCCC"/>
+                          <w:sz w:val="18"/>
+                          <w:szCs w:val="18"/>
+                        </w:rPr>
+                        <w:t xml:space="preserve">       # </w:t>
+                      </w:r>
+                      <w:r>
+                        <w:rPr>
+                          <w:rFonts w:ascii="Consolas" w:eastAsia="Times New Roman" w:hAnsi="Consolas" w:cs="Times New Roman"/>
+                          <w:color w:val="CCCCCC"/>
+                          <w:sz w:val="18"/>
+                          <w:szCs w:val="18"/>
+                          <w:rtl/>
+                        </w:rPr>
+                        <w:t>שמירת טוקנים והעדפות מקומיות</w:t>
+                      </w:r>
+                    </w:p>
+                    <w:p>
+                      <w:pPr>
+                        <w:shd w:val="clear" w:color="auto" w:fill="1F1F1F"/>
+                        <w:bidi w:val="0"/>
+                        <w:spacing w:after="0" w:line="240" w:lineRule="auto"/>
+                        <w:rPr>
+                          <w:rFonts w:ascii="Consolas" w:eastAsia="Times New Roman" w:hAnsi="Consolas" w:cs="Times New Roman"/>
+                          <w:color w:val="CCCCCC"/>
+                          <w:sz w:val="18"/>
+                          <w:szCs w:val="18"/>
+                        </w:rPr>
+                      </w:pPr>
+                      <w:r>
+                        <w:rPr>
+                          <w:rFonts w:ascii="Consolas" w:eastAsia="Times New Roman" w:hAnsi="Consolas" w:cs="Times New Roman"/>
+                          <w:color w:val="CCCCCC"/>
+                          <w:sz w:val="18"/>
+                          <w:szCs w:val="18"/>
+                        </w:rPr>
+                        <w:t>│   │   ├── routing/</w:t>
+                      </w:r>
+                    </w:p>
+                    <w:p>
+                      <w:pPr>
+                        <w:shd w:val="clear" w:color="auto" w:fill="1F1F1F"/>
+                        <w:bidi w:val="0"/>
+                        <w:spacing w:after="0" w:line="240" w:lineRule="auto"/>
+                        <w:rPr>
+                          <w:rFonts w:ascii="Consolas" w:eastAsia="Times New Roman" w:hAnsi="Consolas" w:cs="Times New Roman"/>
+                          <w:color w:val="CCCCCC"/>
+                          <w:sz w:val="18"/>
+                          <w:szCs w:val="18"/>
+                        </w:rPr>
+                      </w:pPr>
+                      <w:r>
+                        <w:rPr>
+                          <w:rFonts w:ascii="Consolas" w:eastAsia="Times New Roman" w:hAnsi="Consolas" w:cs="Times New Roman"/>
+                          <w:color w:val="CCCCCC"/>
+                          <w:sz w:val="18"/>
+                          <w:szCs w:val="18"/>
+                        </w:rPr>
+                        <w:t xml:space="preserve">│   │   │   └── </w:t>
+                      </w:r>
+                      <w:proofErr w:type="spellStart"/>
+                      <w:r>
+                        <w:rPr>
+                          <w:rFonts w:ascii="Consolas" w:eastAsia="Times New Roman" w:hAnsi="Consolas" w:cs="Times New Roman"/>
+                          <w:color w:val="CCCCCC"/>
+                          <w:sz w:val="18"/>
+                          <w:szCs w:val="18"/>
+                        </w:rPr>
+                        <w:t>app_</w:t>
+                      </w:r>
+                      <w:proofErr w:type="gramStart"/>
+                      <w:r>
+                        <w:rPr>
+                          <w:rFonts w:ascii="Consolas" w:eastAsia="Times New Roman" w:hAnsi="Consolas" w:cs="Times New Roman"/>
+                          <w:color w:val="CCCCCC"/>
+                          <w:sz w:val="18"/>
+                          <w:szCs w:val="18"/>
+                        </w:rPr>
+                        <w:t>router.dart</w:t>
+                      </w:r>
+                      <w:proofErr w:type="spellEnd"/>
+                      <w:proofErr w:type="gramEnd"/>
+                      <w:r>
+                        <w:rPr>
+                          <w:rFonts w:ascii="Consolas" w:eastAsia="Times New Roman" w:hAnsi="Consolas" w:cs="Times New Roman"/>
+                          <w:color w:val="CCCCCC"/>
+                          <w:sz w:val="18"/>
+                          <w:szCs w:val="18"/>
+                        </w:rPr>
+                        <w:t xml:space="preserve">            # </w:t>
+                      </w:r>
+                      <w:r>
+                        <w:rPr>
+                          <w:rFonts w:ascii="Consolas" w:eastAsia="Times New Roman" w:hAnsi="Consolas" w:cs="Times New Roman"/>
+                          <w:color w:val="CCCCCC"/>
+                          <w:sz w:val="18"/>
+                          <w:szCs w:val="18"/>
+                          <w:rtl/>
+                        </w:rPr>
+                        <w:t>הגדרות ניווט</w:t>
+                      </w:r>
+                      <w:r>
+                        <w:rPr>
+                          <w:rFonts w:ascii="Consolas" w:eastAsia="Times New Roman" w:hAnsi="Consolas" w:cs="Times New Roman"/>
+                          <w:color w:val="CCCCCC"/>
+                          <w:sz w:val="18"/>
+                          <w:szCs w:val="18"/>
+                        </w:rPr>
+                        <w:t xml:space="preserve"> (</w:t>
+                      </w:r>
+                      <w:proofErr w:type="spellStart"/>
+                      <w:r>
+                        <w:rPr>
+                          <w:rFonts w:ascii="Consolas" w:eastAsia="Times New Roman" w:hAnsi="Consolas" w:cs="Times New Roman"/>
+                          <w:color w:val="CCCCCC"/>
+                          <w:sz w:val="18"/>
+                          <w:szCs w:val="18"/>
+                        </w:rPr>
+                        <w:t>go_router</w:t>
+                      </w:r>
+                      <w:proofErr w:type="spellEnd"/>
+                      <w:r>
+                        <w:rPr>
+                          <w:rFonts w:ascii="Consolas" w:eastAsia="Times New Roman" w:hAnsi="Consolas" w:cs="Times New Roman"/>
+                          <w:color w:val="CCCCCC"/>
+                          <w:sz w:val="18"/>
+                          <w:szCs w:val="18"/>
+                        </w:rPr>
+                        <w:t xml:space="preserve">) </w:t>
+                      </w:r>
+                      <w:r>
+                        <w:rPr>
+                          <w:rFonts w:ascii="Consolas" w:eastAsia="Times New Roman" w:hAnsi="Consolas" w:cs="Times New Roman"/>
+                          <w:color w:val="CCCCCC"/>
+                          <w:sz w:val="18"/>
+                          <w:szCs w:val="18"/>
+                          <w:rtl/>
+                        </w:rPr>
+                        <w:t>וחסימת אורחים</w:t>
+                      </w:r>
+                    </w:p>
+                    <w:p>
+                      <w:pPr>
+                        <w:shd w:val="clear" w:color="auto" w:fill="1F1F1F"/>
+                        <w:bidi w:val="0"/>
+                        <w:spacing w:after="0" w:line="240" w:lineRule="auto"/>
+                        <w:rPr>
+                          <w:rFonts w:ascii="Consolas" w:eastAsia="Times New Roman" w:hAnsi="Consolas" w:cs="Times New Roman"/>
+                          <w:color w:val="CCCCCC"/>
+                          <w:sz w:val="18"/>
+                          <w:szCs w:val="18"/>
+                        </w:rPr>
+                      </w:pPr>
+                      <w:r>
+                        <w:rPr>
+                          <w:rFonts w:ascii="Consolas" w:eastAsia="Times New Roman" w:hAnsi="Consolas" w:cs="Times New Roman"/>
+                          <w:color w:val="CCCCCC"/>
+                          <w:sz w:val="18"/>
+                          <w:szCs w:val="18"/>
+                        </w:rPr>
+                        <w:t>│   │   ├── theme/</w:t>
+                      </w:r>
+                    </w:p>
+                    <w:p>
+                      <w:pPr>
+                        <w:shd w:val="clear" w:color="auto" w:fill="1F1F1F"/>
+                        <w:bidi w:val="0"/>
+                        <w:spacing w:after="0" w:line="240" w:lineRule="auto"/>
+                        <w:rPr>
+                          <w:rFonts w:ascii="Consolas" w:eastAsia="Times New Roman" w:hAnsi="Consolas" w:cs="Times New Roman"/>
+                          <w:color w:val="CCCCCC"/>
+                          <w:sz w:val="18"/>
+                          <w:szCs w:val="18"/>
+                        </w:rPr>
+                      </w:pPr>
+                      <w:r>
+                        <w:rPr>
+                          <w:rFonts w:ascii="Consolas" w:eastAsia="Times New Roman" w:hAnsi="Consolas" w:cs="Times New Roman"/>
+                          <w:color w:val="CCCCCC"/>
+                          <w:sz w:val="18"/>
+                          <w:szCs w:val="18"/>
+                        </w:rPr>
+                        <w:t xml:space="preserve">│   │   │   ├── </w:t>
+                      </w:r>
+                      <w:proofErr w:type="spellStart"/>
+                      <w:r>
+                        <w:rPr>
+                          <w:rFonts w:ascii="Consolas" w:eastAsia="Times New Roman" w:hAnsi="Consolas" w:cs="Times New Roman"/>
+                          <w:color w:val="CCCCCC"/>
+                          <w:sz w:val="18"/>
+                          <w:szCs w:val="18"/>
+                        </w:rPr>
+                        <w:t>app_</w:t>
+                      </w:r>
+                      <w:proofErr w:type="gramStart"/>
+                      <w:r>
+                        <w:rPr>
+                          <w:rFonts w:ascii="Consolas" w:eastAsia="Times New Roman" w:hAnsi="Consolas" w:cs="Times New Roman"/>
+                          <w:color w:val="CCCCCC"/>
+                          <w:sz w:val="18"/>
+                          <w:szCs w:val="18"/>
+                        </w:rPr>
+                        <w:t>colors.dart</w:t>
+                      </w:r>
+                      <w:proofErr w:type="spellEnd"/>
+                      <w:proofErr w:type="gramEnd"/>
+                      <w:r>
+                        <w:rPr>
+                          <w:rFonts w:ascii="Consolas" w:eastAsia="Times New Roman" w:hAnsi="Consolas" w:cs="Times New Roman"/>
+                          <w:color w:val="CCCCCC"/>
+                          <w:sz w:val="18"/>
+                          <w:szCs w:val="18"/>
+                        </w:rPr>
+                        <w:t xml:space="preserve">            # </w:t>
+                      </w:r>
+                      <w:r>
+                        <w:rPr>
+                          <w:rFonts w:ascii="Consolas" w:eastAsia="Times New Roman" w:hAnsi="Consolas" w:cs="Times New Roman"/>
+                          <w:color w:val="CCCCCC"/>
+                          <w:sz w:val="18"/>
+                          <w:szCs w:val="18"/>
+                          <w:rtl/>
+                        </w:rPr>
+                        <w:t>פלטת צבעים</w:t>
+                      </w:r>
+                    </w:p>
+                    <w:p>
+                      <w:pPr>
+                        <w:shd w:val="clear" w:color="auto" w:fill="1F1F1F"/>
+                        <w:bidi w:val="0"/>
+                        <w:spacing w:after="0" w:line="240" w:lineRule="auto"/>
+                        <w:rPr>
+                          <w:rFonts w:ascii="Consolas" w:eastAsia="Times New Roman" w:hAnsi="Consolas" w:cs="Times New Roman"/>
+                          <w:color w:val="CCCCCC"/>
+                          <w:sz w:val="18"/>
+                          <w:szCs w:val="18"/>
+                        </w:rPr>
+                      </w:pPr>
+                      <w:r>
+                        <w:rPr>
+                          <w:rFonts w:ascii="Consolas" w:eastAsia="Times New Roman" w:hAnsi="Consolas" w:cs="Times New Roman"/>
+                          <w:color w:val="CCCCCC"/>
+                          <w:sz w:val="18"/>
+                          <w:szCs w:val="18"/>
+                        </w:rPr>
+                        <w:t xml:space="preserve">│   │   │   ├── </w:t>
+                      </w:r>
+                      <w:proofErr w:type="spellStart"/>
+                      <w:r>
+                        <w:rPr>
+                          <w:rFonts w:ascii="Consolas" w:eastAsia="Times New Roman" w:hAnsi="Consolas" w:cs="Times New Roman"/>
+                          <w:color w:val="CCCCCC"/>
+                          <w:sz w:val="18"/>
+                          <w:szCs w:val="18"/>
+                        </w:rPr>
+                        <w:t>app_text_</w:t>
+                      </w:r>
+                      <w:proofErr w:type="gramStart"/>
+                      <w:r>
+                        <w:rPr>
+                          <w:rFonts w:ascii="Consolas" w:eastAsia="Times New Roman" w:hAnsi="Consolas" w:cs="Times New Roman"/>
+                          <w:color w:val="CCCCCC"/>
+                          <w:sz w:val="18"/>
+                          <w:szCs w:val="18"/>
+                        </w:rPr>
+                        <w:t>styles.dart</w:t>
+                      </w:r>
+                      <w:proofErr w:type="spellEnd"/>
+                      <w:proofErr w:type="gramEnd"/>
+                      <w:r>
+                        <w:rPr>
+                          <w:rFonts w:ascii="Consolas" w:eastAsia="Times New Roman" w:hAnsi="Consolas" w:cs="Times New Roman"/>
+                          <w:color w:val="CCCCCC"/>
+                          <w:sz w:val="18"/>
+                          <w:szCs w:val="18"/>
+                        </w:rPr>
+                        <w:t xml:space="preserve">       # </w:t>
+                      </w:r>
+                      <w:r>
+                        <w:rPr>
+                          <w:rFonts w:ascii="Consolas" w:eastAsia="Times New Roman" w:hAnsi="Consolas" w:cs="Times New Roman"/>
+                          <w:color w:val="CCCCCC"/>
+                          <w:sz w:val="18"/>
+                          <w:szCs w:val="18"/>
+                          <w:rtl/>
+                        </w:rPr>
+                        <w:t>טיפוגרפיה</w:t>
+                      </w:r>
+                    </w:p>
+                    <w:p>
+                      <w:pPr>
+                        <w:shd w:val="clear" w:color="auto" w:fill="1F1F1F"/>
+                        <w:bidi w:val="0"/>
+                        <w:spacing w:after="0" w:line="240" w:lineRule="auto"/>
+                        <w:rPr>
+                          <w:rFonts w:ascii="Consolas" w:eastAsia="Times New Roman" w:hAnsi="Consolas" w:cs="Times New Roman"/>
+                          <w:color w:val="CCCCCC"/>
+                          <w:sz w:val="18"/>
+                          <w:szCs w:val="18"/>
+                        </w:rPr>
+                      </w:pPr>
+                      <w:r>
+                        <w:rPr>
+                          <w:rFonts w:ascii="Consolas" w:eastAsia="Times New Roman" w:hAnsi="Consolas" w:cs="Times New Roman"/>
+                          <w:color w:val="CCCCCC"/>
+                          <w:sz w:val="18"/>
+                          <w:szCs w:val="18"/>
+                        </w:rPr>
+                        <w:t xml:space="preserve">│   │   │   └── </w:t>
+                      </w:r>
+                      <w:proofErr w:type="spellStart"/>
+                      <w:r>
+                        <w:rPr>
+                          <w:rFonts w:ascii="Consolas" w:eastAsia="Times New Roman" w:hAnsi="Consolas" w:cs="Times New Roman"/>
+                          <w:color w:val="CCCCCC"/>
+                          <w:sz w:val="18"/>
+                          <w:szCs w:val="18"/>
+                        </w:rPr>
+                        <w:t>app_</w:t>
+                      </w:r>
+                      <w:proofErr w:type="gramStart"/>
+                      <w:r>
+                        <w:rPr>
+                          <w:rFonts w:ascii="Consolas" w:eastAsia="Times New Roman" w:hAnsi="Consolas" w:cs="Times New Roman"/>
+                          <w:color w:val="CCCCCC"/>
+                          <w:sz w:val="18"/>
+                          <w:szCs w:val="18"/>
+                        </w:rPr>
+                        <w:t>theme.dart</w:t>
+                      </w:r>
+                      <w:proofErr w:type="spellEnd"/>
+                      <w:proofErr w:type="gramEnd"/>
+                      <w:r>
+                        <w:rPr>
+                          <w:rFonts w:ascii="Consolas" w:eastAsia="Times New Roman" w:hAnsi="Consolas" w:cs="Times New Roman"/>
+                          <w:color w:val="CCCCCC"/>
+                          <w:sz w:val="18"/>
+                          <w:szCs w:val="18"/>
+                        </w:rPr>
+                        <w:t xml:space="preserve">             # </w:t>
+                      </w:r>
+                      <w:r>
+                        <w:rPr>
+                          <w:rFonts w:ascii="Consolas" w:eastAsia="Times New Roman" w:hAnsi="Consolas" w:cs="Times New Roman"/>
+                          <w:color w:val="CCCCCC"/>
+                          <w:sz w:val="18"/>
+                          <w:szCs w:val="18"/>
+                          <w:rtl/>
+                        </w:rPr>
+                        <w:t>הגדרות עיצוב כלליות</w:t>
+                      </w:r>
+                    </w:p>
+                    <w:p>
+                      <w:pPr>
+                        <w:shd w:val="clear" w:color="auto" w:fill="1F1F1F"/>
+                        <w:bidi w:val="0"/>
+                        <w:spacing w:after="0" w:line="240" w:lineRule="auto"/>
+                        <w:rPr>
+                          <w:rFonts w:ascii="Consolas" w:eastAsia="Times New Roman" w:hAnsi="Consolas" w:cs="Times New Roman"/>
+                          <w:color w:val="CCCCCC"/>
+                          <w:sz w:val="18"/>
+                          <w:szCs w:val="18"/>
+                        </w:rPr>
+                      </w:pPr>
+                      <w:r>
+                        <w:rPr>
+                          <w:rFonts w:ascii="Consolas" w:eastAsia="Times New Roman" w:hAnsi="Consolas" w:cs="Times New Roman"/>
+                          <w:color w:val="CCCCCC"/>
+                          <w:sz w:val="18"/>
+                          <w:szCs w:val="18"/>
+                        </w:rPr>
+                        <w:t>│   │   ├── utils/</w:t>
+                      </w:r>
+                    </w:p>
+                    <w:p>
+                      <w:pPr>
+                        <w:shd w:val="clear" w:color="auto" w:fill="1F1F1F"/>
+                        <w:bidi w:val="0"/>
+                        <w:spacing w:after="0" w:line="240" w:lineRule="auto"/>
+                        <w:rPr>
+                          <w:rFonts w:ascii="Consolas" w:eastAsia="Times New Roman" w:hAnsi="Consolas" w:cs="Times New Roman"/>
+                          <w:color w:val="CCCCCC"/>
+                          <w:sz w:val="18"/>
+                          <w:szCs w:val="18"/>
+                        </w:rPr>
+                      </w:pPr>
+                      <w:r>
+                        <w:rPr>
+                          <w:rFonts w:ascii="Consolas" w:eastAsia="Times New Roman" w:hAnsi="Consolas" w:cs="Times New Roman"/>
+                          <w:color w:val="CCCCCC"/>
+                          <w:sz w:val="18"/>
+                          <w:szCs w:val="18"/>
+                        </w:rPr>
+                        <w:t xml:space="preserve">│   │   │   └── </w:t>
+                      </w:r>
+                      <w:proofErr w:type="spellStart"/>
+                      <w:r>
+                        <w:rPr>
+                          <w:rFonts w:ascii="Consolas" w:eastAsia="Times New Roman" w:hAnsi="Consolas" w:cs="Times New Roman"/>
+                          <w:color w:val="CCCCCC"/>
+                          <w:sz w:val="18"/>
+                          <w:szCs w:val="18"/>
+                        </w:rPr>
+                        <w:t>location_</w:t>
+                      </w:r>
+                      <w:proofErr w:type="gramStart"/>
+                      <w:r>
+                        <w:rPr>
+                          <w:rFonts w:ascii="Consolas" w:eastAsia="Times New Roman" w:hAnsi="Consolas" w:cs="Times New Roman"/>
+                          <w:color w:val="CCCCCC"/>
+                          <w:sz w:val="18"/>
+                          <w:szCs w:val="18"/>
+                        </w:rPr>
+                        <w:t>service.dart</w:t>
+                      </w:r>
+                      <w:proofErr w:type="spellEnd"/>
+                      <w:proofErr w:type="gramEnd"/>
+                      <w:r>
+                        <w:rPr>
+                          <w:rFonts w:ascii="Consolas" w:eastAsia="Times New Roman" w:hAnsi="Consolas" w:cs="Times New Roman"/>
+                          <w:color w:val="CCCCCC"/>
+                          <w:sz w:val="18"/>
+                          <w:szCs w:val="18"/>
+                        </w:rPr>
+                        <w:t xml:space="preserve">      # </w:t>
+                      </w:r>
+                      <w:r>
+                        <w:rPr>
+                          <w:rFonts w:ascii="Consolas" w:eastAsia="Times New Roman" w:hAnsi="Consolas" w:cs="Times New Roman"/>
+                          <w:color w:val="CCCCCC"/>
+                          <w:sz w:val="18"/>
+                          <w:szCs w:val="18"/>
+                          <w:rtl/>
+                        </w:rPr>
+                        <w:t>שירות מיקום</w:t>
+                      </w:r>
+                      <w:r>
+                        <w:rPr>
+                          <w:rFonts w:ascii="Consolas" w:eastAsia="Times New Roman" w:hAnsi="Consolas" w:cs="Times New Roman"/>
+                          <w:color w:val="CCCCCC"/>
+                          <w:sz w:val="18"/>
+                          <w:szCs w:val="18"/>
+                        </w:rPr>
+                        <w:t xml:space="preserve"> GPS</w:t>
+                      </w:r>
+                    </w:p>
+                    <w:p>
+                      <w:pPr>
+                        <w:shd w:val="clear" w:color="auto" w:fill="1F1F1F"/>
+                        <w:bidi w:val="0"/>
+                        <w:spacing w:after="0" w:line="240" w:lineRule="auto"/>
+                        <w:rPr>
+                          <w:rFonts w:ascii="Consolas" w:eastAsia="Times New Roman" w:hAnsi="Consolas" w:cs="Times New Roman"/>
+                          <w:color w:val="CCCCCC"/>
+                          <w:sz w:val="18"/>
+                          <w:szCs w:val="18"/>
+                        </w:rPr>
+                      </w:pPr>
+                      <w:r>
+                        <w:rPr>
+                          <w:rFonts w:ascii="Consolas" w:eastAsia="Times New Roman" w:hAnsi="Consolas" w:cs="Times New Roman"/>
+                          <w:color w:val="CCCCCC"/>
+                          <w:sz w:val="18"/>
+                          <w:szCs w:val="18"/>
+                        </w:rPr>
+                        <w:t xml:space="preserve">│   │   └── </w:t>
+                      </w:r>
+                      <w:proofErr w:type="spellStart"/>
+                      <w:r>
+                        <w:rPr>
+                          <w:rFonts w:ascii="Consolas" w:eastAsia="Times New Roman" w:hAnsi="Consolas" w:cs="Times New Roman"/>
+                          <w:color w:val="CCCCCC"/>
+                          <w:sz w:val="18"/>
+                          <w:szCs w:val="18"/>
+                        </w:rPr>
+                        <w:t>websockets</w:t>
+                      </w:r>
+                      <w:proofErr w:type="spellEnd"/>
+                      <w:r>
+                        <w:rPr>
+                          <w:rFonts w:ascii="Consolas" w:eastAsia="Times New Roman" w:hAnsi="Consolas" w:cs="Times New Roman"/>
+                          <w:color w:val="CCCCCC"/>
+                          <w:sz w:val="18"/>
+                          <w:szCs w:val="18"/>
+                        </w:rPr>
+                        <w:t>/</w:t>
+                      </w:r>
+                    </w:p>
+                    <w:p>
+                      <w:pPr>
+                        <w:shd w:val="clear" w:color="auto" w:fill="1F1F1F"/>
+                        <w:bidi w:val="0"/>
+                        <w:spacing w:after="0" w:line="240" w:lineRule="auto"/>
+                        <w:rPr>
+                          <w:rFonts w:ascii="Consolas" w:eastAsia="Times New Roman" w:hAnsi="Consolas" w:cs="Times New Roman"/>
+                          <w:color w:val="CCCCCC"/>
+                          <w:sz w:val="18"/>
+                          <w:szCs w:val="18"/>
+                        </w:rPr>
+                      </w:pPr>
+                      <w:r>
+                        <w:rPr>
+                          <w:rFonts w:ascii="Consolas" w:eastAsia="Times New Roman" w:hAnsi="Consolas" w:cs="Times New Roman"/>
+                          <w:color w:val="CCCCCC"/>
+                          <w:sz w:val="18"/>
+                          <w:szCs w:val="18"/>
+                        </w:rPr>
+                        <w:t xml:space="preserve">│   │       └── </w:t>
+                      </w:r>
+                      <w:proofErr w:type="spellStart"/>
+                      <w:r>
+                        <w:rPr>
+                          <w:rFonts w:ascii="Consolas" w:eastAsia="Times New Roman" w:hAnsi="Consolas" w:cs="Times New Roman"/>
+                          <w:color w:val="CCCCCC"/>
+                          <w:sz w:val="18"/>
+                          <w:szCs w:val="18"/>
+                        </w:rPr>
+                        <w:t>socket_</w:t>
+                      </w:r>
+                      <w:proofErr w:type="gramStart"/>
+                      <w:r>
+                        <w:rPr>
+                          <w:rFonts w:ascii="Consolas" w:eastAsia="Times New Roman" w:hAnsi="Consolas" w:cs="Times New Roman"/>
+                          <w:color w:val="CCCCCC"/>
+                          <w:sz w:val="18"/>
+                          <w:szCs w:val="18"/>
+                        </w:rPr>
+                        <w:t>service.dart</w:t>
+                      </w:r>
+                      <w:proofErr w:type="spellEnd"/>
+                      <w:proofErr w:type="gramEnd"/>
+                      <w:r>
+                        <w:rPr>
+                          <w:rFonts w:ascii="Consolas" w:eastAsia="Times New Roman" w:hAnsi="Consolas" w:cs="Times New Roman"/>
+                          <w:color w:val="CCCCCC"/>
+                          <w:sz w:val="18"/>
+                          <w:szCs w:val="18"/>
+                        </w:rPr>
+                        <w:t xml:space="preserve">        # </w:t>
+                      </w:r>
+                      <w:r>
+                        <w:rPr>
+                          <w:rFonts w:ascii="Consolas" w:eastAsia="Times New Roman" w:hAnsi="Consolas" w:cs="Times New Roman"/>
+                          <w:color w:val="CCCCCC"/>
+                          <w:sz w:val="18"/>
+                          <w:szCs w:val="18"/>
+                          <w:rtl/>
+                        </w:rPr>
+                        <w:t>ניהול</w:t>
+                      </w:r>
+                      <w:r>
+                        <w:rPr>
+                          <w:rFonts w:ascii="Consolas" w:eastAsia="Times New Roman" w:hAnsi="Consolas" w:cs="Times New Roman"/>
+                          <w:color w:val="CCCCCC"/>
+                          <w:sz w:val="18"/>
+                          <w:szCs w:val="18"/>
+                        </w:rPr>
+                        <w:t xml:space="preserve"> Socket.io </w:t>
+                      </w:r>
+                      <w:r>
+                        <w:rPr>
+                          <w:rFonts w:ascii="Consolas" w:eastAsia="Times New Roman" w:hAnsi="Consolas" w:cs="Times New Roman"/>
+                          <w:color w:val="CCCCCC"/>
+                          <w:sz w:val="18"/>
+                          <w:szCs w:val="18"/>
+                          <w:rtl/>
+                        </w:rPr>
+                        <w:t>גלובלי</w:t>
+                      </w:r>
+                    </w:p>
+                    <w:p>
+                      <w:pPr>
+                        <w:shd w:val="clear" w:color="auto" w:fill="1F1F1F"/>
+                        <w:bidi w:val="0"/>
+                        <w:spacing w:after="0" w:line="240" w:lineRule="auto"/>
+                        <w:rPr>
+                          <w:rFonts w:ascii="Consolas" w:eastAsia="Times New Roman" w:hAnsi="Consolas" w:cs="Times New Roman"/>
+                          <w:color w:val="CCCCCC"/>
+                          <w:sz w:val="18"/>
+                          <w:szCs w:val="18"/>
+                        </w:rPr>
+                      </w:pPr>
+                      <w:r>
+                        <w:rPr>
+                          <w:rFonts w:ascii="Consolas" w:eastAsia="Times New Roman" w:hAnsi="Consolas" w:cs="Times New Roman"/>
+                          <w:color w:val="CCCCCC"/>
+                          <w:sz w:val="18"/>
+                          <w:szCs w:val="18"/>
+                        </w:rPr>
+                        <w:t xml:space="preserve">│   ├── features/                          # </w:t>
+                      </w:r>
+                      <w:r>
+                        <w:rPr>
+                          <w:rFonts w:ascii="Consolas" w:eastAsia="Times New Roman" w:hAnsi="Consolas" w:cs="Times New Roman"/>
+                          <w:color w:val="CCCCCC"/>
+                          <w:sz w:val="18"/>
+                          <w:szCs w:val="18"/>
+                          <w:rtl/>
+                        </w:rPr>
+                        <w:t>הפיצ'רים המרכזיים של המערכת</w:t>
+                      </w:r>
+                    </w:p>
+                    <w:p>
+                      <w:pPr>
+                        <w:shd w:val="clear" w:color="auto" w:fill="1F1F1F"/>
+                        <w:bidi w:val="0"/>
+                        <w:spacing w:after="0" w:line="240" w:lineRule="auto"/>
+                        <w:rPr>
+                          <w:rFonts w:ascii="Consolas" w:eastAsia="Times New Roman" w:hAnsi="Consolas" w:cs="Times New Roman"/>
+                          <w:color w:val="CCCCCC"/>
+                          <w:sz w:val="18"/>
+                          <w:szCs w:val="18"/>
+                        </w:rPr>
+                      </w:pPr>
+                      <w:r>
+                        <w:rPr>
+                          <w:rFonts w:ascii="Consolas" w:eastAsia="Times New Roman" w:hAnsi="Consolas" w:cs="Times New Roman"/>
+                          <w:color w:val="CCCCCC"/>
+                          <w:sz w:val="18"/>
+                          <w:szCs w:val="18"/>
+                        </w:rPr>
+                        <w:t>│   │   ├── auth/                          # (</w:t>
+                      </w:r>
+                      <w:r>
+                        <w:rPr>
+                          <w:rFonts w:ascii="Consolas" w:eastAsia="Times New Roman" w:hAnsi="Consolas" w:cs="Times New Roman"/>
+                          <w:color w:val="CCCCCC"/>
+                          <w:sz w:val="18"/>
+                          <w:szCs w:val="18"/>
+                          <w:rtl/>
+                        </w:rPr>
+                        <w:t>דוגמה למבנה פנימי של פיצ'ר</w:t>
+                      </w:r>
+                      <w:r>
+                        <w:rPr>
+                          <w:rFonts w:ascii="Consolas" w:eastAsia="Times New Roman" w:hAnsi="Consolas" w:cs="Times New Roman"/>
+                          <w:color w:val="CCCCCC"/>
+                          <w:sz w:val="18"/>
+                          <w:szCs w:val="18"/>
+                        </w:rPr>
+                        <w:t>)</w:t>
+                      </w:r>
+                    </w:p>
+                    <w:p>
+                      <w:pPr>
+                        <w:shd w:val="clear" w:color="auto" w:fill="1F1F1F"/>
+                        <w:bidi w:val="0"/>
+                        <w:spacing w:after="0" w:line="240" w:lineRule="auto"/>
+                        <w:rPr>
+                          <w:rFonts w:ascii="Consolas" w:eastAsia="Times New Roman" w:hAnsi="Consolas" w:cs="Times New Roman"/>
+                          <w:color w:val="CCCCCC"/>
+                          <w:sz w:val="18"/>
+                          <w:szCs w:val="18"/>
+                        </w:rPr>
+                      </w:pPr>
+                      <w:r>
+                        <w:rPr>
+                          <w:rFonts w:ascii="Consolas" w:eastAsia="Times New Roman" w:hAnsi="Consolas" w:cs="Times New Roman"/>
+                          <w:color w:val="CCCCCC"/>
+                          <w:sz w:val="18"/>
+                          <w:szCs w:val="18"/>
+                        </w:rPr>
+                        <w:t>│   │   │   ├── data/</w:t>
+                      </w:r>
+                    </w:p>
+                    <w:p>
+                      <w:pPr>
+                        <w:shd w:val="clear" w:color="auto" w:fill="1F1F1F"/>
+                        <w:bidi w:val="0"/>
+                        <w:spacing w:after="0" w:line="240" w:lineRule="auto"/>
+                        <w:rPr>
+                          <w:rFonts w:ascii="Consolas" w:eastAsia="Times New Roman" w:hAnsi="Consolas" w:cs="Times New Roman"/>
+                          <w:color w:val="CCCCCC"/>
+                          <w:sz w:val="18"/>
+                          <w:szCs w:val="18"/>
+                        </w:rPr>
+                      </w:pPr>
+                      <w:r>
+                        <w:rPr>
+                          <w:rFonts w:ascii="Consolas" w:eastAsia="Times New Roman" w:hAnsi="Consolas" w:cs="Times New Roman"/>
+                          <w:color w:val="CCCCCC"/>
+                          <w:sz w:val="18"/>
+                          <w:szCs w:val="18"/>
+                        </w:rPr>
+                        <w:t>│   │   │   │   ├── models/</w:t>
+                      </w:r>
+                    </w:p>
+                    <w:p>
+                      <w:pPr>
+                        <w:shd w:val="clear" w:color="auto" w:fill="1F1F1F"/>
+                        <w:bidi w:val="0"/>
+                        <w:spacing w:after="0" w:line="240" w:lineRule="auto"/>
+                        <w:rPr>
+                          <w:rFonts w:ascii="Consolas" w:eastAsia="Times New Roman" w:hAnsi="Consolas" w:cs="Times New Roman"/>
+                          <w:color w:val="CCCCCC"/>
+                          <w:sz w:val="18"/>
+                          <w:szCs w:val="18"/>
+                        </w:rPr>
+                      </w:pPr>
+                      <w:r>
+                        <w:rPr>
+                          <w:rFonts w:ascii="Consolas" w:eastAsia="Times New Roman" w:hAnsi="Consolas" w:cs="Times New Roman"/>
+                          <w:color w:val="CCCCCC"/>
+                          <w:sz w:val="18"/>
+                          <w:szCs w:val="18"/>
+                        </w:rPr>
+                        <w:t xml:space="preserve">│   │   │   │   │   └── </w:t>
+                      </w:r>
+                      <w:proofErr w:type="spellStart"/>
+                      <w:r>
+                        <w:rPr>
+                          <w:rFonts w:ascii="Consolas" w:eastAsia="Times New Roman" w:hAnsi="Consolas" w:cs="Times New Roman"/>
+                          <w:color w:val="CCCCCC"/>
+                          <w:sz w:val="18"/>
+                          <w:szCs w:val="18"/>
+                        </w:rPr>
+                        <w:t>user_</w:t>
+                      </w:r>
+                      <w:proofErr w:type="gramStart"/>
+                      <w:r>
+                        <w:rPr>
+                          <w:rFonts w:ascii="Consolas" w:eastAsia="Times New Roman" w:hAnsi="Consolas" w:cs="Times New Roman"/>
+                          <w:color w:val="CCCCCC"/>
+                          <w:sz w:val="18"/>
+                          <w:szCs w:val="18"/>
+                        </w:rPr>
+                        <w:t>model.dart</w:t>
+                      </w:r>
+                      <w:proofErr w:type="spellEnd"/>
+                      <w:proofErr w:type="gramEnd"/>
+                      <w:r>
+                        <w:rPr>
+                          <w:rFonts w:ascii="Consolas" w:eastAsia="Times New Roman" w:hAnsi="Consolas" w:cs="Times New Roman"/>
+                          <w:color w:val="CCCCCC"/>
+                          <w:sz w:val="18"/>
+                          <w:szCs w:val="18"/>
+                        </w:rPr>
+                        <w:t xml:space="preserve">    # </w:t>
+                      </w:r>
+                      <w:r>
+                        <w:rPr>
+                          <w:rFonts w:ascii="Consolas" w:eastAsia="Times New Roman" w:hAnsi="Consolas" w:cs="Times New Roman"/>
+                          <w:color w:val="CCCCCC"/>
+                          <w:sz w:val="18"/>
+                          <w:szCs w:val="18"/>
+                          <w:rtl/>
+                        </w:rPr>
+                        <w:t>מודל חסין</w:t>
+                      </w:r>
+                      <w:r>
+                        <w:rPr>
+                          <w:rFonts w:ascii="Consolas" w:eastAsia="Times New Roman" w:hAnsi="Consolas" w:cs="Times New Roman"/>
+                          <w:color w:val="CCCCCC"/>
+                          <w:sz w:val="18"/>
+                          <w:szCs w:val="18"/>
+                        </w:rPr>
+                        <w:t xml:space="preserve"> (</w:t>
+                      </w:r>
+                      <w:proofErr w:type="spellStart"/>
+                      <w:r>
+                        <w:rPr>
+                          <w:rFonts w:ascii="Consolas" w:eastAsia="Times New Roman" w:hAnsi="Consolas" w:cs="Times New Roman"/>
+                          <w:color w:val="CCCCCC"/>
+                          <w:sz w:val="18"/>
+                          <w:szCs w:val="18"/>
+                        </w:rPr>
+                        <w:t>freezed</w:t>
+                      </w:r>
+                      <w:proofErr w:type="spellEnd"/>
+                      <w:r>
+                        <w:rPr>
+                          <w:rFonts w:ascii="Consolas" w:eastAsia="Times New Roman" w:hAnsi="Consolas" w:cs="Times New Roman"/>
+                          <w:color w:val="CCCCCC"/>
+                          <w:sz w:val="18"/>
+                          <w:szCs w:val="18"/>
+                        </w:rPr>
+                        <w:t xml:space="preserve"> + </w:t>
+                      </w:r>
+                      <w:proofErr w:type="spellStart"/>
+                      <w:r>
+                        <w:rPr>
+                          <w:rFonts w:ascii="Consolas" w:eastAsia="Times New Roman" w:hAnsi="Consolas" w:cs="Times New Roman"/>
+                          <w:color w:val="CCCCCC"/>
+                          <w:sz w:val="18"/>
+                          <w:szCs w:val="18"/>
+                        </w:rPr>
+                        <w:t>json_serializable</w:t>
+                      </w:r>
+                      <w:proofErr w:type="spellEnd"/>
+                      <w:r>
+                        <w:rPr>
+                          <w:rFonts w:ascii="Consolas" w:eastAsia="Times New Roman" w:hAnsi="Consolas" w:cs="Times New Roman"/>
+                          <w:color w:val="CCCCCC"/>
+                          <w:sz w:val="18"/>
+                          <w:szCs w:val="18"/>
+                        </w:rPr>
+                        <w:t>)</w:t>
+                      </w:r>
+                    </w:p>
+                    <w:p>
+                      <w:pPr>
+                        <w:shd w:val="clear" w:color="auto" w:fill="1F1F1F"/>
+                        <w:bidi w:val="0"/>
+                        <w:spacing w:after="0" w:line="240" w:lineRule="auto"/>
+                        <w:rPr>
+                          <w:rFonts w:ascii="Consolas" w:eastAsia="Times New Roman" w:hAnsi="Consolas" w:cs="Times New Roman"/>
+                          <w:color w:val="CCCCCC"/>
+                          <w:sz w:val="18"/>
+                          <w:szCs w:val="18"/>
+                        </w:rPr>
+                      </w:pPr>
+                      <w:r>
+                        <w:rPr>
+                          <w:rFonts w:ascii="Consolas" w:eastAsia="Times New Roman" w:hAnsi="Consolas" w:cs="Times New Roman"/>
+                          <w:color w:val="CCCCCC"/>
+                          <w:sz w:val="18"/>
+                          <w:szCs w:val="18"/>
+                        </w:rPr>
+                        <w:t xml:space="preserve">│   │   │   │   └── </w:t>
+                      </w:r>
+                      <w:proofErr w:type="spellStart"/>
+                      <w:r>
+                        <w:rPr>
+                          <w:rFonts w:ascii="Consolas" w:eastAsia="Times New Roman" w:hAnsi="Consolas" w:cs="Times New Roman"/>
+                          <w:color w:val="CCCCCC"/>
+                          <w:sz w:val="18"/>
+                          <w:szCs w:val="18"/>
+                        </w:rPr>
+                        <w:t>auth_</w:t>
+                      </w:r>
+                      <w:proofErr w:type="gramStart"/>
+                      <w:r>
+                        <w:rPr>
+                          <w:rFonts w:ascii="Consolas" w:eastAsia="Times New Roman" w:hAnsi="Consolas" w:cs="Times New Roman"/>
+                          <w:color w:val="CCCCCC"/>
+                          <w:sz w:val="18"/>
+                          <w:szCs w:val="18"/>
+                        </w:rPr>
+                        <w:t>repository.dart</w:t>
+                      </w:r>
+                      <w:proofErr w:type="spellEnd"/>
+                      <w:proofErr w:type="gramEnd"/>
+                      <w:r>
+                        <w:rPr>
+                          <w:rFonts w:ascii="Consolas" w:eastAsia="Times New Roman" w:hAnsi="Consolas" w:cs="Times New Roman"/>
+                          <w:color w:val="CCCCCC"/>
+                          <w:sz w:val="18"/>
+                          <w:szCs w:val="18"/>
+                        </w:rPr>
+                        <w:t xml:space="preserve">   # </w:t>
+                      </w:r>
+                      <w:r>
+                        <w:rPr>
+                          <w:rFonts w:ascii="Consolas" w:eastAsia="Times New Roman" w:hAnsi="Consolas" w:cs="Times New Roman"/>
+                          <w:color w:val="CCCCCC"/>
+                          <w:sz w:val="18"/>
+                          <w:szCs w:val="18"/>
+                          <w:rtl/>
+                        </w:rPr>
+                        <w:t>תקשורת נתונים מול השרת</w:t>
+                      </w:r>
+                    </w:p>
+                    <w:p>
+                      <w:pPr>
+                        <w:shd w:val="clear" w:color="auto" w:fill="1F1F1F"/>
+                        <w:bidi w:val="0"/>
+                        <w:spacing w:after="0" w:line="240" w:lineRule="auto"/>
+                        <w:rPr>
+                          <w:rFonts w:ascii="Consolas" w:eastAsia="Times New Roman" w:hAnsi="Consolas" w:cs="Times New Roman"/>
+                          <w:color w:val="CCCCCC"/>
+                          <w:sz w:val="18"/>
+                          <w:szCs w:val="18"/>
+                        </w:rPr>
+                      </w:pPr>
+                      <w:r>
+                        <w:rPr>
+                          <w:rFonts w:ascii="Consolas" w:eastAsia="Times New Roman" w:hAnsi="Consolas" w:cs="Times New Roman"/>
+                          <w:color w:val="CCCCCC"/>
+                          <w:sz w:val="18"/>
+                          <w:szCs w:val="18"/>
+                        </w:rPr>
+                        <w:t>│   │   │   ├── presentation/</w:t>
+                      </w:r>
+                    </w:p>
+                    <w:p>
+                      <w:pPr>
+                        <w:shd w:val="clear" w:color="auto" w:fill="1F1F1F"/>
+                        <w:bidi w:val="0"/>
+                        <w:spacing w:after="0" w:line="240" w:lineRule="auto"/>
+                        <w:rPr>
+                          <w:rFonts w:ascii="Consolas" w:eastAsia="Times New Roman" w:hAnsi="Consolas" w:cs="Times New Roman"/>
+                          <w:color w:val="CCCCCC"/>
+                          <w:sz w:val="18"/>
+                          <w:szCs w:val="18"/>
+                        </w:rPr>
+                      </w:pPr>
+                      <w:r>
+                        <w:rPr>
+                          <w:rFonts w:ascii="Consolas" w:eastAsia="Times New Roman" w:hAnsi="Consolas" w:cs="Times New Roman"/>
+                          <w:color w:val="CCCCCC"/>
+                          <w:sz w:val="18"/>
+                          <w:szCs w:val="18"/>
+                        </w:rPr>
+                        <w:t>│   │   │   │   ├── screens/</w:t>
+                      </w:r>
+                    </w:p>
+                    <w:p>
+                      <w:pPr>
+                        <w:shd w:val="clear" w:color="auto" w:fill="1F1F1F"/>
+                        <w:bidi w:val="0"/>
+                        <w:spacing w:after="0" w:line="240" w:lineRule="auto"/>
+                        <w:rPr>
+                          <w:rFonts w:ascii="Consolas" w:eastAsia="Times New Roman" w:hAnsi="Consolas" w:cs="Times New Roman"/>
+                          <w:color w:val="CCCCCC"/>
+                          <w:sz w:val="18"/>
+                          <w:szCs w:val="18"/>
+                        </w:rPr>
+                      </w:pPr>
+                      <w:r>
+                        <w:rPr>
+                          <w:rFonts w:ascii="Consolas" w:eastAsia="Times New Roman" w:hAnsi="Consolas" w:cs="Times New Roman"/>
+                          <w:color w:val="CCCCCC"/>
+                          <w:sz w:val="18"/>
+                          <w:szCs w:val="18"/>
+                        </w:rPr>
+                        <w:t xml:space="preserve">│   │   │   │   │   ├── </w:t>
+                      </w:r>
+                      <w:proofErr w:type="spellStart"/>
+                      <w:r>
+                        <w:rPr>
+                          <w:rFonts w:ascii="Consolas" w:eastAsia="Times New Roman" w:hAnsi="Consolas" w:cs="Times New Roman"/>
+                          <w:color w:val="CCCCCC"/>
+                          <w:sz w:val="18"/>
+                          <w:szCs w:val="18"/>
+                        </w:rPr>
+                        <w:t>landing_</w:t>
+                      </w:r>
+                      <w:proofErr w:type="gramStart"/>
+                      <w:r>
+                        <w:rPr>
+                          <w:rFonts w:ascii="Consolas" w:eastAsia="Times New Roman" w:hAnsi="Consolas" w:cs="Times New Roman"/>
+                          <w:color w:val="CCCCCC"/>
+                          <w:sz w:val="18"/>
+                          <w:szCs w:val="18"/>
+                        </w:rPr>
+                        <w:t>screen.dart</w:t>
+                      </w:r>
+                      <w:proofErr w:type="spellEnd"/>
+                      <w:proofErr w:type="gramEnd"/>
+                    </w:p>
+                    <w:p>
+                      <w:pPr>
+                        <w:shd w:val="clear" w:color="auto" w:fill="1F1F1F"/>
+                        <w:bidi w:val="0"/>
+                        <w:spacing w:after="0" w:line="240" w:lineRule="auto"/>
+                        <w:rPr>
+                          <w:rFonts w:ascii="Consolas" w:eastAsia="Times New Roman" w:hAnsi="Consolas" w:cs="Times New Roman"/>
+                          <w:color w:val="CCCCCC"/>
+                          <w:sz w:val="18"/>
+                          <w:szCs w:val="18"/>
+                        </w:rPr>
+                      </w:pPr>
+                      <w:r>
+                        <w:rPr>
+                          <w:rFonts w:ascii="Consolas" w:eastAsia="Times New Roman" w:hAnsi="Consolas" w:cs="Times New Roman"/>
+                          <w:color w:val="CCCCCC"/>
+                          <w:sz w:val="18"/>
+                          <w:szCs w:val="18"/>
+                        </w:rPr>
+                        <w:t xml:space="preserve">│   │   │   │   │   ├── </w:t>
+                      </w:r>
+                      <w:proofErr w:type="spellStart"/>
+                      <w:r>
+                        <w:rPr>
+                          <w:rFonts w:ascii="Consolas" w:eastAsia="Times New Roman" w:hAnsi="Consolas" w:cs="Times New Roman"/>
+                          <w:color w:val="CCCCCC"/>
+                          <w:sz w:val="18"/>
+                          <w:szCs w:val="18"/>
+                        </w:rPr>
+                        <w:t>email_step_</w:t>
+                      </w:r>
+                      <w:proofErr w:type="gramStart"/>
+                      <w:r>
+                        <w:rPr>
+                          <w:rFonts w:ascii="Consolas" w:eastAsia="Times New Roman" w:hAnsi="Consolas" w:cs="Times New Roman"/>
+                          <w:color w:val="CCCCCC"/>
+                          <w:sz w:val="18"/>
+                          <w:szCs w:val="18"/>
+                        </w:rPr>
+                        <w:t>screen.dart</w:t>
+                      </w:r>
+                      <w:proofErr w:type="spellEnd"/>
+                      <w:proofErr w:type="gramEnd"/>
+                    </w:p>
+                    <w:p>
+                      <w:pPr>
+                        <w:shd w:val="clear" w:color="auto" w:fill="1F1F1F"/>
+                        <w:bidi w:val="0"/>
+                        <w:spacing w:after="0" w:line="240" w:lineRule="auto"/>
+                        <w:rPr>
+                          <w:rFonts w:ascii="Consolas" w:eastAsia="Times New Roman" w:hAnsi="Consolas" w:cs="Times New Roman"/>
+                          <w:color w:val="CCCCCC"/>
+                          <w:sz w:val="18"/>
+                          <w:szCs w:val="18"/>
+                        </w:rPr>
+                      </w:pPr>
+                      <w:r>
+                        <w:rPr>
+                          <w:rFonts w:ascii="Consolas" w:eastAsia="Times New Roman" w:hAnsi="Consolas" w:cs="Times New Roman"/>
+                          <w:color w:val="CCCCCC"/>
+                          <w:sz w:val="18"/>
+                          <w:szCs w:val="18"/>
+                        </w:rPr>
+                        <w:t xml:space="preserve">│   │   │   │   │   ├── </w:t>
+                      </w:r>
+                      <w:proofErr w:type="spellStart"/>
+                      <w:r>
+                        <w:rPr>
+                          <w:rFonts w:ascii="Consolas" w:eastAsia="Times New Roman" w:hAnsi="Consolas" w:cs="Times New Roman"/>
+                          <w:color w:val="CCCCCC"/>
+                          <w:sz w:val="18"/>
+                          <w:szCs w:val="18"/>
+                        </w:rPr>
+                        <w:t>phone_step_</w:t>
+                      </w:r>
+                      <w:proofErr w:type="gramStart"/>
+                      <w:r>
+                        <w:rPr>
+                          <w:rFonts w:ascii="Consolas" w:eastAsia="Times New Roman" w:hAnsi="Consolas" w:cs="Times New Roman"/>
+                          <w:color w:val="CCCCCC"/>
+                          <w:sz w:val="18"/>
+                          <w:szCs w:val="18"/>
+                        </w:rPr>
+                        <w:t>screen.dart</w:t>
+                      </w:r>
+                      <w:proofErr w:type="spellEnd"/>
+                      <w:proofErr w:type="gramEnd"/>
+                    </w:p>
+                    <w:p>
+                      <w:pPr>
+                        <w:shd w:val="clear" w:color="auto" w:fill="1F1F1F"/>
+                        <w:bidi w:val="0"/>
+                        <w:spacing w:after="0" w:line="240" w:lineRule="auto"/>
+                        <w:rPr>
+                          <w:rFonts w:ascii="Consolas" w:eastAsia="Times New Roman" w:hAnsi="Consolas" w:cs="Times New Roman"/>
+                          <w:color w:val="CCCCCC"/>
+                          <w:sz w:val="18"/>
+                          <w:szCs w:val="18"/>
+                        </w:rPr>
+                      </w:pPr>
+                      <w:r>
+                        <w:rPr>
+                          <w:rFonts w:ascii="Consolas" w:eastAsia="Times New Roman" w:hAnsi="Consolas" w:cs="Times New Roman"/>
+                          <w:color w:val="CCCCCC"/>
+                          <w:sz w:val="18"/>
+                          <w:szCs w:val="18"/>
+                        </w:rPr>
+                        <w:t xml:space="preserve">│   │   │   │   │   └── </w:t>
+                      </w:r>
+                      <w:proofErr w:type="spellStart"/>
+                      <w:r>
+                        <w:rPr>
+                          <w:rFonts w:ascii="Consolas" w:eastAsia="Times New Roman" w:hAnsi="Consolas" w:cs="Times New Roman"/>
+                          <w:color w:val="CCCCCC"/>
+                          <w:sz w:val="18"/>
+                          <w:szCs w:val="18"/>
+                        </w:rPr>
+                        <w:t>profile_setup_</w:t>
+                      </w:r>
+                      <w:proofErr w:type="gramStart"/>
+                      <w:r>
+                        <w:rPr>
+                          <w:rFonts w:ascii="Consolas" w:eastAsia="Times New Roman" w:hAnsi="Consolas" w:cs="Times New Roman"/>
+                          <w:color w:val="CCCCCC"/>
+                          <w:sz w:val="18"/>
+                          <w:szCs w:val="18"/>
+                        </w:rPr>
+                        <w:t>screen.dart</w:t>
+                      </w:r>
+                      <w:proofErr w:type="spellEnd"/>
+                      <w:proofErr w:type="gramEnd"/>
+                    </w:p>
+                    <w:p>
+                      <w:pPr>
+                        <w:shd w:val="clear" w:color="auto" w:fill="1F1F1F"/>
+                        <w:bidi w:val="0"/>
+                        <w:spacing w:after="0" w:line="240" w:lineRule="auto"/>
+                        <w:rPr>
+                          <w:rFonts w:ascii="Consolas" w:eastAsia="Times New Roman" w:hAnsi="Consolas" w:cs="Times New Roman"/>
+                          <w:color w:val="CCCCCC"/>
+                          <w:sz w:val="18"/>
+                          <w:szCs w:val="18"/>
+                        </w:rPr>
+                      </w:pPr>
+                      <w:r>
+                        <w:rPr>
+                          <w:rFonts w:ascii="Consolas" w:eastAsia="Times New Roman" w:hAnsi="Consolas" w:cs="Times New Roman"/>
+                          <w:color w:val="CCCCCC"/>
+                          <w:sz w:val="18"/>
+                          <w:szCs w:val="18"/>
+                        </w:rPr>
+                        <w:t>│   │   │   │   └── widgets/</w:t>
+                      </w:r>
+                    </w:p>
+                    <w:p>
+                      <w:pPr>
+                        <w:shd w:val="clear" w:color="auto" w:fill="1F1F1F"/>
+                        <w:bidi w:val="0"/>
+                        <w:spacing w:after="0" w:line="240" w:lineRule="auto"/>
+                        <w:rPr>
+                          <w:rFonts w:ascii="Consolas" w:eastAsia="Times New Roman" w:hAnsi="Consolas" w:cs="Times New Roman"/>
+                          <w:color w:val="CCCCCC"/>
+                          <w:sz w:val="18"/>
+                          <w:szCs w:val="18"/>
+                        </w:rPr>
+                      </w:pPr>
+                      <w:r>
+                        <w:rPr>
+                          <w:rFonts w:ascii="Consolas" w:eastAsia="Times New Roman" w:hAnsi="Consolas" w:cs="Times New Roman"/>
+                          <w:color w:val="CCCCCC"/>
+                          <w:sz w:val="18"/>
+                          <w:szCs w:val="18"/>
+                        </w:rPr>
+                        <w:t xml:space="preserve">│   │   │   │       ├── </w:t>
+                      </w:r>
+                      <w:proofErr w:type="spellStart"/>
+                      <w:r>
+                        <w:rPr>
+                          <w:rFonts w:ascii="Consolas" w:eastAsia="Times New Roman" w:hAnsi="Consolas" w:cs="Times New Roman"/>
+                          <w:color w:val="CCCCCC"/>
+                          <w:sz w:val="18"/>
+                          <w:szCs w:val="18"/>
+                        </w:rPr>
+                        <w:t>interests_</w:t>
+                      </w:r>
+                      <w:proofErr w:type="gramStart"/>
+                      <w:r>
+                        <w:rPr>
+                          <w:rFonts w:ascii="Consolas" w:eastAsia="Times New Roman" w:hAnsi="Consolas" w:cs="Times New Roman"/>
+                          <w:color w:val="CCCCCC"/>
+                          <w:sz w:val="18"/>
+                          <w:szCs w:val="18"/>
+                        </w:rPr>
+                        <w:t>selector.dart</w:t>
+                      </w:r>
+                      <w:proofErr w:type="spellEnd"/>
+                      <w:proofErr w:type="gramEnd"/>
+                    </w:p>
+                    <w:p>
+                      <w:pPr>
+                        <w:shd w:val="clear" w:color="auto" w:fill="1F1F1F"/>
+                        <w:bidi w:val="0"/>
+                        <w:spacing w:after="0" w:line="240" w:lineRule="auto"/>
+                        <w:rPr>
+                          <w:rFonts w:ascii="Consolas" w:eastAsia="Times New Roman" w:hAnsi="Consolas" w:cs="Times New Roman"/>
+                          <w:color w:val="CCCCCC"/>
+                          <w:sz w:val="18"/>
+                          <w:szCs w:val="18"/>
+                        </w:rPr>
+                      </w:pPr>
+                      <w:r>
+                        <w:rPr>
+                          <w:rFonts w:ascii="Consolas" w:eastAsia="Times New Roman" w:hAnsi="Consolas" w:cs="Times New Roman"/>
+                          <w:color w:val="CCCCCC"/>
+                          <w:sz w:val="18"/>
+                          <w:szCs w:val="18"/>
+                        </w:rPr>
+                        <w:t xml:space="preserve">│   │   │   │       └── </w:t>
+                      </w:r>
+                      <w:proofErr w:type="spellStart"/>
+                      <w:r>
+                        <w:rPr>
+                          <w:rFonts w:ascii="Consolas" w:eastAsia="Times New Roman" w:hAnsi="Consolas" w:cs="Times New Roman"/>
+                          <w:color w:val="CCCCCC"/>
+                          <w:sz w:val="18"/>
+                          <w:szCs w:val="18"/>
+                        </w:rPr>
+                        <w:t>location_picker_</w:t>
+                      </w:r>
+                      <w:proofErr w:type="gramStart"/>
+                      <w:r>
+                        <w:rPr>
+                          <w:rFonts w:ascii="Consolas" w:eastAsia="Times New Roman" w:hAnsi="Consolas" w:cs="Times New Roman"/>
+                          <w:color w:val="CCCCCC"/>
+                          <w:sz w:val="18"/>
+                          <w:szCs w:val="18"/>
+                        </w:rPr>
+                        <w:t>btn.dart</w:t>
+                      </w:r>
+                      <w:proofErr w:type="spellEnd"/>
+                      <w:proofErr w:type="gramEnd"/>
+                    </w:p>
+                    <w:p>
+                      <w:pPr>
+                        <w:shd w:val="clear" w:color="auto" w:fill="1F1F1F"/>
+                        <w:bidi w:val="0"/>
+                        <w:spacing w:after="0" w:line="240" w:lineRule="auto"/>
+                        <w:rPr>
+                          <w:rFonts w:ascii="Consolas" w:eastAsia="Times New Roman" w:hAnsi="Consolas" w:cs="Times New Roman"/>
+                          <w:color w:val="CCCCCC"/>
+                          <w:sz w:val="18"/>
+                          <w:szCs w:val="18"/>
+                        </w:rPr>
+                      </w:pPr>
+                      <w:r>
+                        <w:rPr>
+                          <w:rFonts w:ascii="Consolas" w:eastAsia="Times New Roman" w:hAnsi="Consolas" w:cs="Times New Roman"/>
+                          <w:color w:val="CCCCCC"/>
+                          <w:sz w:val="18"/>
+                          <w:szCs w:val="18"/>
+                        </w:rPr>
+                        <w:t>│   │   │   └── providers/</w:t>
+                      </w:r>
+                    </w:p>
+                    <w:p>
+                      <w:pPr>
+                        <w:shd w:val="clear" w:color="auto" w:fill="1F1F1F"/>
+                        <w:bidi w:val="0"/>
+                        <w:spacing w:after="0" w:line="240" w:lineRule="auto"/>
+                        <w:rPr>
+                          <w:rFonts w:ascii="Consolas" w:eastAsia="Times New Roman" w:hAnsi="Consolas" w:cs="Times New Roman"/>
+                          <w:color w:val="CCCCCC"/>
+                          <w:sz w:val="18"/>
+                          <w:szCs w:val="18"/>
+                        </w:rPr>
+                      </w:pPr>
+                      <w:r>
+                        <w:rPr>
+                          <w:rFonts w:ascii="Consolas" w:eastAsia="Times New Roman" w:hAnsi="Consolas" w:cs="Times New Roman"/>
+                          <w:color w:val="CCCCCC"/>
+                          <w:sz w:val="18"/>
+                          <w:szCs w:val="18"/>
+                        </w:rPr>
+                        <w:t xml:space="preserve">│   │   │       ├── </w:t>
+                      </w:r>
+                      <w:proofErr w:type="spellStart"/>
+                      <w:r>
+                        <w:rPr>
+                          <w:rFonts w:ascii="Consolas" w:eastAsia="Times New Roman" w:hAnsi="Consolas" w:cs="Times New Roman"/>
+                          <w:color w:val="CCCCCC"/>
+                          <w:sz w:val="18"/>
+                          <w:szCs w:val="18"/>
+                        </w:rPr>
+                        <w:t>auth_</w:t>
+                      </w:r>
+                      <w:proofErr w:type="gramStart"/>
+                      <w:r>
+                        <w:rPr>
+                          <w:rFonts w:ascii="Consolas" w:eastAsia="Times New Roman" w:hAnsi="Consolas" w:cs="Times New Roman"/>
+                          <w:color w:val="CCCCCC"/>
+                          <w:sz w:val="18"/>
+                          <w:szCs w:val="18"/>
+                        </w:rPr>
+                        <w:t>provider.dart</w:t>
+                      </w:r>
+                      <w:proofErr w:type="spellEnd"/>
+                      <w:proofErr w:type="gramEnd"/>
+                    </w:p>
+                    <w:p>
+                      <w:pPr>
+                        <w:shd w:val="clear" w:color="auto" w:fill="1F1F1F"/>
+                        <w:bidi w:val="0"/>
+                        <w:spacing w:after="0" w:line="240" w:lineRule="auto"/>
+                        <w:rPr>
+                          <w:rFonts w:ascii="Consolas" w:eastAsia="Times New Roman" w:hAnsi="Consolas" w:cs="Times New Roman"/>
+                          <w:color w:val="CCCCCC"/>
+                          <w:sz w:val="18"/>
+                          <w:szCs w:val="18"/>
+                        </w:rPr>
+                      </w:pPr>
+                      <w:r>
+                        <w:rPr>
+                          <w:rFonts w:ascii="Consolas" w:eastAsia="Times New Roman" w:hAnsi="Consolas" w:cs="Times New Roman"/>
+                          <w:color w:val="CCCCCC"/>
+                          <w:sz w:val="18"/>
+                          <w:szCs w:val="18"/>
+                        </w:rPr>
+                        <w:t xml:space="preserve">│   │   │       └── </w:t>
+                      </w:r>
+                      <w:proofErr w:type="spellStart"/>
+                      <w:r>
+                        <w:rPr>
+                          <w:rFonts w:ascii="Consolas" w:eastAsia="Times New Roman" w:hAnsi="Consolas" w:cs="Times New Roman"/>
+                          <w:color w:val="CCCCCC"/>
+                          <w:sz w:val="18"/>
+                          <w:szCs w:val="18"/>
+                        </w:rPr>
+                        <w:t>onboarding_state_</w:t>
+                      </w:r>
+                      <w:proofErr w:type="gramStart"/>
+                      <w:r>
+                        <w:rPr>
+                          <w:rFonts w:ascii="Consolas" w:eastAsia="Times New Roman" w:hAnsi="Consolas" w:cs="Times New Roman"/>
+                          <w:color w:val="CCCCCC"/>
+                          <w:sz w:val="18"/>
+                          <w:szCs w:val="18"/>
+                        </w:rPr>
+                        <w:t>provider.dart</w:t>
+                      </w:r>
+                      <w:proofErr w:type="spellEnd"/>
+                      <w:proofErr w:type="gramEnd"/>
+                    </w:p>
+                    <w:p>
+                      <w:pPr>
+                        <w:shd w:val="clear" w:color="auto" w:fill="1F1F1F"/>
+                        <w:bidi w:val="0"/>
+                        <w:spacing w:after="0" w:line="240" w:lineRule="auto"/>
+                        <w:rPr>
+                          <w:rFonts w:ascii="Consolas" w:eastAsia="Times New Roman" w:hAnsi="Consolas" w:cs="Times New Roman"/>
+                          <w:color w:val="CCCCCC"/>
+                          <w:sz w:val="18"/>
+                          <w:szCs w:val="18"/>
+                        </w:rPr>
+                      </w:pPr>
+                      <w:r>
+                        <w:rPr>
+                          <w:rFonts w:ascii="Consolas" w:eastAsia="Times New Roman" w:hAnsi="Consolas" w:cs="Times New Roman"/>
+                          <w:color w:val="CCCCCC"/>
+                          <w:sz w:val="18"/>
+                          <w:szCs w:val="18"/>
+                        </w:rPr>
+                        <w:t xml:space="preserve">│   │   ├── chat/                          # </w:t>
+                      </w:r>
+                      <w:r>
+                        <w:rPr>
+                          <w:rFonts w:ascii="Consolas" w:eastAsia="Times New Roman" w:hAnsi="Consolas" w:cs="Times New Roman"/>
+                          <w:color w:val="CCCCCC"/>
+                          <w:sz w:val="18"/>
+                          <w:szCs w:val="18"/>
+                          <w:rtl/>
+                        </w:rPr>
+                        <w:t>מבנה זהה</w:t>
+                      </w:r>
+                      <w:r>
+                        <w:rPr>
+                          <w:rFonts w:ascii="Consolas" w:eastAsia="Times New Roman" w:hAnsi="Consolas" w:cs="Times New Roman"/>
+                          <w:color w:val="CCCCCC"/>
+                          <w:sz w:val="18"/>
+                          <w:szCs w:val="18"/>
+                        </w:rPr>
+                        <w:t xml:space="preserve"> (data, presentation, providers)</w:t>
+                      </w:r>
+                    </w:p>
+                    <w:p>
+                      <w:pPr>
+                        <w:shd w:val="clear" w:color="auto" w:fill="1F1F1F"/>
+                        <w:bidi w:val="0"/>
+                        <w:spacing w:after="0" w:line="240" w:lineRule="auto"/>
+                        <w:rPr>
+                          <w:rFonts w:ascii="Consolas" w:eastAsia="Times New Roman" w:hAnsi="Consolas" w:cs="Times New Roman"/>
+                          <w:color w:val="CCCCCC"/>
+                          <w:sz w:val="18"/>
+                          <w:szCs w:val="18"/>
+                        </w:rPr>
+                      </w:pPr>
+                      <w:r>
+                        <w:rPr>
+                          <w:rFonts w:ascii="Consolas" w:eastAsia="Times New Roman" w:hAnsi="Consolas" w:cs="Times New Roman"/>
+                          <w:color w:val="CCCCCC"/>
+                          <w:sz w:val="18"/>
+                          <w:szCs w:val="18"/>
+                        </w:rPr>
+                        <w:t xml:space="preserve">│   │   ├── feed/                          # </w:t>
+                      </w:r>
+                      <w:r>
+                        <w:rPr>
+                          <w:rFonts w:ascii="Consolas" w:eastAsia="Times New Roman" w:hAnsi="Consolas" w:cs="Times New Roman"/>
+                          <w:color w:val="CCCCCC"/>
+                          <w:sz w:val="18"/>
+                          <w:szCs w:val="18"/>
+                          <w:rtl/>
+                        </w:rPr>
+                        <w:t>מבנה זהה</w:t>
+                      </w:r>
+                    </w:p>
+                    <w:p>
+                      <w:pPr>
+                        <w:shd w:val="clear" w:color="auto" w:fill="1F1F1F"/>
+                        <w:bidi w:val="0"/>
+                        <w:spacing w:after="0" w:line="240" w:lineRule="auto"/>
+                        <w:rPr>
+                          <w:rFonts w:ascii="Consolas" w:eastAsia="Times New Roman" w:hAnsi="Consolas" w:cs="Times New Roman"/>
+                          <w:color w:val="CCCCCC"/>
+                          <w:sz w:val="18"/>
+                          <w:szCs w:val="18"/>
+                        </w:rPr>
+                      </w:pPr>
+                      <w:r>
+                        <w:rPr>
+                          <w:rFonts w:ascii="Consolas" w:eastAsia="Times New Roman" w:hAnsi="Consolas" w:cs="Times New Roman"/>
+                          <w:color w:val="CCCCCC"/>
+                          <w:sz w:val="18"/>
+                          <w:szCs w:val="18"/>
+                        </w:rPr>
+                        <w:t xml:space="preserve">│   │   ├── group/                         # </w:t>
+                      </w:r>
+                      <w:r>
+                        <w:rPr>
+                          <w:rFonts w:ascii="Consolas" w:eastAsia="Times New Roman" w:hAnsi="Consolas" w:cs="Times New Roman"/>
+                          <w:color w:val="CCCCCC"/>
+                          <w:sz w:val="18"/>
+                          <w:szCs w:val="18"/>
+                          <w:rtl/>
+                        </w:rPr>
+                        <w:t>מבנה זהה</w:t>
+                      </w:r>
+                    </w:p>
+                    <w:p>
+                      <w:pPr>
+                        <w:shd w:val="clear" w:color="auto" w:fill="1F1F1F"/>
+                        <w:bidi w:val="0"/>
+                        <w:spacing w:after="0" w:line="240" w:lineRule="auto"/>
+                        <w:rPr>
+                          <w:rFonts w:ascii="Consolas" w:eastAsia="Times New Roman" w:hAnsi="Consolas" w:cs="Times New Roman"/>
+                          <w:color w:val="CCCCCC"/>
+                          <w:sz w:val="18"/>
+                          <w:szCs w:val="18"/>
+                        </w:rPr>
+                      </w:pPr>
+                      <w:r>
+                        <w:rPr>
+                          <w:rFonts w:ascii="Consolas" w:eastAsia="Times New Roman" w:hAnsi="Consolas" w:cs="Times New Roman"/>
+                          <w:color w:val="CCCCCC"/>
+                          <w:sz w:val="18"/>
+                          <w:szCs w:val="18"/>
+                        </w:rPr>
+                        <w:t xml:space="preserve">│   │   ├── notifications/                 # </w:t>
+                      </w:r>
+                      <w:r>
+                        <w:rPr>
+                          <w:rFonts w:ascii="Consolas" w:eastAsia="Times New Roman" w:hAnsi="Consolas" w:cs="Times New Roman"/>
+                          <w:color w:val="CCCCCC"/>
+                          <w:sz w:val="18"/>
+                          <w:szCs w:val="18"/>
+                          <w:rtl/>
+                        </w:rPr>
+                        <w:t>מבנה זהה</w:t>
+                      </w:r>
+                    </w:p>
+                    <w:p>
+                      <w:pPr>
+                        <w:shd w:val="clear" w:color="auto" w:fill="1F1F1F"/>
+                        <w:bidi w:val="0"/>
+                        <w:spacing w:after="0" w:line="240" w:lineRule="auto"/>
+                        <w:rPr>
+                          <w:rFonts w:ascii="Consolas" w:eastAsia="Times New Roman" w:hAnsi="Consolas" w:cs="Times New Roman"/>
+                          <w:color w:val="CCCCCC"/>
+                          <w:sz w:val="18"/>
+                          <w:szCs w:val="18"/>
+                        </w:rPr>
+                      </w:pPr>
+                      <w:r>
+                        <w:rPr>
+                          <w:rFonts w:ascii="Consolas" w:eastAsia="Times New Roman" w:hAnsi="Consolas" w:cs="Times New Roman"/>
+                          <w:color w:val="CCCCCC"/>
+                          <w:sz w:val="18"/>
+                          <w:szCs w:val="18"/>
+                        </w:rPr>
+                        <w:t xml:space="preserve">│   │   ├── profile/                       # </w:t>
+                      </w:r>
+                      <w:r>
+                        <w:rPr>
+                          <w:rFonts w:ascii="Consolas" w:eastAsia="Times New Roman" w:hAnsi="Consolas" w:cs="Times New Roman"/>
+                          <w:color w:val="CCCCCC"/>
+                          <w:sz w:val="18"/>
+                          <w:szCs w:val="18"/>
+                          <w:rtl/>
+                        </w:rPr>
+                        <w:t>מבנה זהה</w:t>
+                      </w:r>
+                    </w:p>
+                    <w:p>
+                      <w:pPr>
+                        <w:shd w:val="clear" w:color="auto" w:fill="1F1F1F"/>
+                        <w:bidi w:val="0"/>
+                        <w:spacing w:after="0" w:line="240" w:lineRule="auto"/>
+                        <w:rPr>
+                          <w:rFonts w:ascii="Consolas" w:eastAsia="Times New Roman" w:hAnsi="Consolas" w:cs="Times New Roman"/>
+                          <w:color w:val="CCCCCC"/>
+                          <w:sz w:val="18"/>
+                          <w:szCs w:val="18"/>
+                        </w:rPr>
+                      </w:pPr>
+                      <w:r>
+                        <w:rPr>
+                          <w:rFonts w:ascii="Consolas" w:eastAsia="Times New Roman" w:hAnsi="Consolas" w:cs="Times New Roman"/>
+                          <w:color w:val="CCCCCC"/>
+                          <w:sz w:val="18"/>
+                          <w:szCs w:val="18"/>
+                        </w:rPr>
+                        <w:t xml:space="preserve">│   │   ├── search/                        # </w:t>
+                      </w:r>
+                      <w:r>
+                        <w:rPr>
+                          <w:rFonts w:ascii="Consolas" w:eastAsia="Times New Roman" w:hAnsi="Consolas" w:cs="Times New Roman"/>
+                          <w:color w:val="CCCCCC"/>
+                          <w:sz w:val="18"/>
+                          <w:szCs w:val="18"/>
+                          <w:rtl/>
+                        </w:rPr>
+                        <w:t>מבנה זהה</w:t>
+                      </w:r>
+                    </w:p>
+                    <w:p>
+                      <w:pPr>
+                        <w:shd w:val="clear" w:color="auto" w:fill="1F1F1F"/>
+                        <w:bidi w:val="0"/>
+                        <w:spacing w:after="0" w:line="240" w:lineRule="auto"/>
+                        <w:rPr>
+                          <w:rFonts w:ascii="Consolas" w:eastAsia="Times New Roman" w:hAnsi="Consolas" w:cs="Times New Roman"/>
+                          <w:color w:val="CCCCCC"/>
+                          <w:sz w:val="18"/>
+                          <w:szCs w:val="18"/>
+                        </w:rPr>
+                      </w:pPr>
+                      <w:r>
+                        <w:rPr>
+                          <w:rFonts w:ascii="Consolas" w:eastAsia="Times New Roman" w:hAnsi="Consolas" w:cs="Times New Roman"/>
+                          <w:color w:val="CCCCCC"/>
+                          <w:sz w:val="18"/>
+                          <w:szCs w:val="18"/>
+                        </w:rPr>
+                        <w:t xml:space="preserve">│   │   └── thread/                        # </w:t>
+                      </w:r>
+                      <w:r>
+                        <w:rPr>
+                          <w:rFonts w:ascii="Consolas" w:eastAsia="Times New Roman" w:hAnsi="Consolas" w:cs="Times New Roman"/>
+                          <w:color w:val="CCCCCC"/>
+                          <w:sz w:val="18"/>
+                          <w:szCs w:val="18"/>
+                          <w:rtl/>
+                        </w:rPr>
+                        <w:t>מבנה זהה</w:t>
+                      </w:r>
+                    </w:p>
+                    <w:p>
+                      <w:pPr>
+                        <w:shd w:val="clear" w:color="auto" w:fill="1F1F1F"/>
+                        <w:bidi w:val="0"/>
+                        <w:spacing w:after="0" w:line="240" w:lineRule="auto"/>
+                        <w:rPr>
+                          <w:rFonts w:ascii="Consolas" w:eastAsia="Times New Roman" w:hAnsi="Consolas" w:cs="Times New Roman"/>
+                          <w:color w:val="CCCCCC"/>
+                          <w:sz w:val="18"/>
+                          <w:szCs w:val="18"/>
+                        </w:rPr>
+                      </w:pPr>
+                      <w:r>
+                        <w:rPr>
+                          <w:rFonts w:ascii="Consolas" w:eastAsia="Times New Roman" w:hAnsi="Consolas" w:cs="Times New Roman"/>
+                          <w:color w:val="CCCCCC"/>
+                          <w:sz w:val="18"/>
+                          <w:szCs w:val="18"/>
+                        </w:rPr>
+                        <w:t xml:space="preserve">│   └── shared/                            # </w:t>
+                      </w:r>
+                      <w:r>
+                        <w:rPr>
+                          <w:rFonts w:ascii="Consolas" w:eastAsia="Times New Roman" w:hAnsi="Consolas" w:cs="Times New Roman"/>
+                          <w:color w:val="CCCCCC"/>
+                          <w:sz w:val="18"/>
+                          <w:szCs w:val="18"/>
+                          <w:rtl/>
+                        </w:rPr>
+                        <w:t>רכיבי</w:t>
+                      </w:r>
+                      <w:r>
+                        <w:rPr>
+                          <w:rFonts w:ascii="Consolas" w:eastAsia="Times New Roman" w:hAnsi="Consolas" w:cs="Times New Roman"/>
+                          <w:color w:val="CCCCCC"/>
+                          <w:sz w:val="18"/>
+                          <w:szCs w:val="18"/>
+                        </w:rPr>
+                        <w:t xml:space="preserve"> UI </w:t>
+                      </w:r>
+                      <w:r>
+                        <w:rPr>
+                          <w:rFonts w:ascii="Consolas" w:eastAsia="Times New Roman" w:hAnsi="Consolas" w:cs="Times New Roman"/>
+                          <w:color w:val="CCCCCC"/>
+                          <w:sz w:val="18"/>
+                          <w:szCs w:val="18"/>
+                          <w:rtl/>
+                        </w:rPr>
+                        <w:t>משותפים</w:t>
+                      </w:r>
+                    </w:p>
+                    <w:p>
+                      <w:pPr>
+                        <w:shd w:val="clear" w:color="auto" w:fill="1F1F1F"/>
+                        <w:bidi w:val="0"/>
+                        <w:spacing w:after="0" w:line="240" w:lineRule="auto"/>
+                        <w:rPr>
+                          <w:rFonts w:ascii="Consolas" w:eastAsia="Times New Roman" w:hAnsi="Consolas" w:cs="Times New Roman"/>
+                          <w:color w:val="CCCCCC"/>
+                          <w:sz w:val="18"/>
+                          <w:szCs w:val="18"/>
+                        </w:rPr>
+                      </w:pPr>
+                      <w:r>
+                        <w:rPr>
+                          <w:rFonts w:ascii="Consolas" w:eastAsia="Times New Roman" w:hAnsi="Consolas" w:cs="Times New Roman"/>
+                          <w:color w:val="CCCCCC"/>
+                          <w:sz w:val="18"/>
+                          <w:szCs w:val="18"/>
+                        </w:rPr>
+                        <w:t>│       └── widgets/</w:t>
+                      </w:r>
+                    </w:p>
+                    <w:p>
+                      <w:pPr>
+                        <w:shd w:val="clear" w:color="auto" w:fill="1F1F1F"/>
+                        <w:bidi w:val="0"/>
+                        <w:spacing w:after="0" w:line="240" w:lineRule="auto"/>
+                        <w:rPr>
+                          <w:rFonts w:ascii="Consolas" w:eastAsia="Times New Roman" w:hAnsi="Consolas" w:cs="Times New Roman"/>
+                          <w:color w:val="CCCCCC"/>
+                          <w:sz w:val="18"/>
+                          <w:szCs w:val="18"/>
+                        </w:rPr>
+                      </w:pPr>
+                      <w:r>
+                        <w:rPr>
+                          <w:rFonts w:ascii="Consolas" w:eastAsia="Times New Roman" w:hAnsi="Consolas" w:cs="Times New Roman"/>
+                          <w:color w:val="CCCCCC"/>
+                          <w:sz w:val="18"/>
+                          <w:szCs w:val="18"/>
+                        </w:rPr>
+                        <w:t xml:space="preserve">│           ├── </w:t>
+                      </w:r>
+                      <w:proofErr w:type="spellStart"/>
+                      <w:r>
+                        <w:rPr>
+                          <w:rFonts w:ascii="Consolas" w:eastAsia="Times New Roman" w:hAnsi="Consolas" w:cs="Times New Roman"/>
+                          <w:color w:val="CCCCCC"/>
+                          <w:sz w:val="18"/>
+                          <w:szCs w:val="18"/>
+                        </w:rPr>
+                        <w:t>custom_error_</w:t>
+                      </w:r>
+                      <w:proofErr w:type="gramStart"/>
+                      <w:r>
+                        <w:rPr>
+                          <w:rFonts w:ascii="Consolas" w:eastAsia="Times New Roman" w:hAnsi="Consolas" w:cs="Times New Roman"/>
+                          <w:color w:val="CCCCCC"/>
+                          <w:sz w:val="18"/>
+                          <w:szCs w:val="18"/>
+                        </w:rPr>
+                        <w:t>snackbar.dart</w:t>
+                      </w:r>
+                      <w:proofErr w:type="spellEnd"/>
+                      <w:proofErr w:type="gramEnd"/>
+                      <w:r>
+                        <w:rPr>
+                          <w:rFonts w:ascii="Consolas" w:eastAsia="Times New Roman" w:hAnsi="Consolas" w:cs="Times New Roman"/>
+                          <w:color w:val="CCCCCC"/>
+                          <w:sz w:val="18"/>
+                          <w:szCs w:val="18"/>
+                        </w:rPr>
+                        <w:t xml:space="preserve"> # </w:t>
+                      </w:r>
+                      <w:r>
+                        <w:rPr>
+                          <w:rFonts w:ascii="Consolas" w:eastAsia="Times New Roman" w:hAnsi="Consolas" w:cs="Times New Roman"/>
+                          <w:color w:val="CCCCCC"/>
+                          <w:sz w:val="18"/>
+                          <w:szCs w:val="18"/>
+                          <w:rtl/>
+                        </w:rPr>
+                        <w:t>שקיפות שגיאות למשתמש</w:t>
+                      </w:r>
+                    </w:p>
+                    <w:p>
+                      <w:pPr>
+                        <w:shd w:val="clear" w:color="auto" w:fill="1F1F1F"/>
+                        <w:bidi w:val="0"/>
+                        <w:spacing w:after="0" w:line="240" w:lineRule="auto"/>
+                        <w:rPr>
+                          <w:rFonts w:ascii="Consolas" w:eastAsia="Times New Roman" w:hAnsi="Consolas" w:cs="Times New Roman"/>
+                          <w:color w:val="CCCCCC"/>
+                          <w:sz w:val="18"/>
+                          <w:szCs w:val="18"/>
+                        </w:rPr>
+                      </w:pPr>
+                      <w:r>
+                        <w:rPr>
+                          <w:rFonts w:ascii="Consolas" w:eastAsia="Times New Roman" w:hAnsi="Consolas" w:cs="Times New Roman"/>
+                          <w:color w:val="CCCCCC"/>
+                          <w:sz w:val="18"/>
+                          <w:szCs w:val="18"/>
+                        </w:rPr>
+                        <w:t xml:space="preserve">│           ├── </w:t>
+                      </w:r>
+                      <w:proofErr w:type="spellStart"/>
+                      <w:r>
+                        <w:rPr>
+                          <w:rFonts w:ascii="Consolas" w:eastAsia="Times New Roman" w:hAnsi="Consolas" w:cs="Times New Roman"/>
+                          <w:color w:val="CCCCCC"/>
+                          <w:sz w:val="18"/>
+                          <w:szCs w:val="18"/>
+                        </w:rPr>
+                        <w:t>custom_text_</w:t>
+                      </w:r>
+                      <w:proofErr w:type="gramStart"/>
+                      <w:r>
+                        <w:rPr>
+                          <w:rFonts w:ascii="Consolas" w:eastAsia="Times New Roman" w:hAnsi="Consolas" w:cs="Times New Roman"/>
+                          <w:color w:val="CCCCCC"/>
+                          <w:sz w:val="18"/>
+                          <w:szCs w:val="18"/>
+                        </w:rPr>
+                        <w:t>field.dart</w:t>
+                      </w:r>
+                      <w:proofErr w:type="spellEnd"/>
+                      <w:proofErr w:type="gramEnd"/>
+                    </w:p>
+                    <w:p>
+                      <w:pPr>
+                        <w:shd w:val="clear" w:color="auto" w:fill="1F1F1F"/>
+                        <w:bidi w:val="0"/>
+                        <w:spacing w:after="0" w:line="240" w:lineRule="auto"/>
+                        <w:rPr>
+                          <w:rFonts w:ascii="Consolas" w:eastAsia="Times New Roman" w:hAnsi="Consolas" w:cs="Times New Roman"/>
+                          <w:color w:val="CCCCCC"/>
+                          <w:sz w:val="18"/>
+                          <w:szCs w:val="18"/>
+                        </w:rPr>
+                      </w:pPr>
+                      <w:r>
+                        <w:rPr>
+                          <w:rFonts w:ascii="Consolas" w:eastAsia="Times New Roman" w:hAnsi="Consolas" w:cs="Times New Roman"/>
+                          <w:color w:val="CCCCCC"/>
+                          <w:sz w:val="18"/>
+                          <w:szCs w:val="18"/>
+                        </w:rPr>
+                        <w:t xml:space="preserve">│           ├── </w:t>
+                      </w:r>
+                      <w:proofErr w:type="spellStart"/>
+                      <w:r>
+                        <w:rPr>
+                          <w:rFonts w:ascii="Consolas" w:eastAsia="Times New Roman" w:hAnsi="Consolas" w:cs="Times New Roman"/>
+                          <w:color w:val="CCCCCC"/>
+                          <w:sz w:val="18"/>
+                          <w:szCs w:val="18"/>
+                        </w:rPr>
+                        <w:t>guest_modal_bottom_</w:t>
+                      </w:r>
+                      <w:proofErr w:type="gramStart"/>
+                      <w:r>
+                        <w:rPr>
+                          <w:rFonts w:ascii="Consolas" w:eastAsia="Times New Roman" w:hAnsi="Consolas" w:cs="Times New Roman"/>
+                          <w:color w:val="CCCCCC"/>
+                          <w:sz w:val="18"/>
+                          <w:szCs w:val="18"/>
+                        </w:rPr>
+                        <w:t>sheet.dart</w:t>
+                      </w:r>
+                      <w:proofErr w:type="spellEnd"/>
+                      <w:proofErr w:type="gramEnd"/>
+                    </w:p>
+                    <w:p>
+                      <w:pPr>
+                        <w:shd w:val="clear" w:color="auto" w:fill="1F1F1F"/>
+                        <w:bidi w:val="0"/>
+                        <w:spacing w:after="0" w:line="240" w:lineRule="auto"/>
+                        <w:rPr>
+                          <w:rFonts w:ascii="Consolas" w:eastAsia="Times New Roman" w:hAnsi="Consolas" w:cs="Times New Roman"/>
+                          <w:color w:val="CCCCCC"/>
+                          <w:sz w:val="18"/>
+                          <w:szCs w:val="18"/>
+                        </w:rPr>
+                      </w:pPr>
+                      <w:r>
+                        <w:rPr>
+                          <w:rFonts w:ascii="Consolas" w:eastAsia="Times New Roman" w:hAnsi="Consolas" w:cs="Times New Roman"/>
+                          <w:color w:val="CCCCCC"/>
+                          <w:sz w:val="18"/>
+                          <w:szCs w:val="18"/>
+                        </w:rPr>
+                        <w:t xml:space="preserve">│           └── </w:t>
+                      </w:r>
+                      <w:proofErr w:type="spellStart"/>
+                      <w:r>
+                        <w:rPr>
+                          <w:rFonts w:ascii="Consolas" w:eastAsia="Times New Roman" w:hAnsi="Consolas" w:cs="Times New Roman"/>
+                          <w:color w:val="CCCCCC"/>
+                          <w:sz w:val="18"/>
+                          <w:szCs w:val="18"/>
+                        </w:rPr>
+                        <w:t>primary_</w:t>
+                      </w:r>
+                      <w:proofErr w:type="gramStart"/>
+                      <w:r>
+                        <w:rPr>
+                          <w:rFonts w:ascii="Consolas" w:eastAsia="Times New Roman" w:hAnsi="Consolas" w:cs="Times New Roman"/>
+                          <w:color w:val="CCCCCC"/>
+                          <w:sz w:val="18"/>
+                          <w:szCs w:val="18"/>
+                        </w:rPr>
+                        <w:t>button.dart</w:t>
+                      </w:r>
+                      <w:proofErr w:type="spellEnd"/>
+                      <w:proofErr w:type="gramEnd"/>
+                    </w:p>
+                    <w:p>
+                      <w:pPr>
+                        <w:shd w:val="clear" w:color="auto" w:fill="1F1F1F"/>
+                        <w:bidi w:val="0"/>
+                        <w:spacing w:after="0" w:line="240" w:lineRule="auto"/>
+                        <w:rPr>
+                          <w:rFonts w:ascii="Consolas" w:eastAsia="Times New Roman" w:hAnsi="Consolas" w:cs="Times New Roman"/>
+                          <w:color w:val="CCCCCC"/>
+                          <w:sz w:val="18"/>
+                          <w:szCs w:val="18"/>
+                        </w:rPr>
+                      </w:pPr>
+                      <w:r>
+                        <w:rPr>
+                          <w:rFonts w:ascii="Consolas" w:eastAsia="Times New Roman" w:hAnsi="Consolas" w:cs="Times New Roman"/>
+                          <w:color w:val="CCCCCC"/>
+                          <w:sz w:val="18"/>
+                          <w:szCs w:val="18"/>
+                        </w:rPr>
+                        <w:t xml:space="preserve">└── test/                                  # </w:t>
+                      </w:r>
+                      <w:r>
+                        <w:rPr>
+                          <w:rFonts w:ascii="Consolas" w:eastAsia="Times New Roman" w:hAnsi="Consolas" w:cs="Times New Roman"/>
+                          <w:color w:val="CCCCCC"/>
+                          <w:sz w:val="18"/>
+                          <w:szCs w:val="18"/>
+                          <w:rtl/>
+                        </w:rPr>
+                        <w:t>תיקיית בדיקות אוטומטיות מחוץ ל</w:t>
+                      </w:r>
+                      <w:r>
+                        <w:rPr>
+                          <w:rFonts w:ascii="Consolas" w:eastAsia="Times New Roman" w:hAnsi="Consolas" w:cs="Times New Roman"/>
+                          <w:color w:val="CCCCCC"/>
+                          <w:sz w:val="18"/>
+                          <w:szCs w:val="18"/>
+                        </w:rPr>
+                        <w:t>-lib</w:t>
+                      </w:r>
+                    </w:p>
+                    <w:p>
+                      <w:pPr>
+                        <w:shd w:val="clear" w:color="auto" w:fill="1F1F1F"/>
+                        <w:bidi w:val="0"/>
+                        <w:spacing w:after="0" w:line="240" w:lineRule="auto"/>
+                        <w:rPr>
+                          <w:rFonts w:ascii="Consolas" w:eastAsia="Times New Roman" w:hAnsi="Consolas" w:cs="Times New Roman"/>
+                          <w:color w:val="CCCCCC"/>
+                          <w:sz w:val="18"/>
+                          <w:szCs w:val="18"/>
+                        </w:rPr>
+                      </w:pPr>
+                      <w:r>
+                        <w:rPr>
+                          <w:rFonts w:ascii="Consolas" w:eastAsia="Times New Roman" w:hAnsi="Consolas" w:cs="Times New Roman"/>
+                          <w:color w:val="CCCCCC"/>
+                          <w:sz w:val="18"/>
+                          <w:szCs w:val="18"/>
+                        </w:rPr>
+                        <w:t xml:space="preserve">    ├── core/                              # </w:t>
+                      </w:r>
+                      <w:r>
+                        <w:rPr>
+                          <w:rFonts w:ascii="Consolas" w:eastAsia="Times New Roman" w:hAnsi="Consolas" w:cs="Times New Roman"/>
+                          <w:color w:val="CCCCCC"/>
+                          <w:sz w:val="18"/>
+                          <w:szCs w:val="18"/>
+                          <w:rtl/>
+                        </w:rPr>
+                        <w:t>בדיקות לתשתיות הליבה</w:t>
+                      </w:r>
+                    </w:p>
+                    <w:p>
+                      <w:pPr>
+                        <w:shd w:val="clear" w:color="auto" w:fill="1F1F1F"/>
+                        <w:bidi w:val="0"/>
+                        <w:spacing w:after="0" w:line="240" w:lineRule="auto"/>
+                        <w:rPr>
+                          <w:rFonts w:ascii="Consolas" w:eastAsia="Times New Roman" w:hAnsi="Consolas" w:cs="Times New Roman"/>
+                          <w:color w:val="CCCCCC"/>
+                          <w:sz w:val="18"/>
+                          <w:szCs w:val="18"/>
+                        </w:rPr>
+                      </w:pPr>
+                      <w:r>
+                        <w:rPr>
+                          <w:rFonts w:ascii="Consolas" w:eastAsia="Times New Roman" w:hAnsi="Consolas" w:cs="Times New Roman"/>
+                          <w:color w:val="CCCCCC"/>
+                          <w:sz w:val="18"/>
+                          <w:szCs w:val="18"/>
+                        </w:rPr>
+                        <w:t>    └── features/</w:t>
+                      </w:r>
+                    </w:p>
+                    <w:p>
+                      <w:pPr>
+                        <w:shd w:val="clear" w:color="auto" w:fill="1F1F1F"/>
+                        <w:bidi w:val="0"/>
+                        <w:spacing w:after="0" w:line="240" w:lineRule="auto"/>
+                        <w:rPr>
+                          <w:rFonts w:ascii="Consolas" w:eastAsia="Times New Roman" w:hAnsi="Consolas" w:cs="Times New Roman"/>
+                          <w:color w:val="CCCCCC"/>
+                          <w:sz w:val="18"/>
+                          <w:szCs w:val="18"/>
+                        </w:rPr>
+                      </w:pPr>
+                      <w:r>
+                        <w:rPr>
+                          <w:rFonts w:ascii="Consolas" w:eastAsia="Times New Roman" w:hAnsi="Consolas" w:cs="Times New Roman"/>
+                          <w:color w:val="CCCCCC"/>
+                          <w:sz w:val="18"/>
+                          <w:szCs w:val="18"/>
+                        </w:rPr>
+                        <w:t xml:space="preserve">        └── auth/                          # </w:t>
+                      </w:r>
+                      <w:r>
+                        <w:rPr>
+                          <w:rFonts w:ascii="Consolas" w:eastAsia="Times New Roman" w:hAnsi="Consolas" w:cs="Times New Roman"/>
+                          <w:color w:val="CCCCCC"/>
+                          <w:sz w:val="18"/>
+                          <w:szCs w:val="18"/>
+                          <w:rtl/>
+                        </w:rPr>
+                        <w:t>בדיקות המשקפות את מבנה הפיצ'רים</w:t>
+                      </w:r>
+                    </w:p>
+                    <w:p>
+                      <w:pPr>
+                        <w:shd w:val="clear" w:color="auto" w:fill="1F1F1F"/>
+                        <w:bidi w:val="0"/>
+                        <w:spacing w:after="0" w:line="240" w:lineRule="auto"/>
+                        <w:rPr>
+                          <w:rFonts w:ascii="Consolas" w:eastAsia="Times New Roman" w:hAnsi="Consolas" w:cs="Times New Roman"/>
+                          <w:color w:val="CCCCCC"/>
+                          <w:sz w:val="18"/>
+                          <w:szCs w:val="18"/>
+                        </w:rPr>
+                      </w:pPr>
+                      <w:r>
+                        <w:rPr>
+                          <w:rFonts w:ascii="Consolas" w:eastAsia="Times New Roman" w:hAnsi="Consolas" w:cs="Times New Roman"/>
+                          <w:color w:val="CCCCCC"/>
+                          <w:sz w:val="18"/>
+                          <w:szCs w:val="18"/>
+                        </w:rPr>
+                        <w:t>            ├── data/</w:t>
+                      </w:r>
+                    </w:p>
+                    <w:p>
+                      <w:pPr>
+                        <w:shd w:val="clear" w:color="auto" w:fill="1F1F1F"/>
+                        <w:bidi w:val="0"/>
+                        <w:spacing w:after="0" w:line="240" w:lineRule="auto"/>
+                        <w:rPr>
+                          <w:rFonts w:ascii="Consolas" w:eastAsia="Times New Roman" w:hAnsi="Consolas" w:cs="Times New Roman"/>
+                          <w:color w:val="CCCCCC"/>
+                          <w:sz w:val="18"/>
+                          <w:szCs w:val="18"/>
+                        </w:rPr>
+                      </w:pPr>
+                      <w:r>
+                        <w:rPr>
+                          <w:rFonts w:ascii="Consolas" w:eastAsia="Times New Roman" w:hAnsi="Consolas" w:cs="Times New Roman"/>
+                          <w:color w:val="CCCCCC"/>
+                          <w:sz w:val="18"/>
+                          <w:szCs w:val="18"/>
+                        </w:rPr>
+                        <w:t xml:space="preserve">            │   └── </w:t>
+                      </w:r>
+                      <w:proofErr w:type="spellStart"/>
+                      <w:r>
+                        <w:rPr>
+                          <w:rFonts w:ascii="Consolas" w:eastAsia="Times New Roman" w:hAnsi="Consolas" w:cs="Times New Roman"/>
+                          <w:color w:val="CCCCCC"/>
+                          <w:sz w:val="18"/>
+                          <w:szCs w:val="18"/>
+                        </w:rPr>
+                        <w:t>auth_repository_</w:t>
+                      </w:r>
+                      <w:proofErr w:type="gramStart"/>
+                      <w:r>
+                        <w:rPr>
+                          <w:rFonts w:ascii="Consolas" w:eastAsia="Times New Roman" w:hAnsi="Consolas" w:cs="Times New Roman"/>
+                          <w:color w:val="CCCCCC"/>
+                          <w:sz w:val="18"/>
+                          <w:szCs w:val="18"/>
+                        </w:rPr>
+                        <w:t>test.dart</w:t>
+                      </w:r>
+                      <w:proofErr w:type="spellEnd"/>
+                      <w:proofErr w:type="gramEnd"/>
+                    </w:p>
+                    <w:p>
+                      <w:pPr>
+                        <w:shd w:val="clear" w:color="auto" w:fill="1F1F1F"/>
+                        <w:bidi w:val="0"/>
+                        <w:spacing w:after="0" w:line="240" w:lineRule="auto"/>
+                        <w:rPr>
+                          <w:rFonts w:ascii="Consolas" w:eastAsia="Times New Roman" w:hAnsi="Consolas" w:cs="Times New Roman"/>
+                          <w:color w:val="CCCCCC"/>
+                          <w:sz w:val="18"/>
+                          <w:szCs w:val="18"/>
+                        </w:rPr>
+                      </w:pPr>
+                      <w:r>
+                        <w:rPr>
+                          <w:rFonts w:ascii="Consolas" w:eastAsia="Times New Roman" w:hAnsi="Consolas" w:cs="Times New Roman"/>
+                          <w:color w:val="CCCCCC"/>
+                          <w:sz w:val="18"/>
+                          <w:szCs w:val="18"/>
+                        </w:rPr>
+                        <w:t>            └── providers/</w:t>
+                      </w:r>
+                    </w:p>
+                    <w:p>
+                      <w:pPr>
+                        <w:shd w:val="clear" w:color="auto" w:fill="1F1F1F"/>
+                        <w:bidi w:val="0"/>
+                        <w:spacing w:after="0" w:line="240" w:lineRule="auto"/>
+                        <w:rPr>
+                          <w:rFonts w:ascii="Consolas" w:eastAsia="Times New Roman" w:hAnsi="Consolas" w:cs="Times New Roman"/>
+                          <w:color w:val="CCCCCC"/>
+                          <w:sz w:val="18"/>
+                          <w:szCs w:val="18"/>
+                        </w:rPr>
+                      </w:pPr>
+                      <w:r>
+                        <w:rPr>
+                          <w:rFonts w:ascii="Consolas" w:eastAsia="Times New Roman" w:hAnsi="Consolas" w:cs="Times New Roman"/>
+                          <w:color w:val="CCCCCC"/>
+                          <w:sz w:val="18"/>
+                          <w:szCs w:val="18"/>
+                        </w:rPr>
+                        <w:t xml:space="preserve">                └── </w:t>
+                      </w:r>
+                      <w:proofErr w:type="spellStart"/>
+                      <w:r>
+                        <w:rPr>
+                          <w:rFonts w:ascii="Consolas" w:eastAsia="Times New Roman" w:hAnsi="Consolas" w:cs="Times New Roman"/>
+                          <w:color w:val="CCCCCC"/>
+                          <w:sz w:val="18"/>
+                          <w:szCs w:val="18"/>
+                        </w:rPr>
+                        <w:t>auth_provider_</w:t>
+                      </w:r>
+                      <w:proofErr w:type="gramStart"/>
+                      <w:r>
+                        <w:rPr>
+                          <w:rFonts w:ascii="Consolas" w:eastAsia="Times New Roman" w:hAnsi="Consolas" w:cs="Times New Roman"/>
+                          <w:color w:val="CCCCCC"/>
+                          <w:sz w:val="18"/>
+                          <w:szCs w:val="18"/>
+                        </w:rPr>
+                        <w:t>test.dart</w:t>
+                      </w:r>
+                      <w:proofErr w:type="spellEnd"/>
+                      <w:proofErr w:type="gramEnd"/>
+                    </w:p>
+                    <w:p>
+                      <w:pPr>
+                        <w:spacing w:line="240" w:lineRule="auto"/>
+                        <w:rPr>
+                          <w:sz w:val="18"/>
+                          <w:szCs w:val="18"/>
+                        </w:rPr>
+                      </w:pPr>
+                    </w:p>
+                  </w:txbxContent>
+                </v:textbox>
+                <w10:wrap type="tight" anchorx="margin"/>
+              </v:shape>
+            </w:pict>
+          </mc:Fallback>
+        </mc:AlternateContent>
+      </w:r>
+    </w:p>
+    <w:p>
+      <w:pPr>
+        <w:rPr>
+          <w:rFonts w:hint="cs"/>
+          <w:rtl/>
+        </w:rPr>
+      </w:pPr>
+    </w:p>
+    <w:p>
+      <w:pPr>
+        <w:rPr>
+          <w:rtl/>
+        </w:rPr>
+      </w:pPr>
+    </w:p>
+    <w:p>
+      <w:pPr>
+        <w:rPr>
+          <w:rtl/>
+        </w:rPr>
+      </w:pPr>
+    </w:p>
+    <w:p>
+      <w:pPr>
+        <w:rPr>
+          <w:rtl/>
+        </w:rPr>
+      </w:pPr>
+    </w:p>
+    <w:p>
+      <w:pPr>
+        <w:rPr>
+          <w:rtl/>
+        </w:rPr>
+      </w:pPr>
+    </w:p>
+    <w:p>
+      <w:pPr>
+        <w:rPr>
+          <w:rtl/>
+        </w:rPr>
+      </w:pPr>
+    </w:p>
+    <w:p>
+      <w:pPr>
+        <w:rPr>
+          <w:rtl/>
+        </w:rPr>
+      </w:pPr>
+    </w:p>
+    <w:p>
+      <w:pPr>
+        <w:rPr>
+          <w:rtl/>
+        </w:rPr>
+      </w:pPr>
+    </w:p>
+    <w:p>
+      <w:pPr>
+        <w:rPr>
+          <w:rtl/>
+        </w:rPr>
+      </w:pPr>
+    </w:p>
+    <w:p>
+      <w:pPr>
+        <w:rPr>
+          <w:rtl/>
+        </w:rPr>
+      </w:pPr>
+    </w:p>
+    <w:p>
+      <w:pPr>
+        <w:rPr>
+          <w:rtl/>
+        </w:rPr>
+      </w:pPr>
+    </w:p>
+    <w:p>
+      <w:pPr>
+        <w:rPr>
+          <w:rtl/>
+        </w:rPr>
+      </w:pPr>
+    </w:p>
+    <w:p>
+      <w:pPr>
+        <w:rPr>
+          <w:rtl/>
+        </w:rPr>
+      </w:pPr>
+    </w:p>
+    <w:p>
+      <w:pPr>
+        <w:rPr>
+          <w:rtl/>
+        </w:rPr>
+      </w:pPr>
+    </w:p>
+    <w:p>
+      <w:pPr>
+        <w:rPr>
+          <w:rtl/>
+        </w:rPr>
+      </w:pPr>
+    </w:p>
+    <w:p>
+      <w:pPr>
+        <w:rPr>
+          <w:rtl/>
+        </w:rPr>
+      </w:pPr>
+    </w:p>
+    <w:p>
+      <w:pPr>
+        <w:rPr>
+          <w:rtl/>
+        </w:rPr>
+      </w:pPr>
+    </w:p>
+    <w:p>
+      <w:pPr>
+        <w:rPr>
+          <w:rtl/>
+        </w:rPr>
+      </w:pPr>
+    </w:p>
+    <w:p>
+      <w:pPr>
+        <w:rPr>
+          <w:rFonts w:hint="cs"/>
+          <w:rtl/>
+        </w:rPr>
+      </w:pPr>
+    </w:p>
+    <w:p>
+      <w:pPr>
+        <w:rPr>
+          <w:rtl/>
+        </w:rPr>
+      </w:pPr>
+    </w:p>
+    <w:p>
+      <w:pPr>
+        <w:rPr>
+          <w:rtl/>
+        </w:rPr>
+      </w:pPr>
+    </w:p>
+    <w:p>
+      <w:pPr>
+        <w:rPr>
+          <w:rtl/>
+        </w:rPr>
+      </w:pPr>
+    </w:p>
+    <w:p>
+      <w:pPr>
+        <w:rPr>
+          <w:rtl/>
+        </w:rPr>
+      </w:pPr>
+    </w:p>
+    <w:p>
+      <w:pPr>
+        <w:rPr>
+          <w:rFonts w:hint="cs"/>
+          <w:rtl/>
+        </w:rPr>
+      </w:pPr>
+    </w:p>
+    <w:p>
+      <w:pPr>
+        <w:rPr>
+          <w:rtl/>
+        </w:rPr>
+      </w:pPr>
+    </w:p>
+    <w:p>
+      <w:pPr>
+        <w:rPr>
+          <w:rFonts w:hint="cs"/>
+          <w:rtl/>
+        </w:rPr>
+      </w:pPr>
+    </w:p>
+    <w:p>
+      <w:pPr>
+        <w:rPr>
+          <w:rFonts w:hint="cs"/>
+          <w:rtl/>
+        </w:rPr>
+      </w:pPr>
+    </w:p>
+    <w:p>
+      <w:pPr>
+        <w:rPr>
+          <w:rtl/>
+        </w:rPr>
+      </w:pPr>
+    </w:p>
+    <w:p>
+      <w:pPr>
+        <w:rPr>
+          <w:rtl/>
+        </w:rPr>
+      </w:pPr>
+    </w:p>
+    <w:p>
+      <w:pPr>
+        <w:rPr>
+          <w:rFonts w:hint="cs"/>
+          <w:rtl/>
+        </w:rPr>
+      </w:pPr>
+    </w:p>
+    <w:p>
+      <w:pPr>
+        <w:rPr>
+          <w:rtl/>
+        </w:rPr>
+      </w:pPr>
+    </w:p>
+    <w:p>
+      <w:pPr>
+        <w:rPr>
+          <w:rtl/>
+        </w:rPr>
+      </w:pPr>
+    </w:p>
+    <w:p>
+      <w:pPr>
+        <w:rPr>
+          <w:rtl/>
+        </w:rPr>
+      </w:pPr>
+    </w:p>
+    <w:p>
+      <w:pPr>
+        <w:rPr>
+          <w:rtl/>
+        </w:rPr>
+      </w:pPr>
+    </w:p>
+    <w:p>
+      <w:pPr>
+        <w:rPr>
+          <w:rtl/>
+        </w:rPr>
+      </w:pPr>
+    </w:p>
+    <w:p>
+      <w:pPr>
+        <w:rPr>
+          <w:rtl/>
+        </w:rPr>
+      </w:pPr>
+    </w:p>
+    <w:p>
+      <w:pPr>
+        <w:rPr>
+          <w:rtl/>
+        </w:rPr>
+      </w:pPr>
+    </w:p>
+    <w:p>
+      <w:pPr>
+        <w:rPr>
+          <w:rtl/>
+        </w:rPr>
+      </w:pPr>
+    </w:p>
+    <w:p>
+      <w:pPr>
+        <w:rPr>
+          <w:rtl/>
+        </w:rPr>
+      </w:pPr>
+    </w:p>
+    <w:p>
+      <w:pPr>
+        <w:rPr>
+          <w:rtl/>
+        </w:rPr>
+      </w:pPr>
+    </w:p>
+    <w:p>
+      <w:pPr>
+        <w:rPr>
+          <w:rtl/>
+        </w:rPr>
+      </w:pPr>
+    </w:p>
+    <w:p>
+      <w:pPr>
+        <w:rPr>
+          <w:rtl/>
+        </w:rPr>
+      </w:pPr>
+    </w:p>
+    <w:p>
+      <w:pPr>
+        <w:rPr>
+          <w:rtl/>
+        </w:rPr>
+      </w:pPr>
+    </w:p>
+    <w:p>
+      <w:pPr>
+        <w:rPr>
+          <w:rtl/>
+        </w:rPr>
+      </w:pPr>
+    </w:p>
+    <w:p>
+      <w:pPr>
+        <w:rPr>
+          <w:rtl/>
+        </w:rPr>
+      </w:pPr>
+    </w:p>
+    <w:p>
+      <w:pPr>
+        <w:rPr>
+          <w:rtl/>
+        </w:rPr>
+      </w:pPr>
+    </w:p>
+    <w:p>
+      <w:pPr>
+        <w:rPr>
+          <w:rtl/>
+        </w:rPr>
+      </w:pPr>
+    </w:p>
+    <w:p>
+      <w:pPr>
+        <w:rPr>
+          <w:rtl/>
+        </w:rPr>
+      </w:pPr>
+    </w:p>
+    <w:p>
+      <w:pPr>
+        <w:rPr>
+          <w:rtl/>
+        </w:rPr>
+      </w:pPr>
+    </w:p>
+    <w:p>
+      <w:pPr>
+        <w:rPr>
+          <w:rtl/>
+        </w:rPr>
+      </w:pPr>
+    </w:p>
+    <w:p>
+      <w:pPr>
+        <w:rPr>
+          <w:rtl/>
+        </w:rPr>
+      </w:pPr>
+    </w:p>
+    <w:p>
+      <w:pPr>
+        <w:rPr>
+          <w:rtl/>
+        </w:rPr>
+      </w:pPr>
+    </w:p>
+    <w:p>
+      <w:pPr>
+        <w:rPr>
+          <w:rtl/>
+        </w:rPr>
+      </w:pPr>
+    </w:p>
+    <w:p>
+      <w:pPr>
+        <w:rPr>
+          <w:rFonts w:hint="cs"/>
           <w:rtl/>
         </w:rPr>
       </w:pPr>
@@ -1645,11 +7530,7 @@
         <w:t>מה שימנע קריסות פתאומיות</w:t>
       </w:r>
       <w:r>
-        <w:t xml:space="preserve"> </w:t>
-      </w:r>
-      <w:r>
-        <w:lastRenderedPageBreak/>
-        <w:t xml:space="preserve">(Null Pointer Exceptions) </w:t>
+        <w:t xml:space="preserve"> (Null Pointer Exceptions) </w:t>
       </w:r>
       <w:r>
         <w:rPr>
@@ -1725,6 +7606,7 @@
           <w:b/>
           <w:bCs/>
         </w:rPr>
+        <w:lastRenderedPageBreak/>
         <w:t>auth_</w:t>
       </w:r>
       <w:proofErr w:type="gramStart"/>
@@ -2323,6 +8205,7 @@
         <w:rPr>
           <w:rtl/>
         </w:rPr>
+        <w:lastRenderedPageBreak/>
         <w:t>שלב 3: תשתיות ליבה ורכיבים משותפים</w:t>
       </w:r>
       <w:r>
@@ -3138,7 +9021,6 @@
         <w:pStyle w:val="NormalWeb"/>
         <w:bidi/>
         <w:rPr>
-          <w:rFonts w:hint="cs"/>
           <w:rtl/>
         </w:rPr>
       </w:pPr>
@@ -3296,7 +9178,6 @@
           <w:b/>
           <w:bCs/>
         </w:rPr>
-        <w:lastRenderedPageBreak/>
         <w:t>l10n/</w:t>
       </w:r>
       <w:r>
@@ -3367,7 +9248,14 @@
         <w:rPr>
           <w:rtl/>
         </w:rPr>
-        <w:t xml:space="preserve"> הוא לא לכתוב מחרוזות טקסט קשיחות</w:t>
+        <w:t xml:space="preserve"> הוא לא לכתוב </w:t>
+      </w:r>
+      <w:r>
+        <w:rPr>
+          <w:rtl/>
+        </w:rPr>
+        <w:lastRenderedPageBreak/>
+        <w:t>מחרוזות טקסט קשיחות</w:t>
       </w:r>
       <w:r>
         <w:t xml:space="preserve"> (Hardcoded) </w:t>
